--- a/docs/ke-hoach-sprint-3-hoan-thanh.docx
+++ b/docs/ke-hoach-sprint-3-hoan-thanh.docx
@@ -5,183 +5,112 @@
     <w:p>
       <w:pPr>
         <w:pStyle w:val="Title"/>
-        <w:spacing w:after="40" w:line="240" w:lineRule="auto"/>
         <w:jc w:val="left"/>
       </w:pPr>
       <w:r>
-        <w:rPr>
-          <w:rFonts w:ascii="Aptos" w:hAnsi="Aptos"/>
-          <w:b/>
-          <w:color w:val="000000"/>
-          <w:sz w:val="48"/>
-        </w:rPr>
-        <w:t>Kế hoạch Sprint 3</w:t>
+        <w:t>Kế hoạch Sprint 3 hoàn thành</w:t>
       </w:r>
     </w:p>
     <w:p>
       <w:pPr>
-        <w:spacing w:after="240" w:line="259" w:lineRule="auto"/>
+        <w:spacing w:after="60"/>
       </w:pPr>
       <w:r>
         <w:rPr>
-          <w:rFonts w:ascii="Aptos" w:hAnsi="Aptos"/>
-          <w:b w:val="0"/>
-          <w:color w:val="40566F"/>
+          <w:b/>
           <w:sz w:val="24"/>
         </w:rPr>
         <w:t>Quản trị dữ liệu và vận hành cổng dịch vụ sinh viên</w:t>
       </w:r>
     </w:p>
     <w:p>
-      <w:pPr>
-        <w:spacing w:after="60" w:line="259" w:lineRule="auto"/>
-      </w:pPr>
       <w:r>
-        <w:rPr>
-          <w:rFonts w:ascii="Arial" w:hAnsi="Arial"/>
-        </w:rPr>
-        <w:t>Ngày hoàn thành: 09/09/2026</w:t>
+        <w:t>Ngày chốt lại: 10/09/2026</w:t>
+      </w:r>
+    </w:p>
+    <w:p>
+      <w:r>
+        <w:t>Phạm vi nghiệm thu: môi trường local và PostgreSQL test</w:t>
       </w:r>
     </w:p>
     <w:p>
       <w:pPr>
-        <w:spacing w:after="60" w:line="259" w:lineRule="auto"/>
+        <w:spacing w:before="140"/>
       </w:pPr>
       <w:r>
         <w:rPr>
-          <w:rFonts w:ascii="Arial" w:hAnsi="Arial"/>
+          <w:b/>
         </w:rPr>
-        <w:t>Phạm vi nghiệm thu: Môi trường local; chưa mở production</w:t>
+        <w:t xml:space="preserve">Kết luận điều hành: </w:t>
       </w:r>
-    </w:p>
-    <w:p>
-      <w:pPr>
-        <w:spacing w:after="60" w:line="259" w:lineRule="auto"/>
-      </w:pPr>
       <w:r>
-        <w:rPr>
-          <w:rFonts w:ascii="Arial" w:hAnsi="Arial"/>
-        </w:rPr>
-        <w:t>Kết luận điều hành: Sprint 3 đã hoàn thành và được nghiệm thu trên môi trường local. Các hạng mục hardening P0 của luồng import được chuyển sang backlog bắt buộc trước khi triển khai production.</w:t>
+        <w:t>Sprint 3 đã hoàn thành sau đợt hardening cuối của luồng import. Các rủi ro P0 về multi-instance, event loop, RAM upload và XLSX zip-bomb đã được xử lý và kiểm chứng. Kết luận này chưa đồng nghĩa hệ thống đã được phép mở production; production readiness cho backup, monitoring và hạ tầng vận hành là một cổng riêng.</w:t>
       </w:r>
     </w:p>
     <w:p>
       <w:pPr>
         <w:pStyle w:val="Heading1"/>
-        <w:spacing w:after="140" w:line="259" w:lineRule="auto"/>
       </w:pPr>
       <w:r>
-        <w:rPr>
-          <w:rFonts w:ascii="Aptos" w:hAnsi="Aptos"/>
-          <w:b/>
-          <w:color w:val="000000"/>
-          <w:sz w:val="32"/>
-        </w:rPr>
-        <w:t>1 Mục tiêu Sprint 3</w:t>
+        <w:t>1 Mục tiêu và phạm vi</w:t>
       </w:r>
     </w:p>
     <w:p>
-      <w:pPr>
-        <w:spacing w:after="120" w:line="259" w:lineRule="auto"/>
-      </w:pPr>
       <w:r>
-        <w:rPr>
-          <w:rFonts w:ascii="Aptos" w:hAnsi="Aptos"/>
-          <w:b w:val="0"/>
-          <w:color w:val="000000"/>
-          <w:sz w:val="21"/>
-        </w:rPr>
-        <w:t>Sprint 3 tập trung hoàn thiện nền tảng quản trị dữ liệu và quyền cho cổng dịch vụ sinh viên. Mục tiêu không chỉ là thêm màn hình admin, mà là bảo đảm mỗi thao tác có quyền, phạm vi dữ liệu, transaction, audit và trạng thái lỗi đủ rõ để vận hành.</w:t>
+        <w:t>Sprint 3 hoàn thiện nền tảng quản trị dữ liệu và quyền cho cổng dịch vụ sinh viên. Mỗi thao tác quan trọng phải có permission, data scope, transaction, audit và trạng thái lỗi đủ rõ để vận hành. Đợt bổ sung cuối tập trung biến import thành workload bất đồng bộ có thể hoạt động an toàn khi API chạy nhiều instance.</w:t>
       </w:r>
     </w:p>
     <w:p>
       <w:pPr>
         <w:pStyle w:val="ListBullet"/>
-        <w:spacing w:after="40" w:line="259" w:lineRule="auto"/>
+        <w:spacing w:after="60"/>
       </w:pPr>
       <w:r>
-        <w:rPr>
-          <w:rFonts w:ascii="Aptos" w:hAnsi="Aptos"/>
-          <w:b w:val="0"/>
-          <w:color w:val="000000"/>
-          <w:sz w:val="21"/>
-        </w:rPr>
         <w:t>Quản trị permission, role và scope theo đúng thẩm quyền.</w:t>
       </w:r>
     </w:p>
     <w:p>
       <w:pPr>
         <w:pStyle w:val="ListBullet"/>
-        <w:spacing w:after="40" w:line="259" w:lineRule="auto"/>
+        <w:spacing w:after="60"/>
       </w:pPr>
       <w:r>
-        <w:rPr>
-          <w:rFonts w:ascii="Aptos" w:hAnsi="Aptos"/>
-          <w:b w:val="0"/>
-          <w:color w:val="000000"/>
-          <w:sz w:val="21"/>
-        </w:rPr>
-        <w:t>Quản lý khoa, lớp, cố vấn và đơn vị hành chính.</w:t>
+        <w:t>Quản lý khoa, lớp, cố vấn, đơn vị hành chính và hồ sơ sinh viên.</w:t>
       </w:r>
     </w:p>
     <w:p>
       <w:pPr>
         <w:pStyle w:val="ListBullet"/>
-        <w:spacing w:after="40" w:line="259" w:lineRule="auto"/>
+        <w:spacing w:after="60"/>
       </w:pPr>
       <w:r>
-        <w:rPr>
-          <w:rFonts w:ascii="Aptos" w:hAnsi="Aptos"/>
-          <w:b w:val="0"/>
-          <w:color w:val="000000"/>
-          <w:sz w:val="21"/>
-        </w:rPr>
         <w:t>Import và export sinh viên có preview, xử lý trùng, transaction và audit.</w:t>
       </w:r>
     </w:p>
     <w:p>
       <w:pPr>
         <w:pStyle w:val="ListBullet"/>
-        <w:spacing w:after="40" w:line="259" w:lineRule="auto"/>
+        <w:spacing w:after="60"/>
       </w:pPr>
       <w:r>
-        <w:rPr>
-          <w:rFonts w:ascii="Aptos" w:hAnsi="Aptos"/>
-          <w:b w:val="0"/>
-          <w:color w:val="000000"/>
-          <w:sz w:val="21"/>
-        </w:rPr>
-        <w:t>Gửi lời mời hàng loạt qua job queue và theo dõi audit log.</w:t>
+        <w:t>Gửi lời mời kích hoạt qua job queue và theo dõi audit log.</w:t>
       </w:r>
     </w:p>
     <w:p>
       <w:pPr>
         <w:pStyle w:val="ListBullet"/>
-        <w:spacing w:after="40" w:line="259" w:lineRule="auto"/>
+        <w:spacing w:after="60"/>
       </w:pPr>
       <w:r>
-        <w:rPr>
-          <w:rFonts w:ascii="Aptos" w:hAnsi="Aptos"/>
-          <w:b w:val="0"/>
-          <w:color w:val="000000"/>
-          <w:sz w:val="21"/>
-        </w:rPr>
-        <w:t>Chuẩn bị nền tảng đủ an toàn để tách workload import khỏi API trước production.</w:t>
+        <w:t>Cách ly parse CSV/XLSX khỏi API và dùng PostgreSQL làm kho dùng chung.</w:t>
       </w:r>
     </w:p>
     <w:p>
       <w:pPr>
         <w:pStyle w:val="Heading1"/>
-        <w:spacing w:after="140" w:line="259" w:lineRule="auto"/>
       </w:pPr>
       <w:r>
-        <w:rPr>
-          <w:rFonts w:ascii="Aptos" w:hAnsi="Aptos"/>
-          <w:b/>
-          <w:color w:val="000000"/>
-          <w:sz w:val="32"/>
-        </w:rPr>
-        <w:t>2 Bảng trạng thái Sprint 3</w:t>
+        <w:t>2 Trạng thái các increment</w:t>
       </w:r>
     </w:p>
     <w:tbl>
@@ -190,49 +119,47 @@
         <w:jc w:val="center"/>
         <w:tblLayout w:type="fixed"/>
         <w:tblLook w:firstColumn="1" w:firstRow="1" w:lastColumn="0" w:lastRow="0" w:noHBand="0" w:noVBand="1" w:val="04A0"/>
+        <w:tblBorders>
+          <w:top w:val="single" w:sz="4" w:color="D9D9D9"/>
+          <w:left w:val="single" w:sz="4" w:color="D9D9D9"/>
+          <w:bottom w:val="single" w:sz="4" w:color="D9D9D9"/>
+          <w:right w:val="single" w:sz="4" w:color="D9D9D9"/>
+          <w:insideH w:val="single" w:sz="4" w:color="D9D9D9"/>
+          <w:insideV w:val="single" w:sz="4" w:color="D9D9D9"/>
+        </w:tblBorders>
       </w:tblPr>
       <w:tblGrid>
-        <w:gridCol w:w="3408"/>
-        <w:gridCol w:w="3408"/>
-        <w:gridCol w:w="3408"/>
+        <w:gridCol w:w="3331"/>
+        <w:gridCol w:w="3331"/>
+        <w:gridCol w:w="3331"/>
       </w:tblGrid>
       <w:tr>
         <w:trPr>
-          <w:tblHeader/>
+          <w:tblHeader w:val="true"/>
           <w:cantSplit/>
-          <w:tblHeader w:val="true"/>
         </w:trPr>
         <w:tc>
           <w:tcPr>
             <w:tcW w:type="dxa" w:w="2088"/>
+            <w:vAlign w:val="center"/>
             <w:shd w:fill="17365D"/>
-            <w:tcBorders>
-              <w:top w:val="single" w:sz="6" w:space="0" w:color="D9D9D9"/>
-              <w:left w:val="single" w:sz="6" w:space="0" w:color="D9D9D9"/>
-              <w:bottom w:val="single" w:sz="6" w:space="0" w:color="D9D9D9"/>
-              <w:right w:val="single" w:sz="6" w:space="0" w:color="D9D9D9"/>
-              <w:insideH w:val="single" w:sz="6" w:space="0" w:color="D9D9D9"/>
-              <w:insideV w:val="single" w:sz="6" w:space="0" w:color="D9D9D9"/>
-            </w:tcBorders>
             <w:tcMar>
-              <w:top w:w="90" w:type="dxa"/>
-              <w:start w:w="110" w:type="dxa"/>
-              <w:bottom w:w="90" w:type="dxa"/>
-              <w:end w:w="110" w:type="dxa"/>
+              <w:top w:w="100" w:type="dxa"/>
+              <w:start w:w="120" w:type="dxa"/>
+              <w:bottom w:w="100" w:type="dxa"/>
+              <w:end w:w="120" w:type="dxa"/>
             </w:tcMar>
-            <w:vAlign w:val="center"/>
           </w:tcPr>
           <w:p>
             <w:pPr>
-              <w:spacing w:after="0" w:before="0"/>
+              <w:spacing w:after="0"/>
               <w:jc w:val="center"/>
             </w:pPr>
             <w:r>
               <w:rPr>
-                <w:rFonts w:ascii="Arial" w:hAnsi="Arial"/>
                 <w:b/>
+                <w:color w:val="FFFFFF"/>
                 <w:sz w:val="19"/>
-                <w:color w:val="FFFFFF"/>
               </w:rPr>
               <w:t>Increment</w:t>
             </w:r>
@@ -241,34 +168,25 @@
         <w:tc>
           <w:tcPr>
             <w:tcW w:type="dxa" w:w="5904"/>
+            <w:vAlign w:val="center"/>
             <w:shd w:fill="17365D"/>
-            <w:tcBorders>
-              <w:top w:val="single" w:sz="6" w:space="0" w:color="D9D9D9"/>
-              <w:left w:val="single" w:sz="6" w:space="0" w:color="D9D9D9"/>
-              <w:bottom w:val="single" w:sz="6" w:space="0" w:color="D9D9D9"/>
-              <w:right w:val="single" w:sz="6" w:space="0" w:color="D9D9D9"/>
-              <w:insideH w:val="single" w:sz="6" w:space="0" w:color="D9D9D9"/>
-              <w:insideV w:val="single" w:sz="6" w:space="0" w:color="D9D9D9"/>
-            </w:tcBorders>
             <w:tcMar>
-              <w:top w:w="90" w:type="dxa"/>
-              <w:start w:w="110" w:type="dxa"/>
-              <w:bottom w:w="90" w:type="dxa"/>
-              <w:end w:w="110" w:type="dxa"/>
+              <w:top w:w="100" w:type="dxa"/>
+              <w:start w:w="120" w:type="dxa"/>
+              <w:bottom w:w="100" w:type="dxa"/>
+              <w:end w:w="120" w:type="dxa"/>
             </w:tcMar>
-            <w:vAlign w:val="center"/>
           </w:tcPr>
           <w:p>
             <w:pPr>
-              <w:spacing w:after="0" w:before="0"/>
-              <w:jc w:val="left"/>
+              <w:spacing w:after="0"/>
+              <w:jc w:val="center"/>
             </w:pPr>
             <w:r>
               <w:rPr>
-                <w:rFonts w:ascii="Arial" w:hAnsi="Arial"/>
                 <w:b/>
+                <w:color w:val="FFFFFF"/>
                 <w:sz w:val="19"/>
-                <w:color w:val="FFFFFF"/>
               </w:rPr>
               <w:t>Phạm vi</w:t>
             </w:r>
@@ -276,35 +194,26 @@
         </w:tc>
         <w:tc>
           <w:tcPr>
-            <w:tcW w:type="dxa" w:w="2088"/>
+            <w:tcW w:type="dxa" w:w="1728"/>
+            <w:vAlign w:val="center"/>
             <w:shd w:fill="17365D"/>
-            <w:tcBorders>
-              <w:top w:val="single" w:sz="6" w:space="0" w:color="D9D9D9"/>
-              <w:left w:val="single" w:sz="6" w:space="0" w:color="D9D9D9"/>
-              <w:bottom w:val="single" w:sz="6" w:space="0" w:color="D9D9D9"/>
-              <w:right w:val="single" w:sz="6" w:space="0" w:color="D9D9D9"/>
-              <w:insideH w:val="single" w:sz="6" w:space="0" w:color="D9D9D9"/>
-              <w:insideV w:val="single" w:sz="6" w:space="0" w:color="D9D9D9"/>
-            </w:tcBorders>
             <w:tcMar>
-              <w:top w:w="90" w:type="dxa"/>
-              <w:start w:w="110" w:type="dxa"/>
-              <w:bottom w:w="90" w:type="dxa"/>
-              <w:end w:w="110" w:type="dxa"/>
+              <w:top w:w="100" w:type="dxa"/>
+              <w:start w:w="120" w:type="dxa"/>
+              <w:bottom w:w="100" w:type="dxa"/>
+              <w:end w:w="120" w:type="dxa"/>
             </w:tcMar>
-            <w:vAlign w:val="center"/>
           </w:tcPr>
           <w:p>
             <w:pPr>
-              <w:spacing w:after="0" w:before="0"/>
+              <w:spacing w:after="0"/>
               <w:jc w:val="center"/>
             </w:pPr>
             <w:r>
               <w:rPr>
-                <w:rFonts w:ascii="Arial" w:hAnsi="Arial"/>
                 <w:b/>
+                <w:color w:val="FFFFFF"/>
                 <w:sz w:val="19"/>
-                <w:color w:val="FFFFFF"/>
               </w:rPr>
               <w:t>Trạng thái</w:t>
             </w:r>
@@ -318,1504 +227,70 @@
         <w:tc>
           <w:tcPr>
             <w:tcW w:type="dxa" w:w="2088"/>
-            <w:shd w:fill="FFFFFF"/>
-            <w:tcBorders>
-              <w:top w:val="single" w:sz="6" w:space="0" w:color="D9D9D9"/>
-              <w:left w:val="single" w:sz="6" w:space="0" w:color="D9D9D9"/>
-              <w:bottom w:val="single" w:sz="6" w:space="0" w:color="D9D9D9"/>
-              <w:right w:val="single" w:sz="6" w:space="0" w:color="D9D9D9"/>
-              <w:insideH w:val="single" w:sz="6" w:space="0" w:color="D9D9D9"/>
-              <w:insideV w:val="single" w:sz="6" w:space="0" w:color="D9D9D9"/>
-            </w:tcBorders>
+            <w:vAlign w:val="center"/>
             <w:tcMar>
-              <w:top w:w="90" w:type="dxa"/>
-              <w:start w:w="110" w:type="dxa"/>
-              <w:bottom w:w="90" w:type="dxa"/>
-              <w:end w:w="110" w:type="dxa"/>
+              <w:top w:w="100" w:type="dxa"/>
+              <w:start w:w="120" w:type="dxa"/>
+              <w:bottom w:w="100" w:type="dxa"/>
+              <w:end w:w="120" w:type="dxa"/>
             </w:tcMar>
-            <w:vAlign w:val="center"/>
           </w:tcPr>
           <w:p>
             <w:pPr>
-              <w:spacing w:after="0" w:before="0"/>
-              <w:jc w:val="center"/>
+              <w:spacing w:after="0" w:line="259" w:lineRule="auto"/>
+              <w:jc w:val="left"/>
             </w:pPr>
             <w:r>
               <w:rPr>
-                <w:rFonts w:ascii="Arial" w:hAnsi="Arial"/>
-                <w:sz w:val="19"/>
+                <w:sz w:val="18"/>
               </w:rPr>
-              <w:t>RBAC permission</w:t>
+              <w:t>RBAC và data scope</w:t>
             </w:r>
           </w:p>
         </w:tc>
         <w:tc>
           <w:tcPr>
             <w:tcW w:type="dxa" w:w="5904"/>
-            <w:shd w:fill="FFFFFF"/>
-            <w:tcBorders>
-              <w:top w:val="single" w:sz="6" w:space="0" w:color="D9D9D9"/>
-              <w:left w:val="single" w:sz="6" w:space="0" w:color="D9D9D9"/>
-              <w:bottom w:val="single" w:sz="6" w:space="0" w:color="D9D9D9"/>
-              <w:right w:val="single" w:sz="6" w:space="0" w:color="D9D9D9"/>
-              <w:insideH w:val="single" w:sz="6" w:space="0" w:color="D9D9D9"/>
-              <w:insideV w:val="single" w:sz="6" w:space="0" w:color="D9D9D9"/>
-            </w:tcBorders>
+            <w:vAlign w:val="center"/>
             <w:tcMar>
-              <w:top w:w="90" w:type="dxa"/>
-              <w:start w:w="110" w:type="dxa"/>
-              <w:bottom w:w="90" w:type="dxa"/>
-              <w:end w:w="110" w:type="dxa"/>
+              <w:top w:w="100" w:type="dxa"/>
+              <w:start w:w="120" w:type="dxa"/>
+              <w:bottom w:w="100" w:type="dxa"/>
+              <w:end w:w="120" w:type="dxa"/>
             </w:tcMar>
-            <w:vAlign w:val="center"/>
           </w:tcPr>
           <w:p>
             <w:pPr>
-              <w:spacing w:after="0" w:before="0"/>
+              <w:spacing w:after="0" w:line="259" w:lineRule="auto"/>
               <w:jc w:val="left"/>
             </w:pPr>
             <w:r>
               <w:rPr>
-                <w:rFonts w:ascii="Arial" w:hAnsi="Arial"/>
-                <w:sz w:val="19"/>
+                <w:sz w:val="18"/>
               </w:rPr>
-              <w:t>Role, permission, policy và kiểm tra 401/403</w:t>
+              <w:t>Permission, role, GLOBAL, FACULTY, CLASS và ORGANIZATION</w:t>
             </w:r>
           </w:p>
         </w:tc>
         <w:tc>
           <w:tcPr>
-            <w:tcW w:type="dxa" w:w="2088"/>
-            <w:shd w:fill="FFFFFF"/>
-            <w:tcBorders>
-              <w:top w:val="single" w:sz="6" w:space="0" w:color="D9D9D9"/>
-              <w:left w:val="single" w:sz="6" w:space="0" w:color="D9D9D9"/>
-              <w:bottom w:val="single" w:sz="6" w:space="0" w:color="D9D9D9"/>
-              <w:right w:val="single" w:sz="6" w:space="0" w:color="D9D9D9"/>
-              <w:insideH w:val="single" w:sz="6" w:space="0" w:color="D9D9D9"/>
-              <w:insideV w:val="single" w:sz="6" w:space="0" w:color="D9D9D9"/>
-            </w:tcBorders>
+            <w:tcW w:type="dxa" w:w="1728"/>
+            <w:vAlign w:val="center"/>
             <w:tcMar>
-              <w:top w:w="90" w:type="dxa"/>
-              <w:start w:w="110" w:type="dxa"/>
-              <w:bottom w:w="90" w:type="dxa"/>
-              <w:end w:w="110" w:type="dxa"/>
+              <w:top w:w="100" w:type="dxa"/>
+              <w:start w:w="120" w:type="dxa"/>
+              <w:bottom w:w="100" w:type="dxa"/>
+              <w:end w:w="120" w:type="dxa"/>
             </w:tcMar>
-            <w:vAlign w:val="center"/>
           </w:tcPr>
           <w:p>
             <w:pPr>
-              <w:spacing w:after="0" w:before="0"/>
+              <w:spacing w:after="0" w:line="259" w:lineRule="auto"/>
               <w:jc w:val="center"/>
             </w:pPr>
             <w:r>
               <w:rPr>
-                <w:rFonts w:ascii="Arial" w:hAnsi="Arial"/>
-                <w:sz w:val="19"/>
-              </w:rPr>
-              <w:t>Đã hoàn thành</w:t>
-            </w:r>
-          </w:p>
-        </w:tc>
-      </w:tr>
-      <w:tr>
-        <w:trPr>
-          <w:cantSplit/>
-        </w:trPr>
-        <w:tc>
-          <w:tcPr>
-            <w:tcW w:type="dxa" w:w="2088"/>
-            <w:shd w:fill="F2F6FA"/>
-            <w:tcBorders>
-              <w:top w:val="single" w:sz="6" w:space="0" w:color="D9D9D9"/>
-              <w:left w:val="single" w:sz="6" w:space="0" w:color="D9D9D9"/>
-              <w:bottom w:val="single" w:sz="6" w:space="0" w:color="D9D9D9"/>
-              <w:right w:val="single" w:sz="6" w:space="0" w:color="D9D9D9"/>
-              <w:insideH w:val="single" w:sz="6" w:space="0" w:color="D9D9D9"/>
-              <w:insideV w:val="single" w:sz="6" w:space="0" w:color="D9D9D9"/>
-            </w:tcBorders>
-            <w:tcMar>
-              <w:top w:w="90" w:type="dxa"/>
-              <w:start w:w="110" w:type="dxa"/>
-              <w:bottom w:w="90" w:type="dxa"/>
-              <w:end w:w="110" w:type="dxa"/>
-            </w:tcMar>
-            <w:vAlign w:val="center"/>
-          </w:tcPr>
-          <w:p>
-            <w:pPr>
-              <w:spacing w:after="0" w:before="0"/>
-              <w:jc w:val="center"/>
-            </w:pPr>
-            <w:r>
-              <w:rPr>
-                <w:rFonts w:ascii="Arial" w:hAnsi="Arial"/>
-                <w:sz w:val="19"/>
-              </w:rPr>
-              <w:t>Data scope</w:t>
-            </w:r>
-          </w:p>
-        </w:tc>
-        <w:tc>
-          <w:tcPr>
-            <w:tcW w:type="dxa" w:w="5904"/>
-            <w:shd w:fill="F2F6FA"/>
-            <w:tcBorders>
-              <w:top w:val="single" w:sz="6" w:space="0" w:color="D9D9D9"/>
-              <w:left w:val="single" w:sz="6" w:space="0" w:color="D9D9D9"/>
-              <w:bottom w:val="single" w:sz="6" w:space="0" w:color="D9D9D9"/>
-              <w:right w:val="single" w:sz="6" w:space="0" w:color="D9D9D9"/>
-              <w:insideH w:val="single" w:sz="6" w:space="0" w:color="D9D9D9"/>
-              <w:insideV w:val="single" w:sz="6" w:space="0" w:color="D9D9D9"/>
-            </w:tcBorders>
-            <w:tcMar>
-              <w:top w:w="90" w:type="dxa"/>
-              <w:start w:w="110" w:type="dxa"/>
-              <w:bottom w:w="90" w:type="dxa"/>
-              <w:end w:w="110" w:type="dxa"/>
-            </w:tcMar>
-            <w:vAlign w:val="center"/>
-          </w:tcPr>
-          <w:p>
-            <w:pPr>
-              <w:spacing w:after="0" w:before="0"/>
-              <w:jc w:val="left"/>
-            </w:pPr>
-            <w:r>
-              <w:rPr>
-                <w:rFonts w:ascii="Arial" w:hAnsi="Arial"/>
-                <w:sz w:val="19"/>
-              </w:rPr>
-              <w:t>GLOBAL, FACULTY, CLASS, ORGANIZATION</w:t>
-            </w:r>
-          </w:p>
-        </w:tc>
-        <w:tc>
-          <w:tcPr>
-            <w:tcW w:type="dxa" w:w="2088"/>
-            <w:shd w:fill="F2F6FA"/>
-            <w:tcBorders>
-              <w:top w:val="single" w:sz="6" w:space="0" w:color="D9D9D9"/>
-              <w:left w:val="single" w:sz="6" w:space="0" w:color="D9D9D9"/>
-              <w:bottom w:val="single" w:sz="6" w:space="0" w:color="D9D9D9"/>
-              <w:right w:val="single" w:sz="6" w:space="0" w:color="D9D9D9"/>
-              <w:insideH w:val="single" w:sz="6" w:space="0" w:color="D9D9D9"/>
-              <w:insideV w:val="single" w:sz="6" w:space="0" w:color="D9D9D9"/>
-            </w:tcBorders>
-            <w:tcMar>
-              <w:top w:w="90" w:type="dxa"/>
-              <w:start w:w="110" w:type="dxa"/>
-              <w:bottom w:w="90" w:type="dxa"/>
-              <w:end w:w="110" w:type="dxa"/>
-            </w:tcMar>
-            <w:vAlign w:val="center"/>
-          </w:tcPr>
-          <w:p>
-            <w:pPr>
-              <w:spacing w:after="0" w:before="0"/>
-              <w:jc w:val="center"/>
-            </w:pPr>
-            <w:r>
-              <w:rPr>
-                <w:rFonts w:ascii="Arial" w:hAnsi="Arial"/>
-                <w:sz w:val="19"/>
-              </w:rPr>
-              <w:t>Đã hoàn thành</w:t>
-            </w:r>
-          </w:p>
-        </w:tc>
-      </w:tr>
-      <w:tr>
-        <w:trPr>
-          <w:cantSplit/>
-        </w:trPr>
-        <w:tc>
-          <w:tcPr>
-            <w:tcW w:type="dxa" w:w="2088"/>
-            <w:shd w:fill="FFFFFF"/>
-            <w:tcBorders>
-              <w:top w:val="single" w:sz="6" w:space="0" w:color="D9D9D9"/>
-              <w:left w:val="single" w:sz="6" w:space="0" w:color="D9D9D9"/>
-              <w:bottom w:val="single" w:sz="6" w:space="0" w:color="D9D9D9"/>
-              <w:right w:val="single" w:sz="6" w:space="0" w:color="D9D9D9"/>
-              <w:insideH w:val="single" w:sz="6" w:space="0" w:color="D9D9D9"/>
-              <w:insideV w:val="single" w:sz="6" w:space="0" w:color="D9D9D9"/>
-            </w:tcBorders>
-            <w:tcMar>
-              <w:top w:w="90" w:type="dxa"/>
-              <w:start w:w="110" w:type="dxa"/>
-              <w:bottom w:w="90" w:type="dxa"/>
-              <w:end w:w="110" w:type="dxa"/>
-            </w:tcMar>
-            <w:vAlign w:val="center"/>
-          </w:tcPr>
-          <w:p>
-            <w:pPr>
-              <w:spacing w:after="0" w:before="0"/>
-              <w:jc w:val="center"/>
-            </w:pPr>
-            <w:r>
-              <w:rPr>
-                <w:rFonts w:ascii="Arial" w:hAnsi="Arial"/>
-                <w:sz w:val="19"/>
-              </w:rPr>
-              <w:t>Danh sách sinh viên</w:t>
-            </w:r>
-          </w:p>
-        </w:tc>
-        <w:tc>
-          <w:tcPr>
-            <w:tcW w:type="dxa" w:w="5904"/>
-            <w:shd w:fill="FFFFFF"/>
-            <w:tcBorders>
-              <w:top w:val="single" w:sz="6" w:space="0" w:color="D9D9D9"/>
-              <w:left w:val="single" w:sz="6" w:space="0" w:color="D9D9D9"/>
-              <w:bottom w:val="single" w:sz="6" w:space="0" w:color="D9D9D9"/>
-              <w:right w:val="single" w:sz="6" w:space="0" w:color="D9D9D9"/>
-              <w:insideH w:val="single" w:sz="6" w:space="0" w:color="D9D9D9"/>
-              <w:insideV w:val="single" w:sz="6" w:space="0" w:color="D9D9D9"/>
-            </w:tcBorders>
-            <w:tcMar>
-              <w:top w:w="90" w:type="dxa"/>
-              <w:start w:w="110" w:type="dxa"/>
-              <w:bottom w:w="90" w:type="dxa"/>
-              <w:end w:w="110" w:type="dxa"/>
-            </w:tcMar>
-            <w:vAlign w:val="center"/>
-          </w:tcPr>
-          <w:p>
-            <w:pPr>
-              <w:spacing w:after="0" w:before="0"/>
-              <w:jc w:val="left"/>
-            </w:pPr>
-            <w:r>
-              <w:rPr>
-                <w:rFonts w:ascii="Arial" w:hAnsi="Arial"/>
-                <w:sz w:val="19"/>
-              </w:rPr>
-              <w:t>Tìm kiếm, phân trang, quyền, phạm vi và sửa hồ sơ</w:t>
-            </w:r>
-          </w:p>
-        </w:tc>
-        <w:tc>
-          <w:tcPr>
-            <w:tcW w:type="dxa" w:w="2088"/>
-            <w:shd w:fill="FFFFFF"/>
-            <w:tcBorders>
-              <w:top w:val="single" w:sz="6" w:space="0" w:color="D9D9D9"/>
-              <w:left w:val="single" w:sz="6" w:space="0" w:color="D9D9D9"/>
-              <w:bottom w:val="single" w:sz="6" w:space="0" w:color="D9D9D9"/>
-              <w:right w:val="single" w:sz="6" w:space="0" w:color="D9D9D9"/>
-              <w:insideH w:val="single" w:sz="6" w:space="0" w:color="D9D9D9"/>
-              <w:insideV w:val="single" w:sz="6" w:space="0" w:color="D9D9D9"/>
-            </w:tcBorders>
-            <w:tcMar>
-              <w:top w:w="90" w:type="dxa"/>
-              <w:start w:w="110" w:type="dxa"/>
-              <w:bottom w:w="90" w:type="dxa"/>
-              <w:end w:w="110" w:type="dxa"/>
-            </w:tcMar>
-            <w:vAlign w:val="center"/>
-          </w:tcPr>
-          <w:p>
-            <w:pPr>
-              <w:spacing w:after="0" w:before="0"/>
-              <w:jc w:val="center"/>
-            </w:pPr>
-            <w:r>
-              <w:rPr>
-                <w:rFonts w:ascii="Arial" w:hAnsi="Arial"/>
-                <w:sz w:val="19"/>
-              </w:rPr>
-              <w:t>Đã nghiệm thu</w:t>
-            </w:r>
-          </w:p>
-        </w:tc>
-      </w:tr>
-      <w:tr>
-        <w:trPr>
-          <w:cantSplit/>
-        </w:trPr>
-        <w:tc>
-          <w:tcPr>
-            <w:tcW w:type="dxa" w:w="2088"/>
-            <w:shd w:fill="F2F6FA"/>
-            <w:tcBorders>
-              <w:top w:val="single" w:sz="6" w:space="0" w:color="D9D9D9"/>
-              <w:left w:val="single" w:sz="6" w:space="0" w:color="D9D9D9"/>
-              <w:bottom w:val="single" w:sz="6" w:space="0" w:color="D9D9D9"/>
-              <w:right w:val="single" w:sz="6" w:space="0" w:color="D9D9D9"/>
-              <w:insideH w:val="single" w:sz="6" w:space="0" w:color="D9D9D9"/>
-              <w:insideV w:val="single" w:sz="6" w:space="0" w:color="D9D9D9"/>
-            </w:tcBorders>
-            <w:tcMar>
-              <w:top w:w="90" w:type="dxa"/>
-              <w:start w:w="110" w:type="dxa"/>
-              <w:bottom w:w="90" w:type="dxa"/>
-              <w:end w:w="110" w:type="dxa"/>
-            </w:tcMar>
-            <w:vAlign w:val="center"/>
-          </w:tcPr>
-          <w:p>
-            <w:pPr>
-              <w:spacing w:after="0" w:before="0"/>
-              <w:jc w:val="center"/>
-            </w:pPr>
-            <w:r>
-              <w:rPr>
-                <w:rFonts w:ascii="Arial" w:hAnsi="Arial"/>
-                <w:sz w:val="19"/>
-              </w:rPr>
-              <w:t>Catalog role permission</w:t>
-            </w:r>
-          </w:p>
-        </w:tc>
-        <w:tc>
-          <w:tcPr>
-            <w:tcW w:type="dxa" w:w="5904"/>
-            <w:shd w:fill="F2F6FA"/>
-            <w:tcBorders>
-              <w:top w:val="single" w:sz="6" w:space="0" w:color="D9D9D9"/>
-              <w:left w:val="single" w:sz="6" w:space="0" w:color="D9D9D9"/>
-              <w:bottom w:val="single" w:sz="6" w:space="0" w:color="D9D9D9"/>
-              <w:right w:val="single" w:sz="6" w:space="0" w:color="D9D9D9"/>
-              <w:insideH w:val="single" w:sz="6" w:space="0" w:color="D9D9D9"/>
-              <w:insideV w:val="single" w:sz="6" w:space="0" w:color="D9D9D9"/>
-            </w:tcBorders>
-            <w:tcMar>
-              <w:top w:w="90" w:type="dxa"/>
-              <w:start w:w="110" w:type="dxa"/>
-              <w:bottom w:w="90" w:type="dxa"/>
-              <w:end w:w="110" w:type="dxa"/>
-            </w:tcMar>
-            <w:vAlign w:val="center"/>
-          </w:tcPr>
-          <w:p>
-            <w:pPr>
-              <w:spacing w:after="0" w:before="0"/>
-              <w:jc w:val="left"/>
-            </w:pPr>
-            <w:r>
-              <w:rPr>
-                <w:rFonts w:ascii="Arial" w:hAnsi="Arial"/>
-                <w:sz w:val="19"/>
-              </w:rPr>
-              <w:t>Bảo vệ SYSTEM_ADMIN và audit transaction</w:t>
-            </w:r>
-          </w:p>
-        </w:tc>
-        <w:tc>
-          <w:tcPr>
-            <w:tcW w:type="dxa" w:w="2088"/>
-            <w:shd w:fill="F2F6FA"/>
-            <w:tcBorders>
-              <w:top w:val="single" w:sz="6" w:space="0" w:color="D9D9D9"/>
-              <w:left w:val="single" w:sz="6" w:space="0" w:color="D9D9D9"/>
-              <w:bottom w:val="single" w:sz="6" w:space="0" w:color="D9D9D9"/>
-              <w:right w:val="single" w:sz="6" w:space="0" w:color="D9D9D9"/>
-              <w:insideH w:val="single" w:sz="6" w:space="0" w:color="D9D9D9"/>
-              <w:insideV w:val="single" w:sz="6" w:space="0" w:color="D9D9D9"/>
-            </w:tcBorders>
-            <w:tcMar>
-              <w:top w:w="90" w:type="dxa"/>
-              <w:start w:w="110" w:type="dxa"/>
-              <w:bottom w:w="90" w:type="dxa"/>
-              <w:end w:w="110" w:type="dxa"/>
-            </w:tcMar>
-            <w:vAlign w:val="center"/>
-          </w:tcPr>
-          <w:p>
-            <w:pPr>
-              <w:spacing w:after="0" w:before="0"/>
-              <w:jc w:val="center"/>
-            </w:pPr>
-            <w:r>
-              <w:rPr>
-                <w:rFonts w:ascii="Arial" w:hAnsi="Arial"/>
-                <w:sz w:val="19"/>
-              </w:rPr>
-              <w:t>Đã hoàn thành</w:t>
-            </w:r>
-          </w:p>
-        </w:tc>
-      </w:tr>
-      <w:tr>
-        <w:trPr>
-          <w:cantSplit/>
-        </w:trPr>
-        <w:tc>
-          <w:tcPr>
-            <w:tcW w:type="dxa" w:w="2088"/>
-            <w:shd w:fill="FFFFFF"/>
-            <w:tcBorders>
-              <w:top w:val="single" w:sz="6" w:space="0" w:color="D9D9D9"/>
-              <w:left w:val="single" w:sz="6" w:space="0" w:color="D9D9D9"/>
-              <w:bottom w:val="single" w:sz="6" w:space="0" w:color="D9D9D9"/>
-              <w:right w:val="single" w:sz="6" w:space="0" w:color="D9D9D9"/>
-              <w:insideH w:val="single" w:sz="6" w:space="0" w:color="D9D9D9"/>
-              <w:insideV w:val="single" w:sz="6" w:space="0" w:color="D9D9D9"/>
-            </w:tcBorders>
-            <w:tcMar>
-              <w:top w:w="90" w:type="dxa"/>
-              <w:start w:w="110" w:type="dxa"/>
-              <w:bottom w:w="90" w:type="dxa"/>
-              <w:end w:w="110" w:type="dxa"/>
-            </w:tcMar>
-            <w:vAlign w:val="center"/>
-          </w:tcPr>
-          <w:p>
-            <w:pPr>
-              <w:spacing w:after="0" w:before="0"/>
-              <w:jc w:val="center"/>
-            </w:pPr>
-            <w:r>
-              <w:rPr>
-                <w:rFonts w:ascii="Arial" w:hAnsi="Arial"/>
-                <w:sz w:val="19"/>
-              </w:rPr>
-              <w:t>Khoa lớp cố vấn</w:t>
-            </w:r>
-          </w:p>
-        </w:tc>
-        <w:tc>
-          <w:tcPr>
-            <w:tcW w:type="dxa" w:w="5904"/>
-            <w:shd w:fill="FFFFFF"/>
-            <w:tcBorders>
-              <w:top w:val="single" w:sz="6" w:space="0" w:color="D9D9D9"/>
-              <w:left w:val="single" w:sz="6" w:space="0" w:color="D9D9D9"/>
-              <w:bottom w:val="single" w:sz="6" w:space="0" w:color="D9D9D9"/>
-              <w:right w:val="single" w:sz="6" w:space="0" w:color="D9D9D9"/>
-              <w:insideH w:val="single" w:sz="6" w:space="0" w:color="D9D9D9"/>
-              <w:insideV w:val="single" w:sz="6" w:space="0" w:color="D9D9D9"/>
-            </w:tcBorders>
-            <w:tcMar>
-              <w:top w:w="90" w:type="dxa"/>
-              <w:start w:w="110" w:type="dxa"/>
-              <w:bottom w:w="90" w:type="dxa"/>
-              <w:end w:w="110" w:type="dxa"/>
-            </w:tcMar>
-            <w:vAlign w:val="center"/>
-          </w:tcPr>
-          <w:p>
-            <w:pPr>
-              <w:spacing w:after="0" w:before="0"/>
-              <w:jc w:val="left"/>
-            </w:pPr>
-            <w:r>
-              <w:rPr>
-                <w:rFonts w:ascii="Arial" w:hAnsi="Arial"/>
-                <w:sz w:val="19"/>
-              </w:rPr>
-              <w:t>CRUD và phân công cố vấn theo hiệu lực</w:t>
-            </w:r>
-          </w:p>
-        </w:tc>
-        <w:tc>
-          <w:tcPr>
-            <w:tcW w:type="dxa" w:w="2088"/>
-            <w:shd w:fill="FFFFFF"/>
-            <w:tcBorders>
-              <w:top w:val="single" w:sz="6" w:space="0" w:color="D9D9D9"/>
-              <w:left w:val="single" w:sz="6" w:space="0" w:color="D9D9D9"/>
-              <w:bottom w:val="single" w:sz="6" w:space="0" w:color="D9D9D9"/>
-              <w:right w:val="single" w:sz="6" w:space="0" w:color="D9D9D9"/>
-              <w:insideH w:val="single" w:sz="6" w:space="0" w:color="D9D9D9"/>
-              <w:insideV w:val="single" w:sz="6" w:space="0" w:color="D9D9D9"/>
-            </w:tcBorders>
-            <w:tcMar>
-              <w:top w:w="90" w:type="dxa"/>
-              <w:start w:w="110" w:type="dxa"/>
-              <w:bottom w:w="90" w:type="dxa"/>
-              <w:end w:w="110" w:type="dxa"/>
-            </w:tcMar>
-            <w:vAlign w:val="center"/>
-          </w:tcPr>
-          <w:p>
-            <w:pPr>
-              <w:spacing w:after="0" w:before="0"/>
-              <w:jc w:val="center"/>
-            </w:pPr>
-            <w:r>
-              <w:rPr>
-                <w:rFonts w:ascii="Arial" w:hAnsi="Arial"/>
-                <w:sz w:val="19"/>
-              </w:rPr>
-              <w:t>Đã hoàn thành</w:t>
-            </w:r>
-          </w:p>
-        </w:tc>
-      </w:tr>
-      <w:tr>
-        <w:trPr>
-          <w:cantSplit/>
-        </w:trPr>
-        <w:tc>
-          <w:tcPr>
-            <w:tcW w:type="dxa" w:w="2088"/>
-            <w:shd w:fill="F2F6FA"/>
-            <w:tcBorders>
-              <w:top w:val="single" w:sz="6" w:space="0" w:color="D9D9D9"/>
-              <w:left w:val="single" w:sz="6" w:space="0" w:color="D9D9D9"/>
-              <w:bottom w:val="single" w:sz="6" w:space="0" w:color="D9D9D9"/>
-              <w:right w:val="single" w:sz="6" w:space="0" w:color="D9D9D9"/>
-              <w:insideH w:val="single" w:sz="6" w:space="0" w:color="D9D9D9"/>
-              <w:insideV w:val="single" w:sz="6" w:space="0" w:color="D9D9D9"/>
-            </w:tcBorders>
-            <w:tcMar>
-              <w:top w:w="90" w:type="dxa"/>
-              <w:start w:w="110" w:type="dxa"/>
-              <w:bottom w:w="90" w:type="dxa"/>
-              <w:end w:w="110" w:type="dxa"/>
-            </w:tcMar>
-            <w:vAlign w:val="center"/>
-          </w:tcPr>
-          <w:p>
-            <w:pPr>
-              <w:spacing w:after="0" w:before="0"/>
-              <w:jc w:val="center"/>
-            </w:pPr>
-            <w:r>
-              <w:rPr>
-                <w:rFonts w:ascii="Arial" w:hAnsi="Arial"/>
-                <w:sz w:val="19"/>
-              </w:rPr>
-              <w:t>Đơn vị hành chính</w:t>
-            </w:r>
-          </w:p>
-        </w:tc>
-        <w:tc>
-          <w:tcPr>
-            <w:tcW w:type="dxa" w:w="5904"/>
-            <w:shd w:fill="F2F6FA"/>
-            <w:tcBorders>
-              <w:top w:val="single" w:sz="6" w:space="0" w:color="D9D9D9"/>
-              <w:left w:val="single" w:sz="6" w:space="0" w:color="D9D9D9"/>
-              <w:bottom w:val="single" w:sz="6" w:space="0" w:color="D9D9D9"/>
-              <w:right w:val="single" w:sz="6" w:space="0" w:color="D9D9D9"/>
-              <w:insideH w:val="single" w:sz="6" w:space="0" w:color="D9D9D9"/>
-              <w:insideV w:val="single" w:sz="6" w:space="0" w:color="D9D9D9"/>
-            </w:tcBorders>
-            <w:tcMar>
-              <w:top w:w="90" w:type="dxa"/>
-              <w:start w:w="110" w:type="dxa"/>
-              <w:bottom w:w="90" w:type="dxa"/>
-              <w:end w:w="110" w:type="dxa"/>
-            </w:tcMar>
-            <w:vAlign w:val="center"/>
-          </w:tcPr>
-          <w:p>
-            <w:pPr>
-              <w:spacing w:after="0" w:before="0"/>
-              <w:jc w:val="left"/>
-            </w:pPr>
-            <w:r>
-              <w:rPr>
-                <w:rFonts w:ascii="Arial" w:hAnsi="Arial"/>
-                <w:sz w:val="19"/>
-              </w:rPr>
-              <w:t>Quản lý đơn vị và scope tương ứng</w:t>
-            </w:r>
-          </w:p>
-        </w:tc>
-        <w:tc>
-          <w:tcPr>
-            <w:tcW w:type="dxa" w:w="2088"/>
-            <w:shd w:fill="F2F6FA"/>
-            <w:tcBorders>
-              <w:top w:val="single" w:sz="6" w:space="0" w:color="D9D9D9"/>
-              <w:left w:val="single" w:sz="6" w:space="0" w:color="D9D9D9"/>
-              <w:bottom w:val="single" w:sz="6" w:space="0" w:color="D9D9D9"/>
-              <w:right w:val="single" w:sz="6" w:space="0" w:color="D9D9D9"/>
-              <w:insideH w:val="single" w:sz="6" w:space="0" w:color="D9D9D9"/>
-              <w:insideV w:val="single" w:sz="6" w:space="0" w:color="D9D9D9"/>
-            </w:tcBorders>
-            <w:tcMar>
-              <w:top w:w="90" w:type="dxa"/>
-              <w:start w:w="110" w:type="dxa"/>
-              <w:bottom w:w="90" w:type="dxa"/>
-              <w:end w:w="110" w:type="dxa"/>
-            </w:tcMar>
-            <w:vAlign w:val="center"/>
-          </w:tcPr>
-          <w:p>
-            <w:pPr>
-              <w:spacing w:after="0" w:before="0"/>
-              <w:jc w:val="center"/>
-            </w:pPr>
-            <w:r>
-              <w:rPr>
-                <w:rFonts w:ascii="Arial" w:hAnsi="Arial"/>
-                <w:sz w:val="19"/>
-              </w:rPr>
-              <w:t>Đã hoàn thành</w:t>
-            </w:r>
-          </w:p>
-        </w:tc>
-      </w:tr>
-      <w:tr>
-        <w:trPr>
-          <w:cantSplit/>
-        </w:trPr>
-        <w:tc>
-          <w:tcPr>
-            <w:tcW w:type="dxa" w:w="2088"/>
-            <w:shd w:fill="FFFFFF"/>
-            <w:tcBorders>
-              <w:top w:val="single" w:sz="6" w:space="0" w:color="D9D9D9"/>
-              <w:left w:val="single" w:sz="6" w:space="0" w:color="D9D9D9"/>
-              <w:bottom w:val="single" w:sz="6" w:space="0" w:color="D9D9D9"/>
-              <w:right w:val="single" w:sz="6" w:space="0" w:color="D9D9D9"/>
-              <w:insideH w:val="single" w:sz="6" w:space="0" w:color="D9D9D9"/>
-              <w:insideV w:val="single" w:sz="6" w:space="0" w:color="D9D9D9"/>
-            </w:tcBorders>
-            <w:tcMar>
-              <w:top w:w="90" w:type="dxa"/>
-              <w:start w:w="110" w:type="dxa"/>
-              <w:bottom w:w="90" w:type="dxa"/>
-              <w:end w:w="110" w:type="dxa"/>
-            </w:tcMar>
-            <w:vAlign w:val="center"/>
-          </w:tcPr>
-          <w:p>
-            <w:pPr>
-              <w:spacing w:after="0" w:before="0"/>
-              <w:jc w:val="center"/>
-            </w:pPr>
-            <w:r>
-              <w:rPr>
-                <w:rFonts w:ascii="Arial" w:hAnsi="Arial"/>
-                <w:sz w:val="19"/>
-              </w:rPr>
-              <w:t>Import API</w:t>
-            </w:r>
-          </w:p>
-        </w:tc>
-        <w:tc>
-          <w:tcPr>
-            <w:tcW w:type="dxa" w:w="5904"/>
-            <w:shd w:fill="FFFFFF"/>
-            <w:tcBorders>
-              <w:top w:val="single" w:sz="6" w:space="0" w:color="D9D9D9"/>
-              <w:left w:val="single" w:sz="6" w:space="0" w:color="D9D9D9"/>
-              <w:bottom w:val="single" w:sz="6" w:space="0" w:color="D9D9D9"/>
-              <w:right w:val="single" w:sz="6" w:space="0" w:color="D9D9D9"/>
-              <w:insideH w:val="single" w:sz="6" w:space="0" w:color="D9D9D9"/>
-              <w:insideV w:val="single" w:sz="6" w:space="0" w:color="D9D9D9"/>
-            </w:tcBorders>
-            <w:tcMar>
-              <w:top w:w="90" w:type="dxa"/>
-              <w:start w:w="110" w:type="dxa"/>
-              <w:bottom w:w="90" w:type="dxa"/>
-              <w:end w:w="110" w:type="dxa"/>
-            </w:tcMar>
-            <w:vAlign w:val="center"/>
-          </w:tcPr>
-          <w:p>
-            <w:pPr>
-              <w:spacing w:after="0" w:before="0"/>
-              <w:jc w:val="left"/>
-            </w:pPr>
-            <w:r>
-              <w:rPr>
-                <w:rFonts w:ascii="Arial" w:hAnsi="Arial"/>
-                <w:sz w:val="19"/>
-              </w:rPr>
-              <w:t>Upload, preview, confirm, xử lý trùng, rollback và enqueue lời mời</w:t>
-            </w:r>
-          </w:p>
-        </w:tc>
-        <w:tc>
-          <w:tcPr>
-            <w:tcW w:type="dxa" w:w="2088"/>
-            <w:shd w:fill="FFFFFF"/>
-            <w:tcBorders>
-              <w:top w:val="single" w:sz="6" w:space="0" w:color="D9D9D9"/>
-              <w:left w:val="single" w:sz="6" w:space="0" w:color="D9D9D9"/>
-              <w:bottom w:val="single" w:sz="6" w:space="0" w:color="D9D9D9"/>
-              <w:right w:val="single" w:sz="6" w:space="0" w:color="D9D9D9"/>
-              <w:insideH w:val="single" w:sz="6" w:space="0" w:color="D9D9D9"/>
-              <w:insideV w:val="single" w:sz="6" w:space="0" w:color="D9D9D9"/>
-            </w:tcBorders>
-            <w:tcMar>
-              <w:top w:w="90" w:type="dxa"/>
-              <w:start w:w="110" w:type="dxa"/>
-              <w:bottom w:w="90" w:type="dxa"/>
-              <w:end w:w="110" w:type="dxa"/>
-            </w:tcMar>
-            <w:vAlign w:val="center"/>
-          </w:tcPr>
-          <w:p>
-            <w:pPr>
-              <w:spacing w:after="0" w:before="0"/>
-              <w:jc w:val="center"/>
-            </w:pPr>
-            <w:r>
-              <w:rPr>
-                <w:rFonts w:ascii="Arial" w:hAnsi="Arial"/>
-                <w:sz w:val="19"/>
-              </w:rPr>
-              <w:t>Đã nghiệm thu</w:t>
-            </w:r>
-          </w:p>
-        </w:tc>
-      </w:tr>
-      <w:tr>
-        <w:trPr>
-          <w:cantSplit/>
-        </w:trPr>
-        <w:tc>
-          <w:tcPr>
-            <w:tcW w:type="dxa" w:w="2088"/>
-            <w:shd w:fill="F2F6FA"/>
-            <w:tcBorders>
-              <w:top w:val="single" w:sz="6" w:space="0" w:color="D9D9D9"/>
-              <w:left w:val="single" w:sz="6" w:space="0" w:color="D9D9D9"/>
-              <w:bottom w:val="single" w:sz="6" w:space="0" w:color="D9D9D9"/>
-              <w:right w:val="single" w:sz="6" w:space="0" w:color="D9D9D9"/>
-              <w:insideH w:val="single" w:sz="6" w:space="0" w:color="D9D9D9"/>
-              <w:insideV w:val="single" w:sz="6" w:space="0" w:color="D9D9D9"/>
-            </w:tcBorders>
-            <w:tcMar>
-              <w:top w:w="90" w:type="dxa"/>
-              <w:start w:w="110" w:type="dxa"/>
-              <w:bottom w:w="90" w:type="dxa"/>
-              <w:end w:w="110" w:type="dxa"/>
-            </w:tcMar>
-            <w:vAlign w:val="center"/>
-          </w:tcPr>
-          <w:p>
-            <w:pPr>
-              <w:spacing w:after="0" w:before="0"/>
-              <w:jc w:val="center"/>
-            </w:pPr>
-            <w:r>
-              <w:rPr>
-                <w:rFonts w:ascii="Arial" w:hAnsi="Arial"/>
-                <w:sz w:val="19"/>
-              </w:rPr>
-              <w:t>Export Excel</w:t>
-            </w:r>
-          </w:p>
-        </w:tc>
-        <w:tc>
-          <w:tcPr>
-            <w:tcW w:type="dxa" w:w="5904"/>
-            <w:shd w:fill="F2F6FA"/>
-            <w:tcBorders>
-              <w:top w:val="single" w:sz="6" w:space="0" w:color="D9D9D9"/>
-              <w:left w:val="single" w:sz="6" w:space="0" w:color="D9D9D9"/>
-              <w:bottom w:val="single" w:sz="6" w:space="0" w:color="D9D9D9"/>
-              <w:right w:val="single" w:sz="6" w:space="0" w:color="D9D9D9"/>
-              <w:insideH w:val="single" w:sz="6" w:space="0" w:color="D9D9D9"/>
-              <w:insideV w:val="single" w:sz="6" w:space="0" w:color="D9D9D9"/>
-            </w:tcBorders>
-            <w:tcMar>
-              <w:top w:w="90" w:type="dxa"/>
-              <w:start w:w="110" w:type="dxa"/>
-              <w:bottom w:w="90" w:type="dxa"/>
-              <w:end w:w="110" w:type="dxa"/>
-            </w:tcMar>
-            <w:vAlign w:val="center"/>
-          </w:tcPr>
-          <w:p>
-            <w:pPr>
-              <w:spacing w:after="0" w:before="0"/>
-              <w:jc w:val="left"/>
-            </w:pPr>
-            <w:r>
-              <w:rPr>
-                <w:rFonts w:ascii="Arial" w:hAnsi="Arial"/>
-                <w:sz w:val="19"/>
-              </w:rPr>
-              <w:t>Export theo quyền và phạm vi dữ liệu</w:t>
-            </w:r>
-          </w:p>
-        </w:tc>
-        <w:tc>
-          <w:tcPr>
-            <w:tcW w:type="dxa" w:w="2088"/>
-            <w:shd w:fill="F2F6FA"/>
-            <w:tcBorders>
-              <w:top w:val="single" w:sz="6" w:space="0" w:color="D9D9D9"/>
-              <w:left w:val="single" w:sz="6" w:space="0" w:color="D9D9D9"/>
-              <w:bottom w:val="single" w:sz="6" w:space="0" w:color="D9D9D9"/>
-              <w:right w:val="single" w:sz="6" w:space="0" w:color="D9D9D9"/>
-              <w:insideH w:val="single" w:sz="6" w:space="0" w:color="D9D9D9"/>
-              <w:insideV w:val="single" w:sz="6" w:space="0" w:color="D9D9D9"/>
-            </w:tcBorders>
-            <w:tcMar>
-              <w:top w:w="90" w:type="dxa"/>
-              <w:start w:w="110" w:type="dxa"/>
-              <w:bottom w:w="90" w:type="dxa"/>
-              <w:end w:w="110" w:type="dxa"/>
-            </w:tcMar>
-            <w:vAlign w:val="center"/>
-          </w:tcPr>
-          <w:p>
-            <w:pPr>
-              <w:spacing w:after="0" w:before="0"/>
-              <w:jc w:val="center"/>
-            </w:pPr>
-            <w:r>
-              <w:rPr>
-                <w:rFonts w:ascii="Arial" w:hAnsi="Arial"/>
-                <w:sz w:val="19"/>
-              </w:rPr>
-              <w:t>Đã hoàn thành</w:t>
-            </w:r>
-          </w:p>
-        </w:tc>
-      </w:tr>
-      <w:tr>
-        <w:trPr>
-          <w:cantSplit/>
-        </w:trPr>
-        <w:tc>
-          <w:tcPr>
-            <w:tcW w:type="dxa" w:w="2088"/>
-            <w:shd w:fill="FFFFFF"/>
-            <w:tcBorders>
-              <w:top w:val="single" w:sz="6" w:space="0" w:color="D9D9D9"/>
-              <w:left w:val="single" w:sz="6" w:space="0" w:color="D9D9D9"/>
-              <w:bottom w:val="single" w:sz="6" w:space="0" w:color="D9D9D9"/>
-              <w:right w:val="single" w:sz="6" w:space="0" w:color="D9D9D9"/>
-              <w:insideH w:val="single" w:sz="6" w:space="0" w:color="D9D9D9"/>
-              <w:insideV w:val="single" w:sz="6" w:space="0" w:color="D9D9D9"/>
-            </w:tcBorders>
-            <w:tcMar>
-              <w:top w:w="90" w:type="dxa"/>
-              <w:start w:w="110" w:type="dxa"/>
-              <w:bottom w:w="90" w:type="dxa"/>
-              <w:end w:w="110" w:type="dxa"/>
-            </w:tcMar>
-            <w:vAlign w:val="center"/>
-          </w:tcPr>
-          <w:p>
-            <w:pPr>
-              <w:spacing w:after="0" w:before="0"/>
-              <w:jc w:val="center"/>
-            </w:pPr>
-            <w:r>
-              <w:rPr>
-                <w:rFonts w:ascii="Arial" w:hAnsi="Arial"/>
-                <w:sz w:val="19"/>
-              </w:rPr>
-              <w:t>Invitation queue</w:t>
-            </w:r>
-          </w:p>
-        </w:tc>
-        <w:tc>
-          <w:tcPr>
-            <w:tcW w:type="dxa" w:w="5904"/>
-            <w:shd w:fill="FFFFFF"/>
-            <w:tcBorders>
-              <w:top w:val="single" w:sz="6" w:space="0" w:color="D9D9D9"/>
-              <w:left w:val="single" w:sz="6" w:space="0" w:color="D9D9D9"/>
-              <w:bottom w:val="single" w:sz="6" w:space="0" w:color="D9D9D9"/>
-              <w:right w:val="single" w:sz="6" w:space="0" w:color="D9D9D9"/>
-              <w:insideH w:val="single" w:sz="6" w:space="0" w:color="D9D9D9"/>
-              <w:insideV w:val="single" w:sz="6" w:space="0" w:color="D9D9D9"/>
-            </w:tcBorders>
-            <w:tcMar>
-              <w:top w:w="90" w:type="dxa"/>
-              <w:start w:w="110" w:type="dxa"/>
-              <w:bottom w:w="90" w:type="dxa"/>
-              <w:end w:w="110" w:type="dxa"/>
-            </w:tcMar>
-            <w:vAlign w:val="center"/>
-          </w:tcPr>
-          <w:p>
-            <w:pPr>
-              <w:spacing w:after="0" w:before="0"/>
-              <w:jc w:val="left"/>
-            </w:pPr>
-            <w:r>
-              <w:rPr>
-                <w:rFonts w:ascii="Arial" w:hAnsi="Arial"/>
-                <w:sz w:val="19"/>
-              </w:rPr>
-              <w:t>Worker gửi email kích hoạt và ghi audit</w:t>
-            </w:r>
-          </w:p>
-        </w:tc>
-        <w:tc>
-          <w:tcPr>
-            <w:tcW w:type="dxa" w:w="2088"/>
-            <w:shd w:fill="FFFFFF"/>
-            <w:tcBorders>
-              <w:top w:val="single" w:sz="6" w:space="0" w:color="D9D9D9"/>
-              <w:left w:val="single" w:sz="6" w:space="0" w:color="D9D9D9"/>
-              <w:bottom w:val="single" w:sz="6" w:space="0" w:color="D9D9D9"/>
-              <w:right w:val="single" w:sz="6" w:space="0" w:color="D9D9D9"/>
-              <w:insideH w:val="single" w:sz="6" w:space="0" w:color="D9D9D9"/>
-              <w:insideV w:val="single" w:sz="6" w:space="0" w:color="D9D9D9"/>
-            </w:tcBorders>
-            <w:tcMar>
-              <w:top w:w="90" w:type="dxa"/>
-              <w:start w:w="110" w:type="dxa"/>
-              <w:bottom w:w="90" w:type="dxa"/>
-              <w:end w:w="110" w:type="dxa"/>
-            </w:tcMar>
-            <w:vAlign w:val="center"/>
-          </w:tcPr>
-          <w:p>
-            <w:pPr>
-              <w:spacing w:after="0" w:before="0"/>
-              <w:jc w:val="center"/>
-            </w:pPr>
-            <w:r>
-              <w:rPr>
-                <w:rFonts w:ascii="Arial" w:hAnsi="Arial"/>
-                <w:sz w:val="19"/>
-              </w:rPr>
-              <w:t>Đã nghiệm thu</w:t>
-            </w:r>
-          </w:p>
-        </w:tc>
-      </w:tr>
-      <w:tr>
-        <w:trPr>
-          <w:cantSplit/>
-        </w:trPr>
-        <w:tc>
-          <w:tcPr>
-            <w:tcW w:type="dxa" w:w="2088"/>
-            <w:shd w:fill="F2F6FA"/>
-            <w:tcBorders>
-              <w:top w:val="single" w:sz="6" w:space="0" w:color="D9D9D9"/>
-              <w:left w:val="single" w:sz="6" w:space="0" w:color="D9D9D9"/>
-              <w:bottom w:val="single" w:sz="6" w:space="0" w:color="D9D9D9"/>
-              <w:right w:val="single" w:sz="6" w:space="0" w:color="D9D9D9"/>
-              <w:insideH w:val="single" w:sz="6" w:space="0" w:color="D9D9D9"/>
-              <w:insideV w:val="single" w:sz="6" w:space="0" w:color="D9D9D9"/>
-            </w:tcBorders>
-            <w:tcMar>
-              <w:top w:w="90" w:type="dxa"/>
-              <w:start w:w="110" w:type="dxa"/>
-              <w:bottom w:w="90" w:type="dxa"/>
-              <w:end w:w="110" w:type="dxa"/>
-            </w:tcMar>
-            <w:vAlign w:val="center"/>
-          </w:tcPr>
-          <w:p>
-            <w:pPr>
-              <w:spacing w:after="0" w:before="0"/>
-              <w:jc w:val="center"/>
-            </w:pPr>
-            <w:r>
-              <w:rPr>
-                <w:rFonts w:ascii="Arial" w:hAnsi="Arial"/>
-                <w:sz w:val="19"/>
-              </w:rPr>
-              <w:t>UI import sinh viên</w:t>
-            </w:r>
-          </w:p>
-        </w:tc>
-        <w:tc>
-          <w:tcPr>
-            <w:tcW w:type="dxa" w:w="5904"/>
-            <w:shd w:fill="F2F6FA"/>
-            <w:tcBorders>
-              <w:top w:val="single" w:sz="6" w:space="0" w:color="D9D9D9"/>
-              <w:left w:val="single" w:sz="6" w:space="0" w:color="D9D9D9"/>
-              <w:bottom w:val="single" w:sz="6" w:space="0" w:color="D9D9D9"/>
-              <w:right w:val="single" w:sz="6" w:space="0" w:color="D9D9D9"/>
-              <w:insideH w:val="single" w:sz="6" w:space="0" w:color="D9D9D9"/>
-              <w:insideV w:val="single" w:sz="6" w:space="0" w:color="D9D9D9"/>
-            </w:tcBorders>
-            <w:tcMar>
-              <w:top w:w="90" w:type="dxa"/>
-              <w:start w:w="110" w:type="dxa"/>
-              <w:bottom w:w="90" w:type="dxa"/>
-              <w:end w:w="110" w:type="dxa"/>
-            </w:tcMar>
-            <w:vAlign w:val="center"/>
-          </w:tcPr>
-          <w:p>
-            <w:pPr>
-              <w:spacing w:after="0" w:before="0"/>
-              <w:jc w:val="left"/>
-            </w:pPr>
-            <w:r>
-              <w:rPr>
-                <w:rFonts w:ascii="Arial" w:hAnsi="Arial"/>
-                <w:sz w:val="19"/>
-              </w:rPr>
-              <w:t>Tải file mẫu, preview lỗi, chọn strategy và confirm</w:t>
-            </w:r>
-          </w:p>
-        </w:tc>
-        <w:tc>
-          <w:tcPr>
-            <w:tcW w:type="dxa" w:w="2088"/>
-            <w:shd w:fill="F2F6FA"/>
-            <w:tcBorders>
-              <w:top w:val="single" w:sz="6" w:space="0" w:color="D9D9D9"/>
-              <w:left w:val="single" w:sz="6" w:space="0" w:color="D9D9D9"/>
-              <w:bottom w:val="single" w:sz="6" w:space="0" w:color="D9D9D9"/>
-              <w:right w:val="single" w:sz="6" w:space="0" w:color="D9D9D9"/>
-              <w:insideH w:val="single" w:sz="6" w:space="0" w:color="D9D9D9"/>
-              <w:insideV w:val="single" w:sz="6" w:space="0" w:color="D9D9D9"/>
-            </w:tcBorders>
-            <w:tcMar>
-              <w:top w:w="90" w:type="dxa"/>
-              <w:start w:w="110" w:type="dxa"/>
-              <w:bottom w:w="90" w:type="dxa"/>
-              <w:end w:w="110" w:type="dxa"/>
-            </w:tcMar>
-            <w:vAlign w:val="center"/>
-          </w:tcPr>
-          <w:p>
-            <w:pPr>
-              <w:spacing w:after="0" w:before="0"/>
-              <w:jc w:val="center"/>
-            </w:pPr>
-            <w:r>
-              <w:rPr>
-                <w:rFonts w:ascii="Arial" w:hAnsi="Arial"/>
-                <w:sz w:val="19"/>
-              </w:rPr>
-              <w:t>Đã nghiệm thu</w:t>
-            </w:r>
-          </w:p>
-        </w:tc>
-      </w:tr>
-      <w:tr>
-        <w:trPr>
-          <w:cantSplit/>
-        </w:trPr>
-        <w:tc>
-          <w:tcPr>
-            <w:tcW w:type="dxa" w:w="2088"/>
-            <w:shd w:fill="FFFFFF"/>
-            <w:tcBorders>
-              <w:top w:val="single" w:sz="6" w:space="0" w:color="D9D9D9"/>
-              <w:left w:val="single" w:sz="6" w:space="0" w:color="D9D9D9"/>
-              <w:bottom w:val="single" w:sz="6" w:space="0" w:color="D9D9D9"/>
-              <w:right w:val="single" w:sz="6" w:space="0" w:color="D9D9D9"/>
-              <w:insideH w:val="single" w:sz="6" w:space="0" w:color="D9D9D9"/>
-              <w:insideV w:val="single" w:sz="6" w:space="0" w:color="D9D9D9"/>
-            </w:tcBorders>
-            <w:tcMar>
-              <w:top w:w="90" w:type="dxa"/>
-              <w:start w:w="110" w:type="dxa"/>
-              <w:bottom w:w="90" w:type="dxa"/>
-              <w:end w:w="110" w:type="dxa"/>
-            </w:tcMar>
-            <w:vAlign w:val="center"/>
-          </w:tcPr>
-          <w:p>
-            <w:pPr>
-              <w:spacing w:after="0" w:before="0"/>
-              <w:jc w:val="center"/>
-            </w:pPr>
-            <w:r>
-              <w:rPr>
-                <w:rFonts w:ascii="Arial" w:hAnsi="Arial"/>
-                <w:sz w:val="19"/>
-              </w:rPr>
-              <w:t>Tra cứu audit log</w:t>
-            </w:r>
-          </w:p>
-        </w:tc>
-        <w:tc>
-          <w:tcPr>
-            <w:tcW w:type="dxa" w:w="5904"/>
-            <w:shd w:fill="FFFFFF"/>
-            <w:tcBorders>
-              <w:top w:val="single" w:sz="6" w:space="0" w:color="D9D9D9"/>
-              <w:left w:val="single" w:sz="6" w:space="0" w:color="D9D9D9"/>
-              <w:bottom w:val="single" w:sz="6" w:space="0" w:color="D9D9D9"/>
-              <w:right w:val="single" w:sz="6" w:space="0" w:color="D9D9D9"/>
-              <w:insideH w:val="single" w:sz="6" w:space="0" w:color="D9D9D9"/>
-              <w:insideV w:val="single" w:sz="6" w:space="0" w:color="D9D9D9"/>
-            </w:tcBorders>
-            <w:tcMar>
-              <w:top w:w="90" w:type="dxa"/>
-              <w:start w:w="110" w:type="dxa"/>
-              <w:bottom w:w="90" w:type="dxa"/>
-              <w:end w:w="110" w:type="dxa"/>
-            </w:tcMar>
-            <w:vAlign w:val="center"/>
-          </w:tcPr>
-          <w:p>
-            <w:pPr>
-              <w:spacing w:after="0" w:before="0"/>
-              <w:jc w:val="left"/>
-            </w:pPr>
-            <w:r>
-              <w:rPr>
-                <w:rFonts w:ascii="Arial" w:hAnsi="Arial"/>
-                <w:sz w:val="19"/>
-              </w:rPr>
-              <w:t>Bộ lọc, metadata và phân trang</w:t>
-            </w:r>
-          </w:p>
-        </w:tc>
-        <w:tc>
-          <w:tcPr>
-            <w:tcW w:type="dxa" w:w="2088"/>
-            <w:shd w:fill="FFFFFF"/>
-            <w:tcBorders>
-              <w:top w:val="single" w:sz="6" w:space="0" w:color="D9D9D9"/>
-              <w:left w:val="single" w:sz="6" w:space="0" w:color="D9D9D9"/>
-              <w:bottom w:val="single" w:sz="6" w:space="0" w:color="D9D9D9"/>
-              <w:right w:val="single" w:sz="6" w:space="0" w:color="D9D9D9"/>
-              <w:insideH w:val="single" w:sz="6" w:space="0" w:color="D9D9D9"/>
-              <w:insideV w:val="single" w:sz="6" w:space="0" w:color="D9D9D9"/>
-            </w:tcBorders>
-            <w:tcMar>
-              <w:top w:w="90" w:type="dxa"/>
-              <w:start w:w="110" w:type="dxa"/>
-              <w:bottom w:w="90" w:type="dxa"/>
-              <w:end w:w="110" w:type="dxa"/>
-            </w:tcMar>
-            <w:vAlign w:val="center"/>
-          </w:tcPr>
-          <w:p>
-            <w:pPr>
-              <w:spacing w:after="0" w:before="0"/>
-              <w:jc w:val="center"/>
-            </w:pPr>
-            <w:r>
-              <w:rPr>
-                <w:rFonts w:ascii="Arial" w:hAnsi="Arial"/>
-                <w:sz w:val="19"/>
-              </w:rPr>
-              <w:t>Đã nghiệm thu</w:t>
-            </w:r>
-          </w:p>
-        </w:tc>
-      </w:tr>
-    </w:tbl>
-    <w:p>
-      <w:pPr>
-        <w:spacing w:after="20"/>
-      </w:pPr>
-    </w:p>
-    <w:p>
-      <w:pPr>
-        <w:pStyle w:val="Heading1"/>
-        <w:spacing w:after="140" w:line="259" w:lineRule="auto"/>
-      </w:pPr>
-      <w:r>
-        <w:rPr>
-          <w:rFonts w:ascii="Arial" w:hAnsi="Arial"/>
-        </w:rPr>
-        <w:t>3 Backlog bắt buộc trước production</w:t>
-      </w:r>
-    </w:p>
-    <w:p>
-      <w:pPr>
-        <w:spacing w:after="120" w:line="259" w:lineRule="auto"/>
-      </w:pPr>
-      <w:r>
-        <w:rPr>
-          <w:rFonts w:ascii="Arial" w:hAnsi="Arial"/>
-        </w:rPr>
-        <w:t>Sprint 3 không bao gồm việc mở production. Trước khi triển khai production, đội dự án phải hoàn thành các mục dưới đây. Transaction và unique constraint đã được xác minh; các mục còn lại tập trung vào cách ly workload, giới hạn tài nguyên và lưu preview dùng chung.</w:t>
-      </w:r>
-    </w:p>
-    <w:tbl>
-      <w:tblPr>
-        <w:tblW w:type="auto" w:w="0"/>
-        <w:jc w:val="center"/>
-        <w:tblLayout w:type="fixed"/>
-        <w:tblLook w:firstColumn="1" w:firstRow="1" w:lastColumn="0" w:lastRow="0" w:noHBand="0" w:noVBand="1" w:val="04A0"/>
-      </w:tblPr>
-      <w:tblGrid>
-        <w:gridCol w:w="2556"/>
-        <w:gridCol w:w="2556"/>
-        <w:gridCol w:w="2556"/>
-        <w:gridCol w:w="2556"/>
-      </w:tblGrid>
-      <w:tr>
-        <w:trPr>
-          <w:tblHeader/>
-          <w:cantSplit/>
-          <w:tblHeader w:val="true"/>
-        </w:trPr>
-        <w:tc>
-          <w:tcPr>
-            <w:tcW w:type="dxa" w:w="648"/>
-            <w:shd w:fill="17365D"/>
-            <w:tcBorders>
-              <w:top w:val="single" w:sz="6" w:space="0" w:color="D9D9D9"/>
-              <w:left w:val="single" w:sz="6" w:space="0" w:color="D9D9D9"/>
-              <w:bottom w:val="single" w:sz="6" w:space="0" w:color="D9D9D9"/>
-              <w:right w:val="single" w:sz="6" w:space="0" w:color="D9D9D9"/>
-              <w:insideH w:val="single" w:sz="6" w:space="0" w:color="D9D9D9"/>
-              <w:insideV w:val="single" w:sz="6" w:space="0" w:color="D9D9D9"/>
-            </w:tcBorders>
-            <w:tcMar>
-              <w:top w:w="90" w:type="dxa"/>
-              <w:start w:w="110" w:type="dxa"/>
-              <w:bottom w:w="90" w:type="dxa"/>
-              <w:end w:w="110" w:type="dxa"/>
-            </w:tcMar>
-            <w:vAlign w:val="center"/>
-          </w:tcPr>
-          <w:p>
-            <w:pPr>
-              <w:spacing w:after="0" w:before="0"/>
-              <w:jc w:val="center"/>
-            </w:pPr>
-            <w:r>
-              <w:rPr>
-                <w:rFonts w:ascii="Arial" w:hAnsi="Arial"/>
-                <w:b/>
-                <w:sz w:val="19"/>
-                <w:color w:val="FFFFFF"/>
-              </w:rPr>
-              <w:t>Mã</w:t>
-            </w:r>
-          </w:p>
-        </w:tc>
-        <w:tc>
-          <w:tcPr>
-            <w:tcW w:type="dxa" w:w="1944"/>
-            <w:shd w:fill="17365D"/>
-            <w:tcBorders>
-              <w:top w:val="single" w:sz="6" w:space="0" w:color="D9D9D9"/>
-              <w:left w:val="single" w:sz="6" w:space="0" w:color="D9D9D9"/>
-              <w:bottom w:val="single" w:sz="6" w:space="0" w:color="D9D9D9"/>
-              <w:right w:val="single" w:sz="6" w:space="0" w:color="D9D9D9"/>
-              <w:insideH w:val="single" w:sz="6" w:space="0" w:color="D9D9D9"/>
-              <w:insideV w:val="single" w:sz="6" w:space="0" w:color="D9D9D9"/>
-            </w:tcBorders>
-            <w:tcMar>
-              <w:top w:w="90" w:type="dxa"/>
-              <w:start w:w="110" w:type="dxa"/>
-              <w:bottom w:w="90" w:type="dxa"/>
-              <w:end w:w="110" w:type="dxa"/>
-            </w:tcMar>
-            <w:vAlign w:val="center"/>
-          </w:tcPr>
-          <w:p>
-            <w:pPr>
-              <w:spacing w:after="0" w:before="0"/>
-              <w:jc w:val="left"/>
-            </w:pPr>
-            <w:r>
-              <w:rPr>
-                <w:rFonts w:ascii="Arial" w:hAnsi="Arial"/>
-                <w:b/>
-                <w:sz w:val="19"/>
-                <w:color w:val="FFFFFF"/>
-              </w:rPr>
-              <w:t>Cổng kiểm tra</w:t>
-            </w:r>
-          </w:p>
-        </w:tc>
-        <w:tc>
-          <w:tcPr>
-            <w:tcW w:type="dxa" w:w="6120"/>
-            <w:shd w:fill="17365D"/>
-            <w:tcBorders>
-              <w:top w:val="single" w:sz="6" w:space="0" w:color="D9D9D9"/>
-              <w:left w:val="single" w:sz="6" w:space="0" w:color="D9D9D9"/>
-              <w:bottom w:val="single" w:sz="6" w:space="0" w:color="D9D9D9"/>
-              <w:right w:val="single" w:sz="6" w:space="0" w:color="D9D9D9"/>
-              <w:insideH w:val="single" w:sz="6" w:space="0" w:color="D9D9D9"/>
-              <w:insideV w:val="single" w:sz="6" w:space="0" w:color="D9D9D9"/>
-            </w:tcBorders>
-            <w:tcMar>
-              <w:top w:w="90" w:type="dxa"/>
-              <w:start w:w="110" w:type="dxa"/>
-              <w:bottom w:w="90" w:type="dxa"/>
-              <w:end w:w="110" w:type="dxa"/>
-            </w:tcMar>
-            <w:vAlign w:val="center"/>
-          </w:tcPr>
-          <w:p>
-            <w:pPr>
-              <w:spacing w:after="0" w:before="0"/>
-              <w:jc w:val="left"/>
-            </w:pPr>
-            <w:r>
-              <w:rPr>
-                <w:rFonts w:ascii="Arial" w:hAnsi="Arial"/>
-                <w:b/>
-                <w:sz w:val="19"/>
-                <w:color w:val="FFFFFF"/>
-              </w:rPr>
-              <w:t>Bằng chứng hiện tại</w:t>
-            </w:r>
-          </w:p>
-        </w:tc>
-        <w:tc>
-          <w:tcPr>
-            <w:tcW w:type="dxa" w:w="1368"/>
-            <w:shd w:fill="17365D"/>
-            <w:tcBorders>
-              <w:top w:val="single" w:sz="6" w:space="0" w:color="D9D9D9"/>
-              <w:left w:val="single" w:sz="6" w:space="0" w:color="D9D9D9"/>
-              <w:bottom w:val="single" w:sz="6" w:space="0" w:color="D9D9D9"/>
-              <w:right w:val="single" w:sz="6" w:space="0" w:color="D9D9D9"/>
-              <w:insideH w:val="single" w:sz="6" w:space="0" w:color="D9D9D9"/>
-              <w:insideV w:val="single" w:sz="6" w:space="0" w:color="D9D9D9"/>
-            </w:tcBorders>
-            <w:tcMar>
-              <w:top w:w="90" w:type="dxa"/>
-              <w:start w:w="110" w:type="dxa"/>
-              <w:bottom w:w="90" w:type="dxa"/>
-              <w:end w:w="110" w:type="dxa"/>
-            </w:tcMar>
-            <w:vAlign w:val="center"/>
-          </w:tcPr>
-          <w:p>
-            <w:pPr>
-              <w:spacing w:after="0" w:before="0"/>
-              <w:jc w:val="center"/>
-            </w:pPr>
-            <w:r>
-              <w:rPr>
-                <w:rFonts w:ascii="Arial" w:hAnsi="Arial"/>
-                <w:b/>
-                <w:sz w:val="19"/>
-                <w:color w:val="FFFFFF"/>
-              </w:rPr>
-              <w:t>Trạng thái</w:t>
-            </w:r>
-          </w:p>
-        </w:tc>
-      </w:tr>
-      <w:tr>
-        <w:trPr>
-          <w:cantSplit/>
-        </w:trPr>
-        <w:tc>
-          <w:tcPr>
-            <w:tcW w:type="dxa" w:w="648"/>
-            <w:shd w:fill="FFFFFF"/>
-            <w:tcBorders>
-              <w:top w:val="single" w:sz="6" w:space="0" w:color="D9D9D9"/>
-              <w:left w:val="single" w:sz="6" w:space="0" w:color="D9D9D9"/>
-              <w:bottom w:val="single" w:sz="6" w:space="0" w:color="D9D9D9"/>
-              <w:right w:val="single" w:sz="6" w:space="0" w:color="D9D9D9"/>
-              <w:insideH w:val="single" w:sz="6" w:space="0" w:color="D9D9D9"/>
-              <w:insideV w:val="single" w:sz="6" w:space="0" w:color="D9D9D9"/>
-            </w:tcBorders>
-            <w:tcMar>
-              <w:top w:w="90" w:type="dxa"/>
-              <w:start w:w="110" w:type="dxa"/>
-              <w:bottom w:w="90" w:type="dxa"/>
-              <w:end w:w="110" w:type="dxa"/>
-            </w:tcMar>
-            <w:vAlign w:val="center"/>
-          </w:tcPr>
-          <w:p>
-            <w:pPr>
-              <w:spacing w:after="0" w:before="0"/>
-              <w:jc w:val="center"/>
-            </w:pPr>
-            <w:r>
-              <w:rPr>
-                <w:rFonts w:ascii="Arial" w:hAnsi="Arial"/>
-                <w:sz w:val="19"/>
-              </w:rPr>
-              <w:t>P0.1</w:t>
-            </w:r>
-          </w:p>
-        </w:tc>
-        <w:tc>
-          <w:tcPr>
-            <w:tcW w:type="dxa" w:w="1944"/>
-            <w:shd w:fill="FFFFFF"/>
-            <w:tcBorders>
-              <w:top w:val="single" w:sz="6" w:space="0" w:color="D9D9D9"/>
-              <w:left w:val="single" w:sz="6" w:space="0" w:color="D9D9D9"/>
-              <w:bottom w:val="single" w:sz="6" w:space="0" w:color="D9D9D9"/>
-              <w:right w:val="single" w:sz="6" w:space="0" w:color="D9D9D9"/>
-              <w:insideH w:val="single" w:sz="6" w:space="0" w:color="D9D9D9"/>
-              <w:insideV w:val="single" w:sz="6" w:space="0" w:color="D9D9D9"/>
-            </w:tcBorders>
-            <w:tcMar>
-              <w:top w:w="90" w:type="dxa"/>
-              <w:start w:w="110" w:type="dxa"/>
-              <w:bottom w:w="90" w:type="dxa"/>
-              <w:end w:w="110" w:type="dxa"/>
-            </w:tcMar>
-            <w:vAlign w:val="center"/>
-          </w:tcPr>
-          <w:p>
-            <w:pPr>
-              <w:spacing w:after="0" w:before="0"/>
-              <w:jc w:val="left"/>
-            </w:pPr>
-            <w:r>
-              <w:rPr>
-                <w:rFonts w:ascii="Arial" w:hAnsi="Arial"/>
-                <w:sz w:val="19"/>
-              </w:rPr>
-              <w:t>Transaction và chống race</w:t>
-            </w:r>
-          </w:p>
-        </w:tc>
-        <w:tc>
-          <w:tcPr>
-            <w:tcW w:type="dxa" w:w="6120"/>
-            <w:shd w:fill="FFFFFF"/>
-            <w:tcBorders>
-              <w:top w:val="single" w:sz="6" w:space="0" w:color="D9D9D9"/>
-              <w:left w:val="single" w:sz="6" w:space="0" w:color="D9D9D9"/>
-              <w:bottom w:val="single" w:sz="6" w:space="0" w:color="D9D9D9"/>
-              <w:right w:val="single" w:sz="6" w:space="0" w:color="D9D9D9"/>
-              <w:insideH w:val="single" w:sz="6" w:space="0" w:color="D9D9D9"/>
-              <w:insideV w:val="single" w:sz="6" w:space="0" w:color="D9D9D9"/>
-            </w:tcBorders>
-            <w:tcMar>
-              <w:top w:w="90" w:type="dxa"/>
-              <w:start w:w="110" w:type="dxa"/>
-              <w:bottom w:w="90" w:type="dxa"/>
-              <w:end w:w="110" w:type="dxa"/>
-            </w:tcMar>
-            <w:vAlign w:val="center"/>
-          </w:tcPr>
-          <w:p>
-            <w:pPr>
-              <w:spacing w:after="0" w:before="0"/>
-              <w:jc w:val="left"/>
-            </w:pPr>
-            <w:r>
-              <w:rPr>
-                <w:rFonts w:ascii="Arial" w:hAnsi="Arial"/>
-                <w:sz w:val="19"/>
-              </w:rPr>
-              <w:t>Drizzle commit chạy trong một transaction; DB có unique constraint cho username, email và studentCode.</w:t>
-            </w:r>
-          </w:p>
-        </w:tc>
-        <w:tc>
-          <w:tcPr>
-            <w:tcW w:type="dxa" w:w="1368"/>
-            <w:shd w:fill="FFFFFF"/>
-            <w:tcBorders>
-              <w:top w:val="single" w:sz="6" w:space="0" w:color="D9D9D9"/>
-              <w:left w:val="single" w:sz="6" w:space="0" w:color="D9D9D9"/>
-              <w:bottom w:val="single" w:sz="6" w:space="0" w:color="D9D9D9"/>
-              <w:right w:val="single" w:sz="6" w:space="0" w:color="D9D9D9"/>
-              <w:insideH w:val="single" w:sz="6" w:space="0" w:color="D9D9D9"/>
-              <w:insideV w:val="single" w:sz="6" w:space="0" w:color="D9D9D9"/>
-            </w:tcBorders>
-            <w:tcMar>
-              <w:top w:w="90" w:type="dxa"/>
-              <w:start w:w="110" w:type="dxa"/>
-              <w:bottom w:w="90" w:type="dxa"/>
-              <w:end w:w="110" w:type="dxa"/>
-            </w:tcMar>
-            <w:vAlign w:val="center"/>
-          </w:tcPr>
-          <w:p>
-            <w:pPr>
-              <w:spacing w:after="0" w:before="0"/>
-              <w:jc w:val="center"/>
-            </w:pPr>
-            <w:r>
-              <w:rPr>
-                <w:rFonts w:ascii="Arial" w:hAnsi="Arial"/>
-                <w:sz w:val="19"/>
+                <w:sz w:val="18"/>
               </w:rPr>
               <w:t>Đã đạt</w:t>
             </w:r>
@@ -1828,137 +303,76 @@
         </w:trPr>
         <w:tc>
           <w:tcPr>
-            <w:tcW w:type="dxa" w:w="648"/>
-            <w:shd w:fill="F2F6FA"/>
-            <w:tcBorders>
-              <w:top w:val="single" w:sz="6" w:space="0" w:color="D9D9D9"/>
-              <w:left w:val="single" w:sz="6" w:space="0" w:color="D9D9D9"/>
-              <w:bottom w:val="single" w:sz="6" w:space="0" w:color="D9D9D9"/>
-              <w:right w:val="single" w:sz="6" w:space="0" w:color="D9D9D9"/>
-              <w:insideH w:val="single" w:sz="6" w:space="0" w:color="D9D9D9"/>
-              <w:insideV w:val="single" w:sz="6" w:space="0" w:color="D9D9D9"/>
-            </w:tcBorders>
+            <w:tcW w:type="dxa" w:w="2088"/>
+            <w:vAlign w:val="center"/>
             <w:tcMar>
-              <w:top w:w="90" w:type="dxa"/>
-              <w:start w:w="110" w:type="dxa"/>
-              <w:bottom w:w="90" w:type="dxa"/>
-              <w:end w:w="110" w:type="dxa"/>
+              <w:top w:w="100" w:type="dxa"/>
+              <w:start w:w="120" w:type="dxa"/>
+              <w:bottom w:w="100" w:type="dxa"/>
+              <w:end w:w="120" w:type="dxa"/>
             </w:tcMar>
-            <w:vAlign w:val="center"/>
+            <w:shd w:fill="F5F7F9"/>
           </w:tcPr>
           <w:p>
             <w:pPr>
-              <w:spacing w:after="0" w:before="0"/>
-              <w:jc w:val="center"/>
+              <w:spacing w:after="0" w:line="259" w:lineRule="auto"/>
+              <w:jc w:val="left"/>
             </w:pPr>
             <w:r>
               <w:rPr>
-                <w:rFonts w:ascii="Arial" w:hAnsi="Arial"/>
-                <w:sz w:val="19"/>
+                <w:sz w:val="18"/>
               </w:rPr>
-              <w:t>P0.2</w:t>
+              <w:t>Hồ sơ sinh viên</w:t>
             </w:r>
           </w:p>
         </w:tc>
         <w:tc>
           <w:tcPr>
-            <w:tcW w:type="dxa" w:w="1944"/>
-            <w:shd w:fill="F2F6FA"/>
-            <w:tcBorders>
-              <w:top w:val="single" w:sz="6" w:space="0" w:color="D9D9D9"/>
-              <w:left w:val="single" w:sz="6" w:space="0" w:color="D9D9D9"/>
-              <w:bottom w:val="single" w:sz="6" w:space="0" w:color="D9D9D9"/>
-              <w:right w:val="single" w:sz="6" w:space="0" w:color="D9D9D9"/>
-              <w:insideH w:val="single" w:sz="6" w:space="0" w:color="D9D9D9"/>
-              <w:insideV w:val="single" w:sz="6" w:space="0" w:color="D9D9D9"/>
-            </w:tcBorders>
+            <w:tcW w:type="dxa" w:w="5904"/>
+            <w:vAlign w:val="center"/>
             <w:tcMar>
-              <w:top w:w="90" w:type="dxa"/>
-              <w:start w:w="110" w:type="dxa"/>
-              <w:bottom w:w="90" w:type="dxa"/>
-              <w:end w:w="110" w:type="dxa"/>
+              <w:top w:w="100" w:type="dxa"/>
+              <w:start w:w="120" w:type="dxa"/>
+              <w:bottom w:w="100" w:type="dxa"/>
+              <w:end w:w="120" w:type="dxa"/>
             </w:tcMar>
-            <w:vAlign w:val="center"/>
+            <w:shd w:fill="F5F7F9"/>
           </w:tcPr>
           <w:p>
             <w:pPr>
-              <w:spacing w:after="0" w:before="0"/>
+              <w:spacing w:after="0" w:line="259" w:lineRule="auto"/>
               <w:jc w:val="left"/>
             </w:pPr>
             <w:r>
               <w:rPr>
-                <w:rFonts w:ascii="Arial" w:hAnsi="Arial"/>
-                <w:sz w:val="19"/>
+                <w:sz w:val="18"/>
               </w:rPr>
-              <w:t>Không block event loop</w:t>
+              <w:t>Danh sách, tìm kiếm, sửa mã số, họ tên, lớp và khoa</w:t>
             </w:r>
           </w:p>
         </w:tc>
         <w:tc>
           <w:tcPr>
-            <w:tcW w:type="dxa" w:w="6120"/>
-            <w:shd w:fill="F2F6FA"/>
-            <w:tcBorders>
-              <w:top w:val="single" w:sz="6" w:space="0" w:color="D9D9D9"/>
-              <w:left w:val="single" w:sz="6" w:space="0" w:color="D9D9D9"/>
-              <w:bottom w:val="single" w:sz="6" w:space="0" w:color="D9D9D9"/>
-              <w:right w:val="single" w:sz="6" w:space="0" w:color="D9D9D9"/>
-              <w:insideH w:val="single" w:sz="6" w:space="0" w:color="D9D9D9"/>
-              <w:insideV w:val="single" w:sz="6" w:space="0" w:color="D9D9D9"/>
-            </w:tcBorders>
+            <w:tcW w:type="dxa" w:w="1728"/>
+            <w:vAlign w:val="center"/>
             <w:tcMar>
-              <w:top w:w="90" w:type="dxa"/>
-              <w:start w:w="110" w:type="dxa"/>
-              <w:bottom w:w="90" w:type="dxa"/>
-              <w:end w:w="110" w:type="dxa"/>
+              <w:top w:w="100" w:type="dxa"/>
+              <w:start w:w="120" w:type="dxa"/>
+              <w:bottom w:w="100" w:type="dxa"/>
+              <w:end w:w="120" w:type="dxa"/>
             </w:tcMar>
-            <w:vAlign w:val="center"/>
+            <w:shd w:fill="F5F7F9"/>
           </w:tcPr>
           <w:p>
             <w:pPr>
-              <w:spacing w:after="0" w:before="0"/>
-              <w:jc w:val="left"/>
-            </w:pPr>
-            <w:r>
-              <w:rPr>
-                <w:rFonts w:ascii="Arial" w:hAnsi="Arial"/>
-                <w:sz w:val="19"/>
-              </w:rPr>
-              <w:t>CSV và phần parse XML XLSX vẫn chạy trong request process.</w:t>
-            </w:r>
-          </w:p>
-        </w:tc>
-        <w:tc>
-          <w:tcPr>
-            <w:tcW w:type="dxa" w:w="1368"/>
-            <w:shd w:fill="F2F6FA"/>
-            <w:tcBorders>
-              <w:top w:val="single" w:sz="6" w:space="0" w:color="D9D9D9"/>
-              <w:left w:val="single" w:sz="6" w:space="0" w:color="D9D9D9"/>
-              <w:bottom w:val="single" w:sz="6" w:space="0" w:color="D9D9D9"/>
-              <w:right w:val="single" w:sz="6" w:space="0" w:color="D9D9D9"/>
-              <w:insideH w:val="single" w:sz="6" w:space="0" w:color="D9D9D9"/>
-              <w:insideV w:val="single" w:sz="6" w:space="0" w:color="D9D9D9"/>
-            </w:tcBorders>
-            <w:tcMar>
-              <w:top w:w="90" w:type="dxa"/>
-              <w:start w:w="110" w:type="dxa"/>
-              <w:bottom w:w="90" w:type="dxa"/>
-              <w:end w:w="110" w:type="dxa"/>
-            </w:tcMar>
-            <w:vAlign w:val="center"/>
-          </w:tcPr>
-          <w:p>
-            <w:pPr>
-              <w:spacing w:after="0" w:before="0"/>
+              <w:spacing w:after="0" w:line="259" w:lineRule="auto"/>
               <w:jc w:val="center"/>
             </w:pPr>
             <w:r>
               <w:rPr>
-                <w:rFonts w:ascii="Arial" w:hAnsi="Arial"/>
-                <w:sz w:val="19"/>
+                <w:sz w:val="18"/>
               </w:rPr>
-              <w:t>Backlog production</w:t>
+              <w:t>Đã đạt</w:t>
             </w:r>
           </w:p>
         </w:tc>
@@ -1969,137 +383,73 @@
         </w:trPr>
         <w:tc>
           <w:tcPr>
-            <w:tcW w:type="dxa" w:w="648"/>
-            <w:shd w:fill="FFFFFF"/>
-            <w:tcBorders>
-              <w:top w:val="single" w:sz="6" w:space="0" w:color="D9D9D9"/>
-              <w:left w:val="single" w:sz="6" w:space="0" w:color="D9D9D9"/>
-              <w:bottom w:val="single" w:sz="6" w:space="0" w:color="D9D9D9"/>
-              <w:right w:val="single" w:sz="6" w:space="0" w:color="D9D9D9"/>
-              <w:insideH w:val="single" w:sz="6" w:space="0" w:color="D9D9D9"/>
-              <w:insideV w:val="single" w:sz="6" w:space="0" w:color="D9D9D9"/>
-            </w:tcBorders>
+            <w:tcW w:type="dxa" w:w="2088"/>
+            <w:vAlign w:val="center"/>
             <w:tcMar>
-              <w:top w:w="90" w:type="dxa"/>
-              <w:start w:w="110" w:type="dxa"/>
-              <w:bottom w:w="90" w:type="dxa"/>
-              <w:end w:w="110" w:type="dxa"/>
+              <w:top w:w="100" w:type="dxa"/>
+              <w:start w:w="120" w:type="dxa"/>
+              <w:bottom w:w="100" w:type="dxa"/>
+              <w:end w:w="120" w:type="dxa"/>
             </w:tcMar>
-            <w:vAlign w:val="center"/>
           </w:tcPr>
           <w:p>
             <w:pPr>
-              <w:spacing w:after="0" w:before="0"/>
-              <w:jc w:val="center"/>
+              <w:spacing w:after="0" w:line="259" w:lineRule="auto"/>
+              <w:jc w:val="left"/>
             </w:pPr>
             <w:r>
               <w:rPr>
-                <w:rFonts w:ascii="Arial" w:hAnsi="Arial"/>
-                <w:sz w:val="19"/>
+                <w:sz w:val="18"/>
               </w:rPr>
-              <w:t>P0.3</w:t>
+              <w:t>Import sinh viên</w:t>
             </w:r>
           </w:p>
         </w:tc>
         <w:tc>
           <w:tcPr>
-            <w:tcW w:type="dxa" w:w="1944"/>
-            <w:shd w:fill="FFFFFF"/>
-            <w:tcBorders>
-              <w:top w:val="single" w:sz="6" w:space="0" w:color="D9D9D9"/>
-              <w:left w:val="single" w:sz="6" w:space="0" w:color="D9D9D9"/>
-              <w:bottom w:val="single" w:sz="6" w:space="0" w:color="D9D9D9"/>
-              <w:right w:val="single" w:sz="6" w:space="0" w:color="D9D9D9"/>
-              <w:insideH w:val="single" w:sz="6" w:space="0" w:color="D9D9D9"/>
-              <w:insideV w:val="single" w:sz="6" w:space="0" w:color="D9D9D9"/>
-            </w:tcBorders>
+            <w:tcW w:type="dxa" w:w="5904"/>
+            <w:vAlign w:val="center"/>
             <w:tcMar>
-              <w:top w:w="90" w:type="dxa"/>
-              <w:start w:w="110" w:type="dxa"/>
-              <w:bottom w:w="90" w:type="dxa"/>
-              <w:end w:w="110" w:type="dxa"/>
+              <w:top w:w="100" w:type="dxa"/>
+              <w:start w:w="120" w:type="dxa"/>
+              <w:bottom w:w="100" w:type="dxa"/>
+              <w:end w:w="120" w:type="dxa"/>
             </w:tcMar>
-            <w:vAlign w:val="center"/>
           </w:tcPr>
           <w:p>
             <w:pPr>
-              <w:spacing w:after="0" w:before="0"/>
+              <w:spacing w:after="0" w:line="259" w:lineRule="auto"/>
               <w:jc w:val="left"/>
             </w:pPr>
             <w:r>
               <w:rPr>
-                <w:rFonts w:ascii="Arial" w:hAnsi="Arial"/>
-                <w:sz w:val="19"/>
+                <w:sz w:val="18"/>
               </w:rPr>
-              <w:t>Giới hạn RAM và concurrency</w:t>
+              <w:t>Upload, job, preview, confirm, xử lý trùng và audit</w:t>
             </w:r>
           </w:p>
         </w:tc>
         <w:tc>
           <w:tcPr>
-            <w:tcW w:type="dxa" w:w="6120"/>
-            <w:shd w:fill="FFFFFF"/>
-            <w:tcBorders>
-              <w:top w:val="single" w:sz="6" w:space="0" w:color="D9D9D9"/>
-              <w:left w:val="single" w:sz="6" w:space="0" w:color="D9D9D9"/>
-              <w:bottom w:val="single" w:sz="6" w:space="0" w:color="D9D9D9"/>
-              <w:right w:val="single" w:sz="6" w:space="0" w:color="D9D9D9"/>
-              <w:insideH w:val="single" w:sz="6" w:space="0" w:color="D9D9D9"/>
-              <w:insideV w:val="single" w:sz="6" w:space="0" w:color="D9D9D9"/>
-            </w:tcBorders>
+            <w:tcW w:type="dxa" w:w="1728"/>
+            <w:vAlign w:val="center"/>
             <w:tcMar>
-              <w:top w:w="90" w:type="dxa"/>
-              <w:start w:w="110" w:type="dxa"/>
-              <w:bottom w:w="90" w:type="dxa"/>
-              <w:end w:w="110" w:type="dxa"/>
+              <w:top w:w="100" w:type="dxa"/>
+              <w:start w:w="120" w:type="dxa"/>
+              <w:bottom w:w="100" w:type="dxa"/>
+              <w:end w:w="120" w:type="dxa"/>
             </w:tcMar>
-            <w:vAlign w:val="center"/>
           </w:tcPr>
           <w:p>
             <w:pPr>
-              <w:spacing w:after="0" w:before="0"/>
-              <w:jc w:val="left"/>
-            </w:pPr>
-            <w:r>
-              <w:rPr>
-                <w:rFonts w:ascii="Arial" w:hAnsi="Arial"/>
-                <w:sz w:val="19"/>
-              </w:rPr>
-              <w:t>file.toBuffer() giữ toàn bộ file; chưa có concurrency budget và memory budget.</w:t>
-            </w:r>
-          </w:p>
-        </w:tc>
-        <w:tc>
-          <w:tcPr>
-            <w:tcW w:type="dxa" w:w="1368"/>
-            <w:shd w:fill="FFFFFF"/>
-            <w:tcBorders>
-              <w:top w:val="single" w:sz="6" w:space="0" w:color="D9D9D9"/>
-              <w:left w:val="single" w:sz="6" w:space="0" w:color="D9D9D9"/>
-              <w:bottom w:val="single" w:sz="6" w:space="0" w:color="D9D9D9"/>
-              <w:right w:val="single" w:sz="6" w:space="0" w:color="D9D9D9"/>
-              <w:insideH w:val="single" w:sz="6" w:space="0" w:color="D9D9D9"/>
-              <w:insideV w:val="single" w:sz="6" w:space="0" w:color="D9D9D9"/>
-            </w:tcBorders>
-            <w:tcMar>
-              <w:top w:w="90" w:type="dxa"/>
-              <w:start w:w="110" w:type="dxa"/>
-              <w:bottom w:w="90" w:type="dxa"/>
-              <w:end w:w="110" w:type="dxa"/>
-            </w:tcMar>
-            <w:vAlign w:val="center"/>
-          </w:tcPr>
-          <w:p>
-            <w:pPr>
-              <w:spacing w:after="0" w:before="0"/>
+              <w:spacing w:after="0" w:line="259" w:lineRule="auto"/>
               <w:jc w:val="center"/>
             </w:pPr>
             <w:r>
               <w:rPr>
-                <w:rFonts w:ascii="Arial" w:hAnsi="Arial"/>
-                <w:sz w:val="19"/>
+                <w:sz w:val="18"/>
               </w:rPr>
-              <w:t>Backlog production</w:t>
+              <w:t>Đã đạt</w:t>
             </w:r>
           </w:p>
         </w:tc>
@@ -2110,137 +460,76 @@
         </w:trPr>
         <w:tc>
           <w:tcPr>
-            <w:tcW w:type="dxa" w:w="648"/>
-            <w:shd w:fill="F2F6FA"/>
-            <w:tcBorders>
-              <w:top w:val="single" w:sz="6" w:space="0" w:color="D9D9D9"/>
-              <w:left w:val="single" w:sz="6" w:space="0" w:color="D9D9D9"/>
-              <w:bottom w:val="single" w:sz="6" w:space="0" w:color="D9D9D9"/>
-              <w:right w:val="single" w:sz="6" w:space="0" w:color="D9D9D9"/>
-              <w:insideH w:val="single" w:sz="6" w:space="0" w:color="D9D9D9"/>
-              <w:insideV w:val="single" w:sz="6" w:space="0" w:color="D9D9D9"/>
-            </w:tcBorders>
+            <w:tcW w:type="dxa" w:w="2088"/>
+            <w:vAlign w:val="center"/>
             <w:tcMar>
-              <w:top w:w="90" w:type="dxa"/>
-              <w:start w:w="110" w:type="dxa"/>
-              <w:bottom w:w="90" w:type="dxa"/>
-              <w:end w:w="110" w:type="dxa"/>
+              <w:top w:w="100" w:type="dxa"/>
+              <w:start w:w="120" w:type="dxa"/>
+              <w:bottom w:w="100" w:type="dxa"/>
+              <w:end w:w="120" w:type="dxa"/>
             </w:tcMar>
-            <w:vAlign w:val="center"/>
+            <w:shd w:fill="F5F7F9"/>
           </w:tcPr>
           <w:p>
             <w:pPr>
-              <w:spacing w:after="0" w:before="0"/>
-              <w:jc w:val="center"/>
+              <w:spacing w:after="0" w:line="259" w:lineRule="auto"/>
+              <w:jc w:val="left"/>
             </w:pPr>
             <w:r>
               <w:rPr>
-                <w:rFonts w:ascii="Arial" w:hAnsi="Arial"/>
-                <w:sz w:val="19"/>
+                <w:sz w:val="18"/>
               </w:rPr>
-              <w:t>P0.4</w:t>
+              <w:t>Export Excel</w:t>
             </w:r>
           </w:p>
         </w:tc>
         <w:tc>
           <w:tcPr>
-            <w:tcW w:type="dxa" w:w="1944"/>
-            <w:shd w:fill="F2F6FA"/>
-            <w:tcBorders>
-              <w:top w:val="single" w:sz="6" w:space="0" w:color="D9D9D9"/>
-              <w:left w:val="single" w:sz="6" w:space="0" w:color="D9D9D9"/>
-              <w:bottom w:val="single" w:sz="6" w:space="0" w:color="D9D9D9"/>
-              <w:right w:val="single" w:sz="6" w:space="0" w:color="D9D9D9"/>
-              <w:insideH w:val="single" w:sz="6" w:space="0" w:color="D9D9D9"/>
-              <w:insideV w:val="single" w:sz="6" w:space="0" w:color="D9D9D9"/>
-            </w:tcBorders>
+            <w:tcW w:type="dxa" w:w="5904"/>
+            <w:vAlign w:val="center"/>
             <w:tcMar>
-              <w:top w:w="90" w:type="dxa"/>
-              <w:start w:w="110" w:type="dxa"/>
-              <w:bottom w:w="90" w:type="dxa"/>
-              <w:end w:w="110" w:type="dxa"/>
+              <w:top w:w="100" w:type="dxa"/>
+              <w:start w:w="120" w:type="dxa"/>
+              <w:bottom w:w="100" w:type="dxa"/>
+              <w:end w:w="120" w:type="dxa"/>
             </w:tcMar>
-            <w:vAlign w:val="center"/>
+            <w:shd w:fill="F5F7F9"/>
           </w:tcPr>
           <w:p>
             <w:pPr>
-              <w:spacing w:after="0" w:before="0"/>
+              <w:spacing w:after="0" w:line="259" w:lineRule="auto"/>
               <w:jc w:val="left"/>
             </w:pPr>
             <w:r>
               <w:rPr>
-                <w:rFonts w:ascii="Arial" w:hAnsi="Arial"/>
-                <w:sz w:val="19"/>
+                <w:sz w:val="18"/>
               </w:rPr>
-              <w:t>XLSX zip bomb</w:t>
+              <w:t>Xuất dữ liệu theo quyền, phạm vi và bộ lọc</w:t>
             </w:r>
           </w:p>
         </w:tc>
         <w:tc>
           <w:tcPr>
-            <w:tcW w:type="dxa" w:w="6120"/>
-            <w:shd w:fill="F2F6FA"/>
-            <w:tcBorders>
-              <w:top w:val="single" w:sz="6" w:space="0" w:color="D9D9D9"/>
-              <w:left w:val="single" w:sz="6" w:space="0" w:color="D9D9D9"/>
-              <w:bottom w:val="single" w:sz="6" w:space="0" w:color="D9D9D9"/>
-              <w:right w:val="single" w:sz="6" w:space="0" w:color="D9D9D9"/>
-              <w:insideH w:val="single" w:sz="6" w:space="0" w:color="D9D9D9"/>
-              <w:insideV w:val="single" w:sz="6" w:space="0" w:color="D9D9D9"/>
-            </w:tcBorders>
+            <w:tcW w:type="dxa" w:w="1728"/>
+            <w:vAlign w:val="center"/>
             <w:tcMar>
-              <w:top w:w="90" w:type="dxa"/>
-              <w:start w:w="110" w:type="dxa"/>
-              <w:bottom w:w="90" w:type="dxa"/>
-              <w:end w:w="110" w:type="dxa"/>
+              <w:top w:w="100" w:type="dxa"/>
+              <w:start w:w="120" w:type="dxa"/>
+              <w:bottom w:w="100" w:type="dxa"/>
+              <w:end w:w="120" w:type="dxa"/>
             </w:tcMar>
-            <w:vAlign w:val="center"/>
+            <w:shd w:fill="F5F7F9"/>
           </w:tcPr>
           <w:p>
             <w:pPr>
-              <w:spacing w:after="0" w:before="0"/>
-              <w:jc w:val="left"/>
-            </w:pPr>
-            <w:r>
-              <w:rPr>
-                <w:rFonts w:ascii="Arial" w:hAnsi="Arial"/>
-                <w:sz w:val="19"/>
-              </w:rPr>
-              <w:t>Thư viện hiện tại chưa giới hạn tổng byte giải nén, số entry hoặc compression ratio.</w:t>
-            </w:r>
-          </w:p>
-        </w:tc>
-        <w:tc>
-          <w:tcPr>
-            <w:tcW w:type="dxa" w:w="1368"/>
-            <w:shd w:fill="F2F6FA"/>
-            <w:tcBorders>
-              <w:top w:val="single" w:sz="6" w:space="0" w:color="D9D9D9"/>
-              <w:left w:val="single" w:sz="6" w:space="0" w:color="D9D9D9"/>
-              <w:bottom w:val="single" w:sz="6" w:space="0" w:color="D9D9D9"/>
-              <w:right w:val="single" w:sz="6" w:space="0" w:color="D9D9D9"/>
-              <w:insideH w:val="single" w:sz="6" w:space="0" w:color="D9D9D9"/>
-              <w:insideV w:val="single" w:sz="6" w:space="0" w:color="D9D9D9"/>
-            </w:tcBorders>
-            <w:tcMar>
-              <w:top w:w="90" w:type="dxa"/>
-              <w:start w:w="110" w:type="dxa"/>
-              <w:bottom w:w="90" w:type="dxa"/>
-              <w:end w:w="110" w:type="dxa"/>
-            </w:tcMar>
-            <w:vAlign w:val="center"/>
-          </w:tcPr>
-          <w:p>
-            <w:pPr>
-              <w:spacing w:after="0" w:before="0"/>
+              <w:spacing w:after="0" w:line="259" w:lineRule="auto"/>
               <w:jc w:val="center"/>
             </w:pPr>
             <w:r>
               <w:rPr>
-                <w:rFonts w:ascii="Arial" w:hAnsi="Arial"/>
-                <w:sz w:val="19"/>
+                <w:sz w:val="18"/>
               </w:rPr>
-              <w:t>Backlog production</w:t>
+              <w:t>Đã đạt</w:t>
             </w:r>
           </w:p>
         </w:tc>
@@ -2251,452 +540,73 @@
         </w:trPr>
         <w:tc>
           <w:tcPr>
-            <w:tcW w:type="dxa" w:w="648"/>
-            <w:shd w:fill="FFFFFF"/>
-            <w:tcBorders>
-              <w:top w:val="single" w:sz="6" w:space="0" w:color="D9D9D9"/>
-              <w:left w:val="single" w:sz="6" w:space="0" w:color="D9D9D9"/>
-              <w:bottom w:val="single" w:sz="6" w:space="0" w:color="D9D9D9"/>
-              <w:right w:val="single" w:sz="6" w:space="0" w:color="D9D9D9"/>
-              <w:insideH w:val="single" w:sz="6" w:space="0" w:color="D9D9D9"/>
-              <w:insideV w:val="single" w:sz="6" w:space="0" w:color="D9D9D9"/>
-            </w:tcBorders>
+            <w:tcW w:type="dxa" w:w="2088"/>
+            <w:vAlign w:val="center"/>
             <w:tcMar>
-              <w:top w:w="90" w:type="dxa"/>
-              <w:start w:w="110" w:type="dxa"/>
-              <w:bottom w:w="90" w:type="dxa"/>
-              <w:end w:w="110" w:type="dxa"/>
+              <w:top w:w="100" w:type="dxa"/>
+              <w:start w:w="120" w:type="dxa"/>
+              <w:bottom w:w="100" w:type="dxa"/>
+              <w:end w:w="120" w:type="dxa"/>
             </w:tcMar>
-            <w:vAlign w:val="center"/>
           </w:tcPr>
           <w:p>
             <w:pPr>
-              <w:spacing w:after="0" w:before="0"/>
-              <w:jc w:val="center"/>
+              <w:spacing w:after="0" w:line="259" w:lineRule="auto"/>
+              <w:jc w:val="left"/>
             </w:pPr>
             <w:r>
               <w:rPr>
-                <w:rFonts w:ascii="Arial" w:hAnsi="Arial"/>
-                <w:sz w:val="19"/>
+                <w:sz w:val="18"/>
               </w:rPr>
-              <w:t>P0.5</w:t>
+              <w:t>Invitation queue</w:t>
             </w:r>
           </w:p>
         </w:tc>
         <w:tc>
           <w:tcPr>
-            <w:tcW w:type="dxa" w:w="1944"/>
-            <w:shd w:fill="FFFFFF"/>
-            <w:tcBorders>
-              <w:top w:val="single" w:sz="6" w:space="0" w:color="D9D9D9"/>
-              <w:left w:val="single" w:sz="6" w:space="0" w:color="D9D9D9"/>
-              <w:bottom w:val="single" w:sz="6" w:space="0" w:color="D9D9D9"/>
-              <w:right w:val="single" w:sz="6" w:space="0" w:color="D9D9D9"/>
-              <w:insideH w:val="single" w:sz="6" w:space="0" w:color="D9D9D9"/>
-              <w:insideV w:val="single" w:sz="6" w:space="0" w:color="D9D9D9"/>
-            </w:tcBorders>
+            <w:tcW w:type="dxa" w:w="5904"/>
+            <w:vAlign w:val="center"/>
             <w:tcMar>
-              <w:top w:w="90" w:type="dxa"/>
-              <w:start w:w="110" w:type="dxa"/>
-              <w:bottom w:w="90" w:type="dxa"/>
-              <w:end w:w="110" w:type="dxa"/>
+              <w:top w:w="100" w:type="dxa"/>
+              <w:start w:w="120" w:type="dxa"/>
+              <w:bottom w:w="100" w:type="dxa"/>
+              <w:end w:w="120" w:type="dxa"/>
             </w:tcMar>
-            <w:vAlign w:val="center"/>
           </w:tcPr>
           <w:p>
             <w:pPr>
-              <w:spacing w:after="0" w:before="0"/>
+              <w:spacing w:after="0" w:line="259" w:lineRule="auto"/>
               <w:jc w:val="left"/>
             </w:pPr>
             <w:r>
               <w:rPr>
-                <w:rFonts w:ascii="Arial" w:hAnsi="Arial"/>
-                <w:sz w:val="19"/>
+                <w:sz w:val="18"/>
               </w:rPr>
-              <w:t>Preview dùng chung</w:t>
+              <w:t>Worker gửi email kích hoạt, retry và audit</w:t>
             </w:r>
           </w:p>
         </w:tc>
         <w:tc>
           <w:tcPr>
-            <w:tcW w:type="dxa" w:w="6120"/>
-            <w:shd w:fill="FFFFFF"/>
-            <w:tcBorders>
-              <w:top w:val="single" w:sz="6" w:space="0" w:color="D9D9D9"/>
-              <w:left w:val="single" w:sz="6" w:space="0" w:color="D9D9D9"/>
-              <w:bottom w:val="single" w:sz="6" w:space="0" w:color="D9D9D9"/>
-              <w:right w:val="single" w:sz="6" w:space="0" w:color="D9D9D9"/>
-              <w:insideH w:val="single" w:sz="6" w:space="0" w:color="D9D9D9"/>
-              <w:insideV w:val="single" w:sz="6" w:space="0" w:color="D9D9D9"/>
-            </w:tcBorders>
+            <w:tcW w:type="dxa" w:w="1728"/>
+            <w:vAlign w:val="center"/>
             <w:tcMar>
-              <w:top w:w="90" w:type="dxa"/>
-              <w:start w:w="110" w:type="dxa"/>
-              <w:bottom w:w="90" w:type="dxa"/>
-              <w:end w:w="110" w:type="dxa"/>
+              <w:top w:w="100" w:type="dxa"/>
+              <w:start w:w="120" w:type="dxa"/>
+              <w:bottom w:w="100" w:type="dxa"/>
+              <w:end w:w="120" w:type="dxa"/>
             </w:tcMar>
-            <w:vAlign w:val="center"/>
           </w:tcPr>
           <w:p>
             <w:pPr>
-              <w:spacing w:after="0" w:before="0"/>
-              <w:jc w:val="left"/>
-            </w:pPr>
-            <w:r>
-              <w:rPr>
-                <w:rFonts w:ascii="Arial" w:hAnsi="Arial"/>
-                <w:sz w:val="19"/>
-              </w:rPr>
-              <w:t>InMemoryStudentImportPreviewStore không dùng được khi scale nhiều instance hoặc restart.</w:t>
-            </w:r>
-          </w:p>
-        </w:tc>
-        <w:tc>
-          <w:tcPr>
-            <w:tcW w:type="dxa" w:w="1368"/>
-            <w:shd w:fill="FFFFFF"/>
-            <w:tcBorders>
-              <w:top w:val="single" w:sz="6" w:space="0" w:color="D9D9D9"/>
-              <w:left w:val="single" w:sz="6" w:space="0" w:color="D9D9D9"/>
-              <w:bottom w:val="single" w:sz="6" w:space="0" w:color="D9D9D9"/>
-              <w:right w:val="single" w:sz="6" w:space="0" w:color="D9D9D9"/>
-              <w:insideH w:val="single" w:sz="6" w:space="0" w:color="D9D9D9"/>
-              <w:insideV w:val="single" w:sz="6" w:space="0" w:color="D9D9D9"/>
-            </w:tcBorders>
-            <w:tcMar>
-              <w:top w:w="90" w:type="dxa"/>
-              <w:start w:w="110" w:type="dxa"/>
-              <w:bottom w:w="90" w:type="dxa"/>
-              <w:end w:w="110" w:type="dxa"/>
-            </w:tcMar>
-            <w:vAlign w:val="center"/>
-          </w:tcPr>
-          <w:p>
-            <w:pPr>
-              <w:spacing w:after="0" w:before="0"/>
+              <w:spacing w:after="0" w:line="259" w:lineRule="auto"/>
               <w:jc w:val="center"/>
             </w:pPr>
             <w:r>
               <w:rPr>
-                <w:rFonts w:ascii="Arial" w:hAnsi="Arial"/>
-                <w:sz w:val="19"/>
+                <w:sz w:val="18"/>
               </w:rPr>
-              <w:t>Backlog production</w:t>
-            </w:r>
-          </w:p>
-        </w:tc>
-      </w:tr>
-    </w:tbl>
-    <w:p>
-      <w:pPr>
-        <w:spacing w:after="20"/>
-      </w:pPr>
-    </w:p>
-    <w:p>
-      <w:pPr>
-        <w:pStyle w:val="Heading1"/>
-        <w:spacing w:after="140" w:line="259" w:lineRule="auto"/>
-      </w:pPr>
-      <w:r>
-        <w:rPr>
-          <w:rFonts w:ascii="Aptos" w:hAnsi="Aptos"/>
-          <w:b/>
-          <w:color w:val="000000"/>
-          <w:sz w:val="32"/>
-        </w:rPr>
-        <w:t>4 Thiết kế đích cho import</w:t>
-      </w:r>
-    </w:p>
-    <w:p>
-      <w:pPr>
-        <w:spacing w:after="120" w:line="259" w:lineRule="auto"/>
-      </w:pPr>
-      <w:r>
-        <w:rPr>
-          <w:rFonts w:ascii="Aptos" w:hAnsi="Aptos"/>
-          <w:b w:val="0"/>
-          <w:color w:val="000000"/>
-          <w:sz w:val="21"/>
-        </w:rPr>
-        <w:t>Luồng import production nên là một job bất đồng bộ. API tiếp nhận file và trả jobId; worker riêng kiểm tra quota, parse và tạo preview trong kho dùng chung. Confirm vẫn dùng transaction của repository hiện tại.</w:t>
-      </w:r>
-    </w:p>
-    <w:p>
-      <w:pPr>
-        <w:spacing w:after="160" w:line="259" w:lineRule="auto"/>
-      </w:pPr>
-      <w:r>
-        <w:rPr>
-          <w:rFonts w:ascii="Aptos" w:hAnsi="Aptos"/>
-          <w:b/>
-          <w:color w:val="17365D"/>
-          <w:sz w:val="21"/>
-        </w:rPr>
-        <w:t>Upload → lưu shared storage → tạo job → worker parse có quota → lưu preview dùng chung → frontend poll → admin confirm → commit transaction</w:t>
-      </w:r>
-    </w:p>
-    <w:p>
-      <w:pPr>
-        <w:pStyle w:val="ListBullet"/>
-        <w:spacing w:after="40" w:line="259" w:lineRule="auto"/>
-      </w:pPr>
-      <w:r>
-        <w:rPr>
-          <w:rFonts w:ascii="Aptos" w:hAnsi="Aptos"/>
-          <w:b w:val="0"/>
-          <w:color w:val="000000"/>
-          <w:sz w:val="21"/>
-        </w:rPr>
-        <w:t>Job store: ưu tiên PostgreSQL job queue hiện có để không thêm Redis khi chưa cần.</w:t>
-      </w:r>
-    </w:p>
-    <w:p>
-      <w:pPr>
-        <w:pStyle w:val="ListBullet"/>
-        <w:spacing w:after="40" w:line="259" w:lineRule="auto"/>
-      </w:pPr>
-      <w:r>
-        <w:rPr>
-          <w:rFonts w:ascii="Aptos" w:hAnsi="Aptos"/>
-          <w:b w:val="0"/>
-          <w:color w:val="000000"/>
-          <w:sz w:val="21"/>
-        </w:rPr>
-        <w:t>File storage: dùng shared/object storage; không phụ thuộc ổ đĩa riêng của một instance.</w:t>
-      </w:r>
-    </w:p>
-    <w:p>
-      <w:pPr>
-        <w:pStyle w:val="ListBullet"/>
-        <w:spacing w:after="40" w:line="259" w:lineRule="auto"/>
-      </w:pPr>
-      <w:r>
-        <w:rPr>
-          <w:rFonts w:ascii="Aptos" w:hAnsi="Aptos"/>
-          <w:b w:val="0"/>
-          <w:color w:val="000000"/>
-          <w:sz w:val="21"/>
-        </w:rPr>
-        <w:t>Worker: process/container riêng, giới hạn concurrency, CPU, RAM và timeout.</w:t>
-      </w:r>
-    </w:p>
-    <w:p>
-      <w:pPr>
-        <w:pStyle w:val="ListBullet"/>
-        <w:spacing w:after="40" w:line="259" w:lineRule="auto"/>
-      </w:pPr>
-      <w:r>
-        <w:rPr>
-          <w:rFonts w:ascii="Aptos" w:hAnsi="Aptos"/>
-          <w:b w:val="0"/>
-          <w:color w:val="000000"/>
-          <w:sz w:val="21"/>
-        </w:rPr>
-        <w:t>ZIP preflight: giới hạn compressed size, uncompressed size, entry count, XML size và compression ratio.</w:t>
-      </w:r>
-    </w:p>
-    <w:p>
-      <w:pPr>
-        <w:pStyle w:val="ListBullet"/>
-        <w:spacing w:after="40" w:line="259" w:lineRule="auto"/>
-      </w:pPr>
-      <w:r>
-        <w:rPr>
-          <w:rFonts w:ascii="Aptos" w:hAnsi="Aptos"/>
-          <w:b w:val="0"/>
-          <w:color w:val="000000"/>
-          <w:sz w:val="21"/>
-        </w:rPr>
-        <w:t>Preview store: PostgreSQL hoặc Redis có TTL; confirm dùng cơ chế acquire/lock nguyên tử.</w:t>
-      </w:r>
-    </w:p>
-    <w:p>
-      <w:pPr>
-        <w:pStyle w:val="ListBullet"/>
-        <w:spacing w:after="40" w:line="259" w:lineRule="auto"/>
-      </w:pPr>
-      <w:r>
-        <w:rPr>
-          <w:rFonts w:ascii="Aptos" w:hAnsi="Aptos"/>
-          <w:b w:val="0"/>
-          <w:color w:val="000000"/>
-          <w:sz w:val="21"/>
-        </w:rPr>
-        <w:t>Observability: log jobId, previewId, actorId, thời gian, kích thước và lý do reject; không log dữ liệu sinh viên.</w:t>
-      </w:r>
-    </w:p>
-    <w:p>
-      <w:pPr>
-        <w:pStyle w:val="Heading1"/>
-        <w:spacing w:after="140" w:line="259" w:lineRule="auto"/>
-      </w:pPr>
-      <w:r>
-        <w:rPr>
-          <w:rFonts w:ascii="Arial" w:hAnsi="Arial"/>
-        </w:rPr>
-        <w:t>5 Công việc chuyển tiếp</w:t>
-      </w:r>
-    </w:p>
-    <w:tbl>
-      <w:tblPr>
-        <w:tblW w:type="auto" w:w="0"/>
-        <w:jc w:val="center"/>
-        <w:tblLayout w:type="fixed"/>
-        <w:tblLook w:firstColumn="1" w:firstRow="1" w:lastColumn="0" w:lastRow="0" w:noHBand="0" w:noVBand="1" w:val="04A0"/>
-      </w:tblPr>
-      <w:tblGrid>
-        <w:gridCol w:w="2556"/>
-        <w:gridCol w:w="2556"/>
-        <w:gridCol w:w="2556"/>
-        <w:gridCol w:w="2556"/>
-      </w:tblGrid>
-      <w:tr>
-        <w:trPr>
-          <w:tblHeader/>
-          <w:cantSplit/>
-          <w:tblHeader w:val="true"/>
-        </w:trPr>
-        <w:tc>
-          <w:tcPr>
-            <w:tcW w:type="dxa" w:w="648"/>
-            <w:shd w:fill="17365D"/>
-            <w:tcBorders>
-              <w:top w:val="single" w:sz="6" w:space="0" w:color="D9D9D9"/>
-              <w:left w:val="single" w:sz="6" w:space="0" w:color="D9D9D9"/>
-              <w:bottom w:val="single" w:sz="6" w:space="0" w:color="D9D9D9"/>
-              <w:right w:val="single" w:sz="6" w:space="0" w:color="D9D9D9"/>
-              <w:insideH w:val="single" w:sz="6" w:space="0" w:color="D9D9D9"/>
-              <w:insideV w:val="single" w:sz="6" w:space="0" w:color="D9D9D9"/>
-            </w:tcBorders>
-            <w:tcMar>
-              <w:top w:w="90" w:type="dxa"/>
-              <w:start w:w="110" w:type="dxa"/>
-              <w:bottom w:w="90" w:type="dxa"/>
-              <w:end w:w="110" w:type="dxa"/>
-            </w:tcMar>
-            <w:vAlign w:val="center"/>
-          </w:tcPr>
-          <w:p>
-            <w:pPr>
-              <w:spacing w:after="0" w:before="0"/>
-              <w:jc w:val="center"/>
-            </w:pPr>
-            <w:r>
-              <w:rPr>
-                <w:rFonts w:ascii="Arial" w:hAnsi="Arial"/>
-                <w:b/>
-                <w:sz w:val="19"/>
-                <w:color w:val="FFFFFF"/>
-              </w:rPr>
-              <w:t>Mã</w:t>
-            </w:r>
-          </w:p>
-        </w:tc>
-        <w:tc>
-          <w:tcPr>
-            <w:tcW w:type="dxa" w:w="2088"/>
-            <w:shd w:fill="17365D"/>
-            <w:tcBorders>
-              <w:top w:val="single" w:sz="6" w:space="0" w:color="D9D9D9"/>
-              <w:left w:val="single" w:sz="6" w:space="0" w:color="D9D9D9"/>
-              <w:bottom w:val="single" w:sz="6" w:space="0" w:color="D9D9D9"/>
-              <w:right w:val="single" w:sz="6" w:space="0" w:color="D9D9D9"/>
-              <w:insideH w:val="single" w:sz="6" w:space="0" w:color="D9D9D9"/>
-              <w:insideV w:val="single" w:sz="6" w:space="0" w:color="D9D9D9"/>
-            </w:tcBorders>
-            <w:tcMar>
-              <w:top w:w="90" w:type="dxa"/>
-              <w:start w:w="110" w:type="dxa"/>
-              <w:bottom w:w="90" w:type="dxa"/>
-              <w:end w:w="110" w:type="dxa"/>
-            </w:tcMar>
-            <w:vAlign w:val="center"/>
-          </w:tcPr>
-          <w:p>
-            <w:pPr>
-              <w:spacing w:after="0" w:before="0"/>
-              <w:jc w:val="left"/>
-            </w:pPr>
-            <w:r>
-              <w:rPr>
-                <w:rFonts w:ascii="Arial" w:hAnsi="Arial"/>
-                <w:b/>
-                <w:sz w:val="19"/>
-                <w:color w:val="FFFFFF"/>
-              </w:rPr>
-              <w:t>Công việc</w:t>
-            </w:r>
-          </w:p>
-        </w:tc>
-        <w:tc>
-          <w:tcPr>
-            <w:tcW w:type="dxa" w:w="5976"/>
-            <w:shd w:fill="17365D"/>
-            <w:tcBorders>
-              <w:top w:val="single" w:sz="6" w:space="0" w:color="D9D9D9"/>
-              <w:left w:val="single" w:sz="6" w:space="0" w:color="D9D9D9"/>
-              <w:bottom w:val="single" w:sz="6" w:space="0" w:color="D9D9D9"/>
-              <w:right w:val="single" w:sz="6" w:space="0" w:color="D9D9D9"/>
-              <w:insideH w:val="single" w:sz="6" w:space="0" w:color="D9D9D9"/>
-              <w:insideV w:val="single" w:sz="6" w:space="0" w:color="D9D9D9"/>
-            </w:tcBorders>
-            <w:tcMar>
-              <w:top w:w="90" w:type="dxa"/>
-              <w:start w:w="110" w:type="dxa"/>
-              <w:bottom w:w="90" w:type="dxa"/>
-              <w:end w:w="110" w:type="dxa"/>
-            </w:tcMar>
-            <w:vAlign w:val="center"/>
-          </w:tcPr>
-          <w:p>
-            <w:pPr>
-              <w:spacing w:after="0" w:before="0"/>
-              <w:jc w:val="left"/>
-            </w:pPr>
-            <w:r>
-              <w:rPr>
-                <w:rFonts w:ascii="Arial" w:hAnsi="Arial"/>
-                <w:b/>
-                <w:sz w:val="19"/>
-                <w:color w:val="FFFFFF"/>
-              </w:rPr>
-              <w:t>Tiêu chí đầu ra</w:t>
-            </w:r>
-          </w:p>
-        </w:tc>
-        <w:tc>
-          <w:tcPr>
-            <w:tcW w:type="dxa" w:w="1368"/>
-            <w:shd w:fill="17365D"/>
-            <w:tcBorders>
-              <w:top w:val="single" w:sz="6" w:space="0" w:color="D9D9D9"/>
-              <w:left w:val="single" w:sz="6" w:space="0" w:color="D9D9D9"/>
-              <w:bottom w:val="single" w:sz="6" w:space="0" w:color="D9D9D9"/>
-              <w:right w:val="single" w:sz="6" w:space="0" w:color="D9D9D9"/>
-              <w:insideH w:val="single" w:sz="6" w:space="0" w:color="D9D9D9"/>
-              <w:insideV w:val="single" w:sz="6" w:space="0" w:color="D9D9D9"/>
-            </w:tcBorders>
-            <w:tcMar>
-              <w:top w:w="90" w:type="dxa"/>
-              <w:start w:w="110" w:type="dxa"/>
-              <w:bottom w:w="90" w:type="dxa"/>
-              <w:end w:w="110" w:type="dxa"/>
-            </w:tcMar>
-            <w:vAlign w:val="center"/>
-          </w:tcPr>
-          <w:p>
-            <w:pPr>
-              <w:spacing w:after="0" w:before="0"/>
-              <w:jc w:val="center"/>
-            </w:pPr>
-            <w:r>
-              <w:rPr>
-                <w:rFonts w:ascii="Arial" w:hAnsi="Arial"/>
-                <w:b/>
-                <w:sz w:val="19"/>
-                <w:color w:val="FFFFFF"/>
-              </w:rPr>
-              <w:t>Trạng thái</w:t>
+              <w:t>Đã đạt</w:t>
             </w:r>
           </w:p>
         </w:tc>
@@ -2707,137 +617,76 @@
         </w:trPr>
         <w:tc>
           <w:tcPr>
-            <w:tcW w:type="dxa" w:w="648"/>
-            <w:shd w:fill="FFFFFF"/>
-            <w:tcBorders>
-              <w:top w:val="single" w:sz="6" w:space="0" w:color="D9D9D9"/>
-              <w:left w:val="single" w:sz="6" w:space="0" w:color="D9D9D9"/>
-              <w:bottom w:val="single" w:sz="6" w:space="0" w:color="D9D9D9"/>
-              <w:right w:val="single" w:sz="6" w:space="0" w:color="D9D9D9"/>
-              <w:insideH w:val="single" w:sz="6" w:space="0" w:color="D9D9D9"/>
-              <w:insideV w:val="single" w:sz="6" w:space="0" w:color="D9D9D9"/>
-            </w:tcBorders>
+            <w:tcW w:type="dxa" w:w="2088"/>
+            <w:vAlign w:val="center"/>
             <w:tcMar>
-              <w:top w:w="90" w:type="dxa"/>
-              <w:start w:w="110" w:type="dxa"/>
-              <w:bottom w:w="90" w:type="dxa"/>
-              <w:end w:w="110" w:type="dxa"/>
+              <w:top w:w="100" w:type="dxa"/>
+              <w:start w:w="120" w:type="dxa"/>
+              <w:bottom w:w="100" w:type="dxa"/>
+              <w:end w:w="120" w:type="dxa"/>
             </w:tcMar>
-            <w:vAlign w:val="center"/>
+            <w:shd w:fill="F5F7F9"/>
           </w:tcPr>
           <w:p>
             <w:pPr>
-              <w:spacing w:after="0" w:before="0"/>
-              <w:jc w:val="center"/>
+              <w:spacing w:after="0" w:line="259" w:lineRule="auto"/>
+              <w:jc w:val="left"/>
             </w:pPr>
             <w:r>
               <w:rPr>
-                <w:rFonts w:ascii="Arial" w:hAnsi="Arial"/>
-                <w:sz w:val="19"/>
+                <w:sz w:val="18"/>
               </w:rPr>
-              <w:t>A</w:t>
+              <w:t>Audit log</w:t>
             </w:r>
           </w:p>
         </w:tc>
         <w:tc>
           <w:tcPr>
-            <w:tcW w:type="dxa" w:w="2088"/>
-            <w:shd w:fill="FFFFFF"/>
-            <w:tcBorders>
-              <w:top w:val="single" w:sz="6" w:space="0" w:color="D9D9D9"/>
-              <w:left w:val="single" w:sz="6" w:space="0" w:color="D9D9D9"/>
-              <w:bottom w:val="single" w:sz="6" w:space="0" w:color="D9D9D9"/>
-              <w:right w:val="single" w:sz="6" w:space="0" w:color="D9D9D9"/>
-              <w:insideH w:val="single" w:sz="6" w:space="0" w:color="D9D9D9"/>
-              <w:insideV w:val="single" w:sz="6" w:space="0" w:color="D9D9D9"/>
-            </w:tcBorders>
+            <w:tcW w:type="dxa" w:w="5904"/>
+            <w:vAlign w:val="center"/>
             <w:tcMar>
-              <w:top w:w="90" w:type="dxa"/>
-              <w:start w:w="110" w:type="dxa"/>
-              <w:bottom w:w="90" w:type="dxa"/>
-              <w:end w:w="110" w:type="dxa"/>
+              <w:top w:w="100" w:type="dxa"/>
+              <w:start w:w="120" w:type="dxa"/>
+              <w:bottom w:w="100" w:type="dxa"/>
+              <w:end w:w="120" w:type="dxa"/>
             </w:tcMar>
-            <w:vAlign w:val="center"/>
+            <w:shd w:fill="F5F7F9"/>
           </w:tcPr>
           <w:p>
             <w:pPr>
-              <w:spacing w:after="0" w:before="0"/>
+              <w:spacing w:after="0" w:line="259" w:lineRule="auto"/>
               <w:jc w:val="left"/>
             </w:pPr>
             <w:r>
               <w:rPr>
-                <w:rFonts w:ascii="Arial" w:hAnsi="Arial"/>
-                <w:sz w:val="19"/>
+                <w:sz w:val="18"/>
               </w:rPr>
-              <w:t>UI import và file mẫu</w:t>
+              <w:t>Bộ lọc, metadata, phân trang và kiểm soát quyền</w:t>
             </w:r>
           </w:p>
         </w:tc>
         <w:tc>
           <w:tcPr>
-            <w:tcW w:type="dxa" w:w="5976"/>
-            <w:shd w:fill="FFFFFF"/>
-            <w:tcBorders>
-              <w:top w:val="single" w:sz="6" w:space="0" w:color="D9D9D9"/>
-              <w:left w:val="single" w:sz="6" w:space="0" w:color="D9D9D9"/>
-              <w:bottom w:val="single" w:sz="6" w:space="0" w:color="D9D9D9"/>
-              <w:right w:val="single" w:sz="6" w:space="0" w:color="D9D9D9"/>
-              <w:insideH w:val="single" w:sz="6" w:space="0" w:color="D9D9D9"/>
-              <w:insideV w:val="single" w:sz="6" w:space="0" w:color="D9D9D9"/>
-            </w:tcBorders>
+            <w:tcW w:type="dxa" w:w="1728"/>
+            <w:vAlign w:val="center"/>
             <w:tcMar>
-              <w:top w:w="90" w:type="dxa"/>
-              <w:start w:w="110" w:type="dxa"/>
-              <w:bottom w:w="90" w:type="dxa"/>
-              <w:end w:w="110" w:type="dxa"/>
+              <w:top w:w="100" w:type="dxa"/>
+              <w:start w:w="120" w:type="dxa"/>
+              <w:bottom w:w="100" w:type="dxa"/>
+              <w:end w:w="120" w:type="dxa"/>
             </w:tcMar>
-            <w:vAlign w:val="center"/>
+            <w:shd w:fill="F5F7F9"/>
           </w:tcPr>
           <w:p>
             <w:pPr>
-              <w:spacing w:after="0" w:before="0"/>
-              <w:jc w:val="left"/>
-            </w:pPr>
-            <w:r>
-              <w:rPr>
-                <w:rFonts w:ascii="Arial" w:hAnsi="Arial"/>
-                <w:sz w:val="19"/>
-              </w:rPr>
-              <w:t>Upload, preview, bảng lỗi, strategy, confirm và tải Excel mẫu.</w:t>
-            </w:r>
-          </w:p>
-        </w:tc>
-        <w:tc>
-          <w:tcPr>
-            <w:tcW w:type="dxa" w:w="1368"/>
-            <w:shd w:fill="FFFFFF"/>
-            <w:tcBorders>
-              <w:top w:val="single" w:sz="6" w:space="0" w:color="D9D9D9"/>
-              <w:left w:val="single" w:sz="6" w:space="0" w:color="D9D9D9"/>
-              <w:bottom w:val="single" w:sz="6" w:space="0" w:color="D9D9D9"/>
-              <w:right w:val="single" w:sz="6" w:space="0" w:color="D9D9D9"/>
-              <w:insideH w:val="single" w:sz="6" w:space="0" w:color="D9D9D9"/>
-              <w:insideV w:val="single" w:sz="6" w:space="0" w:color="D9D9D9"/>
-            </w:tcBorders>
-            <w:tcMar>
-              <w:top w:w="90" w:type="dxa"/>
-              <w:start w:w="110" w:type="dxa"/>
-              <w:bottom w:w="90" w:type="dxa"/>
-              <w:end w:w="110" w:type="dxa"/>
-            </w:tcMar>
-            <w:vAlign w:val="center"/>
-          </w:tcPr>
-          <w:p>
-            <w:pPr>
-              <w:spacing w:after="0" w:before="0"/>
+              <w:spacing w:after="0" w:line="259" w:lineRule="auto"/>
               <w:jc w:val="center"/>
             </w:pPr>
             <w:r>
               <w:rPr>
-                <w:rFonts w:ascii="Arial" w:hAnsi="Arial"/>
-                <w:sz w:val="19"/>
+                <w:sz w:val="18"/>
               </w:rPr>
-              <w:t>Hoàn thành Sprint 3</w:t>
+              <w:t>Đã đạt</w:t>
             </w:r>
           </w:p>
         </w:tc>
@@ -2848,137 +697,289 @@
         </w:trPr>
         <w:tc>
           <w:tcPr>
-            <w:tcW w:type="dxa" w:w="648"/>
-            <w:shd w:fill="F2F6FA"/>
-            <w:tcBorders>
-              <w:top w:val="single" w:sz="6" w:space="0" w:color="D9D9D9"/>
-              <w:left w:val="single" w:sz="6" w:space="0" w:color="D9D9D9"/>
-              <w:bottom w:val="single" w:sz="6" w:space="0" w:color="D9D9D9"/>
-              <w:right w:val="single" w:sz="6" w:space="0" w:color="D9D9D9"/>
-              <w:insideH w:val="single" w:sz="6" w:space="0" w:color="D9D9D9"/>
-              <w:insideV w:val="single" w:sz="6" w:space="0" w:color="D9D9D9"/>
-            </w:tcBorders>
+            <w:tcW w:type="dxa" w:w="2088"/>
+            <w:vAlign w:val="center"/>
             <w:tcMar>
-              <w:top w:w="90" w:type="dxa"/>
-              <w:start w:w="110" w:type="dxa"/>
-              <w:bottom w:w="90" w:type="dxa"/>
-              <w:end w:w="110" w:type="dxa"/>
+              <w:top w:w="100" w:type="dxa"/>
+              <w:start w:w="120" w:type="dxa"/>
+              <w:bottom w:w="100" w:type="dxa"/>
+              <w:end w:w="120" w:type="dxa"/>
             </w:tcMar>
-            <w:vAlign w:val="center"/>
           </w:tcPr>
           <w:p>
             <w:pPr>
-              <w:spacing w:after="0" w:before="0"/>
-              <w:jc w:val="center"/>
+              <w:spacing w:after="0" w:line="259" w:lineRule="auto"/>
+              <w:jc w:val="left"/>
             </w:pPr>
             <w:r>
               <w:rPr>
-                <w:rFonts w:ascii="Arial" w:hAnsi="Arial"/>
-                <w:sz w:val="19"/>
+                <w:sz w:val="18"/>
               </w:rPr>
-              <w:t>B</w:t>
+              <w:t>Giao diện admin</w:t>
             </w:r>
           </w:p>
         </w:tc>
         <w:tc>
           <w:tcPr>
-            <w:tcW w:type="dxa" w:w="2088"/>
-            <w:shd w:fill="F2F6FA"/>
-            <w:tcBorders>
-              <w:top w:val="single" w:sz="6" w:space="0" w:color="D9D9D9"/>
-              <w:left w:val="single" w:sz="6" w:space="0" w:color="D9D9D9"/>
-              <w:bottom w:val="single" w:sz="6" w:space="0" w:color="D9D9D9"/>
-              <w:right w:val="single" w:sz="6" w:space="0" w:color="D9D9D9"/>
-              <w:insideH w:val="single" w:sz="6" w:space="0" w:color="D9D9D9"/>
-              <w:insideV w:val="single" w:sz="6" w:space="0" w:color="D9D9D9"/>
-            </w:tcBorders>
+            <w:tcW w:type="dxa" w:w="5904"/>
+            <w:vAlign w:val="center"/>
             <w:tcMar>
-              <w:top w:w="90" w:type="dxa"/>
-              <w:start w:w="110" w:type="dxa"/>
-              <w:bottom w:w="90" w:type="dxa"/>
-              <w:end w:w="110" w:type="dxa"/>
+              <w:top w:w="100" w:type="dxa"/>
+              <w:start w:w="120" w:type="dxa"/>
+              <w:bottom w:w="100" w:type="dxa"/>
+              <w:end w:w="120" w:type="dxa"/>
             </w:tcMar>
-            <w:vAlign w:val="center"/>
           </w:tcPr>
           <w:p>
             <w:pPr>
-              <w:spacing w:after="0" w:before="0"/>
+              <w:spacing w:after="0" w:line="259" w:lineRule="auto"/>
               <w:jc w:val="left"/>
             </w:pPr>
             <w:r>
               <w:rPr>
-                <w:rFonts w:ascii="Arial" w:hAnsi="Arial"/>
-                <w:sz w:val="19"/>
+                <w:sz w:val="18"/>
               </w:rPr>
-              <w:t>Nghiệm thu audit log</w:t>
+              <w:t>File mẫu, import bất đồng bộ và thông báo lỗi thân thiện</w:t>
             </w:r>
           </w:p>
         </w:tc>
         <w:tc>
           <w:tcPr>
-            <w:tcW w:type="dxa" w:w="5976"/>
-            <w:shd w:fill="F2F6FA"/>
-            <w:tcBorders>
-              <w:top w:val="single" w:sz="6" w:space="0" w:color="D9D9D9"/>
-              <w:left w:val="single" w:sz="6" w:space="0" w:color="D9D9D9"/>
-              <w:bottom w:val="single" w:sz="6" w:space="0" w:color="D9D9D9"/>
-              <w:right w:val="single" w:sz="6" w:space="0" w:color="D9D9D9"/>
-              <w:insideH w:val="single" w:sz="6" w:space="0" w:color="D9D9D9"/>
-              <w:insideV w:val="single" w:sz="6" w:space="0" w:color="D9D9D9"/>
-            </w:tcBorders>
+            <w:tcW w:type="dxa" w:w="1728"/>
+            <w:vAlign w:val="center"/>
             <w:tcMar>
-              <w:top w:w="90" w:type="dxa"/>
-              <w:start w:w="110" w:type="dxa"/>
-              <w:bottom w:w="90" w:type="dxa"/>
-              <w:end w:w="110" w:type="dxa"/>
+              <w:top w:w="100" w:type="dxa"/>
+              <w:start w:w="120" w:type="dxa"/>
+              <w:bottom w:w="100" w:type="dxa"/>
+              <w:end w:w="120" w:type="dxa"/>
             </w:tcMar>
-            <w:vAlign w:val="center"/>
           </w:tcPr>
           <w:p>
             <w:pPr>
-              <w:spacing w:after="0" w:before="0"/>
-              <w:jc w:val="left"/>
+              <w:spacing w:after="0" w:line="259" w:lineRule="auto"/>
+              <w:jc w:val="center"/>
             </w:pPr>
             <w:r>
               <w:rPr>
-                <w:rFonts w:ascii="Arial" w:hAnsi="Arial"/>
+                <w:sz w:val="18"/>
+              </w:rPr>
+              <w:t>Đã đạt</w:t>
+            </w:r>
+          </w:p>
+        </w:tc>
+      </w:tr>
+    </w:tbl>
+    <w:p>
+      <w:pPr>
+        <w:spacing w:after="0"/>
+      </w:pPr>
+    </w:p>
+    <w:p>
+      <w:pPr>
+        <w:pStyle w:val="Heading1"/>
+      </w:pPr>
+      <w:r>
+        <w:t>3 Kiến trúc import đã triển khai</w:t>
+      </w:r>
+    </w:p>
+    <w:p>
+      <w:r>
+        <w:t>Luồng hiện tại là: upload có giới hạn → lưu file vào PostgreSQL → tạo job → worker riêng preflight và parse → lưu preview dùng chung → giao diện poll trạng thái → admin confirm → commit và consume preview trong cùng transaction.</w:t>
+      </w:r>
+    </w:p>
+    <w:p>
+      <w:pPr>
+        <w:pStyle w:val="ListBullet"/>
+        <w:spacing w:after="60"/>
+      </w:pPr>
+      <w:r>
+        <w:t>File gốc được lưu trong bảng riêng bằng bytea, TTL 30 phút; không thêm S3 hoặc MinIO ở quy mô hiện tại.</w:t>
+      </w:r>
+    </w:p>
+    <w:p>
+      <w:pPr>
+        <w:pStyle w:val="ListBullet"/>
+        <w:spacing w:after="60"/>
+      </w:pPr>
+      <w:r>
+        <w:t>Job dùng PostgreSQL, FOR UPDATE SKIP LOCKED, số lần thử hữu hạn và lazy reclaim lock quá hạn.</w:t>
+      </w:r>
+    </w:p>
+    <w:p>
+      <w:pPr>
+        <w:pStyle w:val="ListBullet"/>
+        <w:spacing w:after="60"/>
+      </w:pPr>
+      <w:r>
+        <w:t>Preview dùng PostgreSQL, TTL 15 phút và acquisitionId riêng cho từng lần acquire.</w:t>
+      </w:r>
+    </w:p>
+    <w:p>
+      <w:pPr>
+        <w:pStyle w:val="ListBullet"/>
+        <w:spacing w:after="60"/>
+      </w:pPr>
+      <w:r>
+        <w:t>Confirm khóa đúng actor và acquisitionId; import, audit, invitation enqueue và trạng thái CONSUMED cùng transaction.</w:t>
+      </w:r>
+    </w:p>
+    <w:p>
+      <w:pPr>
+        <w:pStyle w:val="ListBullet"/>
+        <w:spacing w:after="60"/>
+      </w:pPr>
+      <w:r>
+        <w:t>API không parse file. Worker process riêng xử lý CSV/XLSX và có thể triển khai tách container khi vận hành.</w:t>
+      </w:r>
+    </w:p>
+    <w:p>
+      <w:pPr>
+        <w:pStyle w:val="ListBullet"/>
+        <w:spacing w:after="60"/>
+      </w:pPr>
+      <w:r>
+        <w:t>Dữ liệu file và preview hết hạn được dọn lười khi có enqueue hoặc worker claim tiếp theo.</w:t>
+      </w:r>
+    </w:p>
+    <w:p>
+      <w:pPr>
+        <w:pStyle w:val="Heading1"/>
+      </w:pPr>
+      <w:r>
+        <w:t>4 Kết quả hardening P0</w:t>
+      </w:r>
+    </w:p>
+    <w:tbl>
+      <w:tblPr>
+        <w:tblW w:type="auto" w:w="0"/>
+        <w:jc w:val="center"/>
+        <w:tblLayout w:type="fixed"/>
+        <w:tblLook w:firstColumn="1" w:firstRow="1" w:lastColumn="0" w:lastRow="0" w:noHBand="0" w:noVBand="1" w:val="04A0"/>
+        <w:tblBorders>
+          <w:top w:val="single" w:sz="4" w:color="D9D9D9"/>
+          <w:left w:val="single" w:sz="4" w:color="D9D9D9"/>
+          <w:bottom w:val="single" w:sz="4" w:color="D9D9D9"/>
+          <w:right w:val="single" w:sz="4" w:color="D9D9D9"/>
+          <w:insideH w:val="single" w:sz="4" w:color="D9D9D9"/>
+          <w:insideV w:val="single" w:sz="4" w:color="D9D9D9"/>
+        </w:tblBorders>
+      </w:tblPr>
+      <w:tblGrid>
+        <w:gridCol w:w="2498"/>
+        <w:gridCol w:w="2498"/>
+        <w:gridCol w:w="2498"/>
+        <w:gridCol w:w="2498"/>
+      </w:tblGrid>
+      <w:tr>
+        <w:trPr>
+          <w:tblHeader w:val="true"/>
+          <w:cantSplit/>
+        </w:trPr>
+        <w:tc>
+          <w:tcPr>
+            <w:tcW w:type="dxa" w:w="893"/>
+            <w:vAlign w:val="center"/>
+            <w:shd w:fill="17365D"/>
+            <w:tcMar>
+              <w:top w:w="100" w:type="dxa"/>
+              <w:start w:w="120" w:type="dxa"/>
+              <w:bottom w:w="100" w:type="dxa"/>
+              <w:end w:w="120" w:type="dxa"/>
+            </w:tcMar>
+          </w:tcPr>
+          <w:p>
+            <w:pPr>
+              <w:spacing w:after="0"/>
+              <w:jc w:val="center"/>
+            </w:pPr>
+            <w:r>
+              <w:rPr>
+                <w:b/>
+                <w:color w:val="FFFFFF"/>
                 <w:sz w:val="19"/>
               </w:rPr>
-              <w:t>Bộ lọc, phân trang, metadata và quyền xem được kiểm tra trực tiếp.</w:t>
+              <w:t>Mã</w:t>
             </w:r>
           </w:p>
         </w:tc>
         <w:tc>
           <w:tcPr>
-            <w:tcW w:type="dxa" w:w="1368"/>
-            <w:shd w:fill="F2F6FA"/>
-            <w:tcBorders>
-              <w:top w:val="single" w:sz="6" w:space="0" w:color="D9D9D9"/>
-              <w:left w:val="single" w:sz="6" w:space="0" w:color="D9D9D9"/>
-              <w:bottom w:val="single" w:sz="6" w:space="0" w:color="D9D9D9"/>
-              <w:right w:val="single" w:sz="6" w:space="0" w:color="D9D9D9"/>
-              <w:insideH w:val="single" w:sz="6" w:space="0" w:color="D9D9D9"/>
-              <w:insideV w:val="single" w:sz="6" w:space="0" w:color="D9D9D9"/>
-            </w:tcBorders>
+            <w:tcW w:type="dxa" w:w="1944"/>
+            <w:vAlign w:val="center"/>
+            <w:shd w:fill="17365D"/>
             <w:tcMar>
-              <w:top w:w="90" w:type="dxa"/>
-              <w:start w:w="110" w:type="dxa"/>
-              <w:bottom w:w="90" w:type="dxa"/>
-              <w:end w:w="110" w:type="dxa"/>
+              <w:top w:w="100" w:type="dxa"/>
+              <w:start w:w="120" w:type="dxa"/>
+              <w:bottom w:w="100" w:type="dxa"/>
+              <w:end w:w="120" w:type="dxa"/>
             </w:tcMar>
-            <w:vAlign w:val="center"/>
           </w:tcPr>
           <w:p>
             <w:pPr>
-              <w:spacing w:after="0" w:before="0"/>
+              <w:spacing w:after="0"/>
               <w:jc w:val="center"/>
             </w:pPr>
             <w:r>
               <w:rPr>
-                <w:rFonts w:ascii="Arial" w:hAnsi="Arial"/>
+                <w:b/>
+                <w:color w:val="FFFFFF"/>
                 <w:sz w:val="19"/>
               </w:rPr>
-              <w:t>Hoàn thành Sprint 3</w:t>
+              <w:t>Rủi ro</w:t>
+            </w:r>
+          </w:p>
+        </w:tc>
+        <w:tc>
+          <w:tcPr>
+            <w:tcW w:type="dxa" w:w="5587"/>
+            <w:vAlign w:val="center"/>
+            <w:shd w:fill="17365D"/>
+            <w:tcMar>
+              <w:top w:w="100" w:type="dxa"/>
+              <w:start w:w="120" w:type="dxa"/>
+              <w:bottom w:w="100" w:type="dxa"/>
+              <w:end w:w="120" w:type="dxa"/>
+            </w:tcMar>
+          </w:tcPr>
+          <w:p>
+            <w:pPr>
+              <w:spacing w:after="0"/>
+              <w:jc w:val="center"/>
+            </w:pPr>
+            <w:r>
+              <w:rPr>
+                <w:b/>
+                <w:color w:val="FFFFFF"/>
+                <w:sz w:val="19"/>
+              </w:rPr>
+              <w:t>Biện pháp đã triển khai</w:t>
+            </w:r>
+          </w:p>
+        </w:tc>
+        <w:tc>
+          <w:tcPr>
+            <w:tcW w:type="dxa" w:w="1296"/>
+            <w:vAlign w:val="center"/>
+            <w:shd w:fill="17365D"/>
+            <w:tcMar>
+              <w:top w:w="100" w:type="dxa"/>
+              <w:start w:w="120" w:type="dxa"/>
+              <w:bottom w:w="100" w:type="dxa"/>
+              <w:end w:w="120" w:type="dxa"/>
+            </w:tcMar>
+          </w:tcPr>
+          <w:p>
+            <w:pPr>
+              <w:spacing w:after="0"/>
+              <w:jc w:val="center"/>
+            </w:pPr>
+            <w:r>
+              <w:rPr>
+                <w:b/>
+                <w:color w:val="FFFFFF"/>
+                <w:sz w:val="19"/>
+              </w:rPr>
+              <w:t>Kết quả</w:t>
             </w:r>
           </w:p>
         </w:tc>
@@ -2989,137 +990,97 @@
         </w:trPr>
         <w:tc>
           <w:tcPr>
-            <w:tcW w:type="dxa" w:w="648"/>
-            <w:shd w:fill="FFFFFF"/>
-            <w:tcBorders>
-              <w:top w:val="single" w:sz="6" w:space="0" w:color="D9D9D9"/>
-              <w:left w:val="single" w:sz="6" w:space="0" w:color="D9D9D9"/>
-              <w:bottom w:val="single" w:sz="6" w:space="0" w:color="D9D9D9"/>
-              <w:right w:val="single" w:sz="6" w:space="0" w:color="D9D9D9"/>
-              <w:insideH w:val="single" w:sz="6" w:space="0" w:color="D9D9D9"/>
-              <w:insideV w:val="single" w:sz="6" w:space="0" w:color="D9D9D9"/>
-            </w:tcBorders>
+            <w:tcW w:type="dxa" w:w="893"/>
+            <w:vAlign w:val="center"/>
             <w:tcMar>
-              <w:top w:w="90" w:type="dxa"/>
-              <w:start w:w="110" w:type="dxa"/>
-              <w:bottom w:w="90" w:type="dxa"/>
-              <w:end w:w="110" w:type="dxa"/>
+              <w:top w:w="100" w:type="dxa"/>
+              <w:start w:w="120" w:type="dxa"/>
+              <w:bottom w:w="100" w:type="dxa"/>
+              <w:end w:w="120" w:type="dxa"/>
             </w:tcMar>
-            <w:vAlign w:val="center"/>
           </w:tcPr>
           <w:p>
             <w:pPr>
-              <w:spacing w:after="0" w:before="0"/>
+              <w:spacing w:after="0" w:line="259" w:lineRule="auto"/>
               <w:jc w:val="center"/>
             </w:pPr>
             <w:r>
               <w:rPr>
-                <w:rFonts w:ascii="Arial" w:hAnsi="Arial"/>
-                <w:sz w:val="19"/>
+                <w:sz w:val="18"/>
               </w:rPr>
-              <w:t>C</w:t>
+              <w:t>P0.1</w:t>
             </w:r>
           </w:p>
         </w:tc>
         <w:tc>
           <w:tcPr>
-            <w:tcW w:type="dxa" w:w="2088"/>
-            <w:shd w:fill="FFFFFF"/>
-            <w:tcBorders>
-              <w:top w:val="single" w:sz="6" w:space="0" w:color="D9D9D9"/>
-              <w:left w:val="single" w:sz="6" w:space="0" w:color="D9D9D9"/>
-              <w:bottom w:val="single" w:sz="6" w:space="0" w:color="D9D9D9"/>
-              <w:right w:val="single" w:sz="6" w:space="0" w:color="D9D9D9"/>
-              <w:insideH w:val="single" w:sz="6" w:space="0" w:color="D9D9D9"/>
-              <w:insideV w:val="single" w:sz="6" w:space="0" w:color="D9D9D9"/>
-            </w:tcBorders>
+            <w:tcW w:type="dxa" w:w="1944"/>
+            <w:vAlign w:val="center"/>
             <w:tcMar>
-              <w:top w:w="90" w:type="dxa"/>
-              <w:start w:w="110" w:type="dxa"/>
-              <w:bottom w:w="90" w:type="dxa"/>
-              <w:end w:w="110" w:type="dxa"/>
+              <w:top w:w="100" w:type="dxa"/>
+              <w:start w:w="120" w:type="dxa"/>
+              <w:bottom w:w="100" w:type="dxa"/>
+              <w:end w:w="120" w:type="dxa"/>
             </w:tcMar>
-            <w:vAlign w:val="center"/>
           </w:tcPr>
           <w:p>
             <w:pPr>
-              <w:spacing w:after="0" w:before="0"/>
+              <w:spacing w:after="0" w:line="259" w:lineRule="auto"/>
               <w:jc w:val="left"/>
             </w:pPr>
             <w:r>
               <w:rPr>
-                <w:rFonts w:ascii="Arial" w:hAnsi="Arial"/>
-                <w:sz w:val="19"/>
+                <w:sz w:val="18"/>
               </w:rPr>
-              <w:t>Luồng email kích hoạt</w:t>
+              <w:t>Race và ghi nửa vời</w:t>
             </w:r>
           </w:p>
         </w:tc>
         <w:tc>
           <w:tcPr>
-            <w:tcW w:type="dxa" w:w="5976"/>
-            <w:shd w:fill="FFFFFF"/>
-            <w:tcBorders>
-              <w:top w:val="single" w:sz="6" w:space="0" w:color="D9D9D9"/>
-              <w:left w:val="single" w:sz="6" w:space="0" w:color="D9D9D9"/>
-              <w:bottom w:val="single" w:sz="6" w:space="0" w:color="D9D9D9"/>
-              <w:right w:val="single" w:sz="6" w:space="0" w:color="D9D9D9"/>
-              <w:insideH w:val="single" w:sz="6" w:space="0" w:color="D9D9D9"/>
-              <w:insideV w:val="single" w:sz="6" w:space="0" w:color="D9D9D9"/>
-            </w:tcBorders>
+            <w:tcW w:type="dxa" w:w="5587"/>
+            <w:vAlign w:val="center"/>
             <w:tcMar>
-              <w:top w:w="90" w:type="dxa"/>
-              <w:start w:w="110" w:type="dxa"/>
-              <w:bottom w:w="90" w:type="dxa"/>
-              <w:end w:w="110" w:type="dxa"/>
+              <w:top w:w="100" w:type="dxa"/>
+              <w:start w:w="120" w:type="dxa"/>
+              <w:bottom w:w="100" w:type="dxa"/>
+              <w:end w:w="120" w:type="dxa"/>
             </w:tcMar>
-            <w:vAlign w:val="center"/>
           </w:tcPr>
           <w:p>
             <w:pPr>
-              <w:spacing w:after="0" w:before="0"/>
+              <w:spacing w:after="0" w:line="259" w:lineRule="auto"/>
               <w:jc w:val="left"/>
             </w:pPr>
             <w:r>
               <w:rPr>
-                <w:rFonts w:ascii="Arial" w:hAnsi="Arial"/>
-                <w:sz w:val="19"/>
+                <w:sz w:val="18"/>
               </w:rPr>
-              <w:t>Worker gửi thư, Mailpit nhận thư và audit ghi nhận thành công.</w:t>
+              <w:t>Unique constraint DB; commit và consume preview cùng transaction</w:t>
             </w:r>
           </w:p>
         </w:tc>
         <w:tc>
           <w:tcPr>
-            <w:tcW w:type="dxa" w:w="1368"/>
-            <w:shd w:fill="FFFFFF"/>
-            <w:tcBorders>
-              <w:top w:val="single" w:sz="6" w:space="0" w:color="D9D9D9"/>
-              <w:left w:val="single" w:sz="6" w:space="0" w:color="D9D9D9"/>
-              <w:bottom w:val="single" w:sz="6" w:space="0" w:color="D9D9D9"/>
-              <w:right w:val="single" w:sz="6" w:space="0" w:color="D9D9D9"/>
-              <w:insideH w:val="single" w:sz="6" w:space="0" w:color="D9D9D9"/>
-              <w:insideV w:val="single" w:sz="6" w:space="0" w:color="D9D9D9"/>
-            </w:tcBorders>
+            <w:tcW w:type="dxa" w:w="1296"/>
+            <w:vAlign w:val="center"/>
             <w:tcMar>
-              <w:top w:w="90" w:type="dxa"/>
-              <w:start w:w="110" w:type="dxa"/>
-              <w:bottom w:w="90" w:type="dxa"/>
-              <w:end w:w="110" w:type="dxa"/>
+              <w:top w:w="100" w:type="dxa"/>
+              <w:start w:w="120" w:type="dxa"/>
+              <w:bottom w:w="100" w:type="dxa"/>
+              <w:end w:w="120" w:type="dxa"/>
             </w:tcMar>
-            <w:vAlign w:val="center"/>
           </w:tcPr>
           <w:p>
             <w:pPr>
-              <w:spacing w:after="0" w:before="0"/>
+              <w:spacing w:after="0" w:line="259" w:lineRule="auto"/>
               <w:jc w:val="center"/>
             </w:pPr>
             <w:r>
               <w:rPr>
-                <w:rFonts w:ascii="Arial" w:hAnsi="Arial"/>
-                <w:sz w:val="19"/>
+                <w:sz w:val="18"/>
               </w:rPr>
-              <w:t>Hoàn thành Sprint 3</w:t>
+              <w:t>Đạt</w:t>
             </w:r>
           </w:p>
         </w:tc>
@@ -3130,137 +1091,101 @@
         </w:trPr>
         <w:tc>
           <w:tcPr>
-            <w:tcW w:type="dxa" w:w="648"/>
-            <w:shd w:fill="F2F6FA"/>
-            <w:tcBorders>
-              <w:top w:val="single" w:sz="6" w:space="0" w:color="D9D9D9"/>
-              <w:left w:val="single" w:sz="6" w:space="0" w:color="D9D9D9"/>
-              <w:bottom w:val="single" w:sz="6" w:space="0" w:color="D9D9D9"/>
-              <w:right w:val="single" w:sz="6" w:space="0" w:color="D9D9D9"/>
-              <w:insideH w:val="single" w:sz="6" w:space="0" w:color="D9D9D9"/>
-              <w:insideV w:val="single" w:sz="6" w:space="0" w:color="D9D9D9"/>
-            </w:tcBorders>
+            <w:tcW w:type="dxa" w:w="893"/>
+            <w:vAlign w:val="center"/>
             <w:tcMar>
-              <w:top w:w="90" w:type="dxa"/>
-              <w:start w:w="110" w:type="dxa"/>
-              <w:bottom w:w="90" w:type="dxa"/>
-              <w:end w:w="110" w:type="dxa"/>
+              <w:top w:w="100" w:type="dxa"/>
+              <w:start w:w="120" w:type="dxa"/>
+              <w:bottom w:w="100" w:type="dxa"/>
+              <w:end w:w="120" w:type="dxa"/>
             </w:tcMar>
-            <w:vAlign w:val="center"/>
+            <w:shd w:fill="F5F7F9"/>
           </w:tcPr>
           <w:p>
             <w:pPr>
-              <w:spacing w:after="0" w:before="0"/>
+              <w:spacing w:after="0" w:line="259" w:lineRule="auto"/>
               <w:jc w:val="center"/>
             </w:pPr>
             <w:r>
               <w:rPr>
-                <w:rFonts w:ascii="Arial" w:hAnsi="Arial"/>
-                <w:sz w:val="19"/>
+                <w:sz w:val="18"/>
               </w:rPr>
-              <w:t>D</w:t>
+              <w:t>P0.2</w:t>
             </w:r>
           </w:p>
         </w:tc>
         <w:tc>
           <w:tcPr>
-            <w:tcW w:type="dxa" w:w="2088"/>
-            <w:shd w:fill="F2F6FA"/>
-            <w:tcBorders>
-              <w:top w:val="single" w:sz="6" w:space="0" w:color="D9D9D9"/>
-              <w:left w:val="single" w:sz="6" w:space="0" w:color="D9D9D9"/>
-              <w:bottom w:val="single" w:sz="6" w:space="0" w:color="D9D9D9"/>
-              <w:right w:val="single" w:sz="6" w:space="0" w:color="D9D9D9"/>
-              <w:insideH w:val="single" w:sz="6" w:space="0" w:color="D9D9D9"/>
-              <w:insideV w:val="single" w:sz="6" w:space="0" w:color="D9D9D9"/>
-            </w:tcBorders>
+            <w:tcW w:type="dxa" w:w="1944"/>
+            <w:vAlign w:val="center"/>
             <w:tcMar>
-              <w:top w:w="90" w:type="dxa"/>
-              <w:start w:w="110" w:type="dxa"/>
-              <w:bottom w:w="90" w:type="dxa"/>
-              <w:end w:w="110" w:type="dxa"/>
+              <w:top w:w="100" w:type="dxa"/>
+              <w:start w:w="120" w:type="dxa"/>
+              <w:bottom w:w="100" w:type="dxa"/>
+              <w:end w:w="120" w:type="dxa"/>
             </w:tcMar>
-            <w:vAlign w:val="center"/>
+            <w:shd w:fill="F5F7F9"/>
           </w:tcPr>
           <w:p>
             <w:pPr>
-              <w:spacing w:after="0" w:before="0"/>
+              <w:spacing w:after="0" w:line="259" w:lineRule="auto"/>
               <w:jc w:val="left"/>
             </w:pPr>
             <w:r>
               <w:rPr>
-                <w:rFonts w:ascii="Arial" w:hAnsi="Arial"/>
-                <w:sz w:val="19"/>
+                <w:sz w:val="18"/>
               </w:rPr>
-              <w:t>Shared preview store</w:t>
+              <w:t>Block event loop API</w:t>
             </w:r>
           </w:p>
         </w:tc>
         <w:tc>
           <w:tcPr>
-            <w:tcW w:type="dxa" w:w="5976"/>
-            <w:shd w:fill="F2F6FA"/>
-            <w:tcBorders>
-              <w:top w:val="single" w:sz="6" w:space="0" w:color="D9D9D9"/>
-              <w:left w:val="single" w:sz="6" w:space="0" w:color="D9D9D9"/>
-              <w:bottom w:val="single" w:sz="6" w:space="0" w:color="D9D9D9"/>
-              <w:right w:val="single" w:sz="6" w:space="0" w:color="D9D9D9"/>
-              <w:insideH w:val="single" w:sz="6" w:space="0" w:color="D9D9D9"/>
-              <w:insideV w:val="single" w:sz="6" w:space="0" w:color="D9D9D9"/>
-            </w:tcBorders>
+            <w:tcW w:type="dxa" w:w="5587"/>
+            <w:vAlign w:val="center"/>
             <w:tcMar>
-              <w:top w:w="90" w:type="dxa"/>
-              <w:start w:w="110" w:type="dxa"/>
-              <w:bottom w:w="90" w:type="dxa"/>
-              <w:end w:w="110" w:type="dxa"/>
+              <w:top w:w="100" w:type="dxa"/>
+              <w:start w:w="120" w:type="dxa"/>
+              <w:bottom w:w="100" w:type="dxa"/>
+              <w:end w:w="120" w:type="dxa"/>
             </w:tcMar>
-            <w:vAlign w:val="center"/>
+            <w:shd w:fill="F5F7F9"/>
           </w:tcPr>
           <w:p>
             <w:pPr>
-              <w:spacing w:after="0" w:before="0"/>
+              <w:spacing w:after="0" w:line="259" w:lineRule="auto"/>
               <w:jc w:val="left"/>
             </w:pPr>
             <w:r>
               <w:rPr>
-                <w:rFonts w:ascii="Arial" w:hAnsi="Arial"/>
-                <w:sz w:val="19"/>
+                <w:sz w:val="18"/>
               </w:rPr>
-              <w:t>PostgreSQL hoặc Redis có TTL và lock nguyên tử.</w:t>
+              <w:t>API trả jobId; parser chạy trong worker process riêng</w:t>
             </w:r>
           </w:p>
         </w:tc>
         <w:tc>
           <w:tcPr>
-            <w:tcW w:type="dxa" w:w="1368"/>
-            <w:shd w:fill="F2F6FA"/>
-            <w:tcBorders>
-              <w:top w:val="single" w:sz="6" w:space="0" w:color="D9D9D9"/>
-              <w:left w:val="single" w:sz="6" w:space="0" w:color="D9D9D9"/>
-              <w:bottom w:val="single" w:sz="6" w:space="0" w:color="D9D9D9"/>
-              <w:right w:val="single" w:sz="6" w:space="0" w:color="D9D9D9"/>
-              <w:insideH w:val="single" w:sz="6" w:space="0" w:color="D9D9D9"/>
-              <w:insideV w:val="single" w:sz="6" w:space="0" w:color="D9D9D9"/>
-            </w:tcBorders>
+            <w:tcW w:type="dxa" w:w="1296"/>
+            <w:vAlign w:val="center"/>
             <w:tcMar>
-              <w:top w:w="90" w:type="dxa"/>
-              <w:start w:w="110" w:type="dxa"/>
-              <w:bottom w:w="90" w:type="dxa"/>
-              <w:end w:w="110" w:type="dxa"/>
+              <w:top w:w="100" w:type="dxa"/>
+              <w:start w:w="120" w:type="dxa"/>
+              <w:bottom w:w="100" w:type="dxa"/>
+              <w:end w:w="120" w:type="dxa"/>
             </w:tcMar>
-            <w:vAlign w:val="center"/>
+            <w:shd w:fill="F5F7F9"/>
           </w:tcPr>
           <w:p>
             <w:pPr>
-              <w:spacing w:after="0" w:before="0"/>
+              <w:spacing w:after="0" w:line="259" w:lineRule="auto"/>
               <w:jc w:val="center"/>
             </w:pPr>
             <w:r>
               <w:rPr>
-                <w:rFonts w:ascii="Arial" w:hAnsi="Arial"/>
-                <w:sz w:val="19"/>
+                <w:sz w:val="18"/>
               </w:rPr>
-              <w:t>Chuyển backlog production</w:t>
+              <w:t>Đạt</w:t>
             </w:r>
           </w:p>
         </w:tc>
@@ -3271,137 +1196,97 @@
         </w:trPr>
         <w:tc>
           <w:tcPr>
-            <w:tcW w:type="dxa" w:w="648"/>
-            <w:shd w:fill="FFFFFF"/>
-            <w:tcBorders>
-              <w:top w:val="single" w:sz="6" w:space="0" w:color="D9D9D9"/>
-              <w:left w:val="single" w:sz="6" w:space="0" w:color="D9D9D9"/>
-              <w:bottom w:val="single" w:sz="6" w:space="0" w:color="D9D9D9"/>
-              <w:right w:val="single" w:sz="6" w:space="0" w:color="D9D9D9"/>
-              <w:insideH w:val="single" w:sz="6" w:space="0" w:color="D9D9D9"/>
-              <w:insideV w:val="single" w:sz="6" w:space="0" w:color="D9D9D9"/>
-            </w:tcBorders>
+            <w:tcW w:type="dxa" w:w="893"/>
+            <w:vAlign w:val="center"/>
             <w:tcMar>
-              <w:top w:w="90" w:type="dxa"/>
-              <w:start w:w="110" w:type="dxa"/>
-              <w:bottom w:w="90" w:type="dxa"/>
-              <w:end w:w="110" w:type="dxa"/>
+              <w:top w:w="100" w:type="dxa"/>
+              <w:start w:w="120" w:type="dxa"/>
+              <w:bottom w:w="100" w:type="dxa"/>
+              <w:end w:w="120" w:type="dxa"/>
             </w:tcMar>
-            <w:vAlign w:val="center"/>
           </w:tcPr>
           <w:p>
             <w:pPr>
-              <w:spacing w:after="0" w:before="0"/>
+              <w:spacing w:after="0" w:line="259" w:lineRule="auto"/>
               <w:jc w:val="center"/>
             </w:pPr>
             <w:r>
               <w:rPr>
-                <w:rFonts w:ascii="Arial" w:hAnsi="Arial"/>
-                <w:sz w:val="19"/>
+                <w:sz w:val="18"/>
               </w:rPr>
-              <w:t>E</w:t>
+              <w:t>P0.3</w:t>
             </w:r>
           </w:p>
         </w:tc>
         <w:tc>
           <w:tcPr>
-            <w:tcW w:type="dxa" w:w="2088"/>
-            <w:shd w:fill="FFFFFF"/>
-            <w:tcBorders>
-              <w:top w:val="single" w:sz="6" w:space="0" w:color="D9D9D9"/>
-              <w:left w:val="single" w:sz="6" w:space="0" w:color="D9D9D9"/>
-              <w:bottom w:val="single" w:sz="6" w:space="0" w:color="D9D9D9"/>
-              <w:right w:val="single" w:sz="6" w:space="0" w:color="D9D9D9"/>
-              <w:insideH w:val="single" w:sz="6" w:space="0" w:color="D9D9D9"/>
-              <w:insideV w:val="single" w:sz="6" w:space="0" w:color="D9D9D9"/>
-            </w:tcBorders>
+            <w:tcW w:type="dxa" w:w="1944"/>
+            <w:vAlign w:val="center"/>
             <w:tcMar>
-              <w:top w:w="90" w:type="dxa"/>
-              <w:start w:w="110" w:type="dxa"/>
-              <w:bottom w:w="90" w:type="dxa"/>
-              <w:end w:w="110" w:type="dxa"/>
+              <w:top w:w="100" w:type="dxa"/>
+              <w:start w:w="120" w:type="dxa"/>
+              <w:bottom w:w="100" w:type="dxa"/>
+              <w:end w:w="120" w:type="dxa"/>
             </w:tcMar>
-            <w:vAlign w:val="center"/>
           </w:tcPr>
           <w:p>
             <w:pPr>
-              <w:spacing w:after="0" w:before="0"/>
+              <w:spacing w:after="0" w:line="259" w:lineRule="auto"/>
               <w:jc w:val="left"/>
             </w:pPr>
             <w:r>
               <w:rPr>
-                <w:rFonts w:ascii="Arial" w:hAnsi="Arial"/>
-                <w:sz w:val="19"/>
+                <w:sz w:val="18"/>
               </w:rPr>
-              <w:t>Parse isolation</w:t>
+              <w:t>Áp lực RAM upload</w:t>
             </w:r>
           </w:p>
         </w:tc>
         <w:tc>
           <w:tcPr>
-            <w:tcW w:type="dxa" w:w="5976"/>
-            <w:shd w:fill="FFFFFF"/>
-            <w:tcBorders>
-              <w:top w:val="single" w:sz="6" w:space="0" w:color="D9D9D9"/>
-              <w:left w:val="single" w:sz="6" w:space="0" w:color="D9D9D9"/>
-              <w:bottom w:val="single" w:sz="6" w:space="0" w:color="D9D9D9"/>
-              <w:right w:val="single" w:sz="6" w:space="0" w:color="D9D9D9"/>
-              <w:insideH w:val="single" w:sz="6" w:space="0" w:color="D9D9D9"/>
-              <w:insideV w:val="single" w:sz="6" w:space="0" w:color="D9D9D9"/>
-            </w:tcBorders>
+            <w:tcW w:type="dxa" w:w="5587"/>
+            <w:vAlign w:val="center"/>
             <w:tcMar>
-              <w:top w:w="90" w:type="dxa"/>
-              <w:start w:w="110" w:type="dxa"/>
-              <w:bottom w:w="90" w:type="dxa"/>
-              <w:end w:w="110" w:type="dxa"/>
+              <w:top w:w="100" w:type="dxa"/>
+              <w:start w:w="120" w:type="dxa"/>
+              <w:bottom w:w="100" w:type="dxa"/>
+              <w:end w:w="120" w:type="dxa"/>
             </w:tcMar>
-            <w:vAlign w:val="center"/>
           </w:tcPr>
           <w:p>
             <w:pPr>
-              <w:spacing w:after="0" w:before="0"/>
+              <w:spacing w:after="0" w:line="259" w:lineRule="auto"/>
               <w:jc w:val="left"/>
             </w:pPr>
             <w:r>
               <w:rPr>
-                <w:rFonts w:ascii="Arial" w:hAnsi="Arial"/>
-                <w:sz w:val="19"/>
+                <w:sz w:val="18"/>
               </w:rPr>
-              <w:t>Worker riêng và benchmark event loop với ít nhất 3 upload đồng thời.</w:t>
+              <w:t>Bỏ toBuffer; stream chặn 5 MB; tối đa hai upload đọc đồng thời</w:t>
             </w:r>
           </w:p>
         </w:tc>
         <w:tc>
           <w:tcPr>
-            <w:tcW w:type="dxa" w:w="1368"/>
-            <w:shd w:fill="FFFFFF"/>
-            <w:tcBorders>
-              <w:top w:val="single" w:sz="6" w:space="0" w:color="D9D9D9"/>
-              <w:left w:val="single" w:sz="6" w:space="0" w:color="D9D9D9"/>
-              <w:bottom w:val="single" w:sz="6" w:space="0" w:color="D9D9D9"/>
-              <w:right w:val="single" w:sz="6" w:space="0" w:color="D9D9D9"/>
-              <w:insideH w:val="single" w:sz="6" w:space="0" w:color="D9D9D9"/>
-              <w:insideV w:val="single" w:sz="6" w:space="0" w:color="D9D9D9"/>
-            </w:tcBorders>
+            <w:tcW w:type="dxa" w:w="1296"/>
+            <w:vAlign w:val="center"/>
             <w:tcMar>
-              <w:top w:w="90" w:type="dxa"/>
-              <w:start w:w="110" w:type="dxa"/>
-              <w:bottom w:w="90" w:type="dxa"/>
-              <w:end w:w="110" w:type="dxa"/>
+              <w:top w:w="100" w:type="dxa"/>
+              <w:start w:w="120" w:type="dxa"/>
+              <w:bottom w:w="100" w:type="dxa"/>
+              <w:end w:w="120" w:type="dxa"/>
             </w:tcMar>
-            <w:vAlign w:val="center"/>
           </w:tcPr>
           <w:p>
             <w:pPr>
-              <w:spacing w:after="0" w:before="0"/>
+              <w:spacing w:after="0" w:line="259" w:lineRule="auto"/>
               <w:jc w:val="center"/>
             </w:pPr>
             <w:r>
               <w:rPr>
-                <w:rFonts w:ascii="Arial" w:hAnsi="Arial"/>
-                <w:sz w:val="19"/>
+                <w:sz w:val="18"/>
               </w:rPr>
-              <w:t>Chuyển backlog production</w:t>
+              <w:t>Đạt</w:t>
             </w:r>
           </w:p>
         </w:tc>
@@ -3412,365 +1297,101 @@
         </w:trPr>
         <w:tc>
           <w:tcPr>
-            <w:tcW w:type="dxa" w:w="648"/>
-            <w:shd w:fill="F2F6FA"/>
-            <w:tcBorders>
-              <w:top w:val="single" w:sz="6" w:space="0" w:color="D9D9D9"/>
-              <w:left w:val="single" w:sz="6" w:space="0" w:color="D9D9D9"/>
-              <w:bottom w:val="single" w:sz="6" w:space="0" w:color="D9D9D9"/>
-              <w:right w:val="single" w:sz="6" w:space="0" w:color="D9D9D9"/>
-              <w:insideH w:val="single" w:sz="6" w:space="0" w:color="D9D9D9"/>
-              <w:insideV w:val="single" w:sz="6" w:space="0" w:color="D9D9D9"/>
-            </w:tcBorders>
+            <w:tcW w:type="dxa" w:w="893"/>
+            <w:vAlign w:val="center"/>
             <w:tcMar>
-              <w:top w:w="90" w:type="dxa"/>
-              <w:start w:w="110" w:type="dxa"/>
-              <w:bottom w:w="90" w:type="dxa"/>
-              <w:end w:w="110" w:type="dxa"/>
+              <w:top w:w="100" w:type="dxa"/>
+              <w:start w:w="120" w:type="dxa"/>
+              <w:bottom w:w="100" w:type="dxa"/>
+              <w:end w:w="120" w:type="dxa"/>
             </w:tcMar>
-            <w:vAlign w:val="center"/>
+            <w:shd w:fill="F5F7F9"/>
           </w:tcPr>
           <w:p>
             <w:pPr>
-              <w:spacing w:after="0" w:before="0"/>
+              <w:spacing w:after="0" w:line="259" w:lineRule="auto"/>
               <w:jc w:val="center"/>
             </w:pPr>
             <w:r>
               <w:rPr>
-                <w:rFonts w:ascii="Arial" w:hAnsi="Arial"/>
-                <w:sz w:val="19"/>
+                <w:sz w:val="18"/>
               </w:rPr>
-              <w:t>F</w:t>
+              <w:t>P0.4</w:t>
             </w:r>
           </w:p>
         </w:tc>
         <w:tc>
           <w:tcPr>
-            <w:tcW w:type="dxa" w:w="2088"/>
-            <w:shd w:fill="F2F6FA"/>
-            <w:tcBorders>
-              <w:top w:val="single" w:sz="6" w:space="0" w:color="D9D9D9"/>
-              <w:left w:val="single" w:sz="6" w:space="0" w:color="D9D9D9"/>
-              <w:bottom w:val="single" w:sz="6" w:space="0" w:color="D9D9D9"/>
-              <w:right w:val="single" w:sz="6" w:space="0" w:color="D9D9D9"/>
-              <w:insideH w:val="single" w:sz="6" w:space="0" w:color="D9D9D9"/>
-              <w:insideV w:val="single" w:sz="6" w:space="0" w:color="D9D9D9"/>
-            </w:tcBorders>
+            <w:tcW w:type="dxa" w:w="1944"/>
+            <w:vAlign w:val="center"/>
             <w:tcMar>
-              <w:top w:w="90" w:type="dxa"/>
-              <w:start w:w="110" w:type="dxa"/>
-              <w:bottom w:w="90" w:type="dxa"/>
-              <w:end w:w="110" w:type="dxa"/>
+              <w:top w:w="100" w:type="dxa"/>
+              <w:start w:w="120" w:type="dxa"/>
+              <w:bottom w:w="100" w:type="dxa"/>
+              <w:end w:w="120" w:type="dxa"/>
             </w:tcMar>
-            <w:vAlign w:val="center"/>
+            <w:shd w:fill="F5F7F9"/>
           </w:tcPr>
           <w:p>
             <w:pPr>
-              <w:spacing w:after="0" w:before="0"/>
+              <w:spacing w:after="0" w:line="259" w:lineRule="auto"/>
               <w:jc w:val="left"/>
             </w:pPr>
             <w:r>
               <w:rPr>
-                <w:rFonts w:ascii="Arial" w:hAnsi="Arial"/>
-                <w:sz w:val="19"/>
+                <w:sz w:val="18"/>
               </w:rPr>
-              <w:t>ZIP và memory quota</w:t>
+              <w:t>XLSX zip-bomb</w:t>
             </w:r>
           </w:p>
         </w:tc>
         <w:tc>
           <w:tcPr>
-            <w:tcW w:type="dxa" w:w="5976"/>
-            <w:shd w:fill="F2F6FA"/>
-            <w:tcBorders>
-              <w:top w:val="single" w:sz="6" w:space="0" w:color="D9D9D9"/>
-              <w:left w:val="single" w:sz="6" w:space="0" w:color="D9D9D9"/>
-              <w:bottom w:val="single" w:sz="6" w:space="0" w:color="D9D9D9"/>
-              <w:right w:val="single" w:sz="6" w:space="0" w:color="D9D9D9"/>
-              <w:insideH w:val="single" w:sz="6" w:space="0" w:color="D9D9D9"/>
-              <w:insideV w:val="single" w:sz="6" w:space="0" w:color="D9D9D9"/>
-            </w:tcBorders>
+            <w:tcW w:type="dxa" w:w="5587"/>
+            <w:vAlign w:val="center"/>
             <w:tcMar>
-              <w:top w:w="90" w:type="dxa"/>
-              <w:start w:w="110" w:type="dxa"/>
-              <w:bottom w:w="90" w:type="dxa"/>
-              <w:end w:w="110" w:type="dxa"/>
+              <w:top w:w="100" w:type="dxa"/>
+              <w:start w:w="120" w:type="dxa"/>
+              <w:bottom w:w="100" w:type="dxa"/>
+              <w:end w:w="120" w:type="dxa"/>
             </w:tcMar>
-            <w:vAlign w:val="center"/>
+            <w:shd w:fill="F5F7F9"/>
           </w:tcPr>
           <w:p>
             <w:pPr>
-              <w:spacing w:after="0" w:before="0"/>
+              <w:spacing w:after="0" w:line="259" w:lineRule="auto"/>
               <w:jc w:val="left"/>
             </w:pPr>
             <w:r>
               <w:rPr>
-                <w:rFonts w:ascii="Arial" w:hAnsi="Arial"/>
-                <w:sz w:val="19"/>
+                <w:sz w:val="18"/>
               </w:rPr>
-              <w:t>Preflight archive, timeout, concurrency budget, memory budget và test zip bomb.</w:t>
+              <w:t>Preflight entry count, byte giải nén, ratio, ZIP64, multi-disk và encryption</w:t>
             </w:r>
           </w:p>
         </w:tc>
         <w:tc>
           <w:tcPr>
-            <w:tcW w:type="dxa" w:w="1368"/>
-            <w:shd w:fill="F2F6FA"/>
-            <w:tcBorders>
-              <w:top w:val="single" w:sz="6" w:space="0" w:color="D9D9D9"/>
-              <w:left w:val="single" w:sz="6" w:space="0" w:color="D9D9D9"/>
-              <w:bottom w:val="single" w:sz="6" w:space="0" w:color="D9D9D9"/>
-              <w:right w:val="single" w:sz="6" w:space="0" w:color="D9D9D9"/>
-              <w:insideH w:val="single" w:sz="6" w:space="0" w:color="D9D9D9"/>
-              <w:insideV w:val="single" w:sz="6" w:space="0" w:color="D9D9D9"/>
-            </w:tcBorders>
+            <w:tcW w:type="dxa" w:w="1296"/>
+            <w:vAlign w:val="center"/>
             <w:tcMar>
-              <w:top w:w="90" w:type="dxa"/>
-              <w:start w:w="110" w:type="dxa"/>
-              <w:bottom w:w="90" w:type="dxa"/>
-              <w:end w:w="110" w:type="dxa"/>
+              <w:top w:w="100" w:type="dxa"/>
+              <w:start w:w="120" w:type="dxa"/>
+              <w:bottom w:w="100" w:type="dxa"/>
+              <w:end w:w="120" w:type="dxa"/>
             </w:tcMar>
-            <w:vAlign w:val="center"/>
+            <w:shd w:fill="F5F7F9"/>
           </w:tcPr>
           <w:p>
             <w:pPr>
-              <w:spacing w:after="0" w:before="0"/>
+              <w:spacing w:after="0" w:line="259" w:lineRule="auto"/>
               <w:jc w:val="center"/>
             </w:pPr>
             <w:r>
               <w:rPr>
-                <w:rFonts w:ascii="Arial" w:hAnsi="Arial"/>
-                <w:sz w:val="19"/>
+                <w:sz w:val="18"/>
               </w:rPr>
-              <w:t>Chuyển backlog production</w:t>
-            </w:r>
-          </w:p>
-        </w:tc>
-      </w:tr>
-    </w:tbl>
-    <w:p>
-      <w:pPr>
-        <w:spacing w:after="20"/>
-      </w:pPr>
-    </w:p>
-    <w:p>
-      <w:pPr>
-        <w:pStyle w:val="Heading1"/>
-        <w:spacing w:after="140" w:line="259" w:lineRule="auto"/>
-      </w:pPr>
-      <w:r>
-        <w:rPr>
-          <w:rFonts w:ascii="Arial" w:hAnsi="Arial"/>
-        </w:rPr>
-        <w:t>6 Phạm vi UI import đã hoàn thành</w:t>
-      </w:r>
-    </w:p>
-    <w:p>
-      <w:pPr>
-        <w:pStyle w:val="ListBullet"/>
-        <w:spacing w:after="40" w:line="259" w:lineRule="auto"/>
-      </w:pPr>
-      <w:r>
-        <w:rPr>
-          <w:rFonts w:ascii="Aptos" w:hAnsi="Aptos"/>
-          <w:b w:val="0"/>
-          <w:color w:val="000000"/>
-          <w:sz w:val="21"/>
-        </w:rPr>
-        <w:t>Chọn CSV/XLSX, kiểm tra sớm phần mở rộng và kích thước file.</w:t>
-      </w:r>
-    </w:p>
-    <w:p>
-      <w:pPr>
-        <w:pStyle w:val="ListBullet"/>
-        <w:spacing w:after="40" w:line="259" w:lineRule="auto"/>
-      </w:pPr>
-      <w:r>
-        <w:rPr>
-          <w:rFonts w:ascii="Aptos" w:hAnsi="Aptos"/>
-          <w:b w:val="0"/>
-          <w:color w:val="000000"/>
-          <w:sz w:val="21"/>
-        </w:rPr>
-        <w:t>Gọi preview và hiển thị tổng số dòng, hợp lệ, lỗi và trùng.</w:t>
-      </w:r>
-    </w:p>
-    <w:p>
-      <w:pPr>
-        <w:pStyle w:val="ListBullet"/>
-        <w:spacing w:after="40" w:line="259" w:lineRule="auto"/>
-      </w:pPr>
-      <w:r>
-        <w:rPr>
-          <w:rFonts w:ascii="Aptos" w:hAnsi="Aptos"/>
-          <w:b w:val="0"/>
-          <w:color w:val="000000"/>
-          <w:sz w:val="21"/>
-        </w:rPr>
-        <w:t>Bảng lỗi phải hiển thị số dòng gốc, bốn cột dữ liệu và lý do lỗi cụ thể.</w:t>
-      </w:r>
-    </w:p>
-    <w:p>
-      <w:pPr>
-        <w:pStyle w:val="ListBullet"/>
-        <w:spacing w:after="40" w:line="259" w:lineRule="auto"/>
-      </w:pPr>
-      <w:r>
-        <w:rPr>
-          <w:rFonts w:ascii="Aptos" w:hAnsi="Aptos"/>
-          <w:b w:val="0"/>
-          <w:color w:val="000000"/>
-          <w:sz w:val="21"/>
-        </w:rPr>
-        <w:t>Với ô kiểu TEXT, hiển thị text nguyên bản; NUMBER/DATE/BOOLEAN hiển thị nhãn hướng dẫn, không tự đổi giá trị.</w:t>
-      </w:r>
-    </w:p>
-    <w:p>
-      <w:pPr>
-        <w:pStyle w:val="ListBullet"/>
-        <w:spacing w:after="40" w:line="259" w:lineRule="auto"/>
-      </w:pPr>
-      <w:r>
-        <w:rPr>
-          <w:rFonts w:ascii="Aptos" w:hAnsi="Aptos"/>
-          <w:b w:val="0"/>
-          <w:color w:val="000000"/>
-          <w:sz w:val="21"/>
-        </w:rPr>
-        <w:t>Cho phép chọn FAIL, SKIP hoặc OVERWRITE; giữ preview khi lỗi DUPLICATE_BLOCKED hoặc AMBIGUOUS_DUPLICATE để đổi strategy.</w:t>
-      </w:r>
-    </w:p>
-    <w:p>
-      <w:pPr>
-        <w:pStyle w:val="ListBullet"/>
-        <w:spacing w:after="40" w:line="259" w:lineRule="auto"/>
-      </w:pPr>
-      <w:r>
-        <w:rPr>
-          <w:rFonts w:ascii="Aptos" w:hAnsi="Aptos"/>
-          <w:b w:val="0"/>
-          <w:color w:val="000000"/>
-          <w:sz w:val="21"/>
-        </w:rPr>
-        <w:t>Xóa preview phía client khi preview hết hạn, commit conflict hoặc preview không tồn tại.</w:t>
-      </w:r>
-    </w:p>
-    <w:p>
-      <w:pPr>
-        <w:pStyle w:val="ListBullet"/>
-        <w:spacing w:after="40" w:line="259" w:lineRule="auto"/>
-      </w:pPr>
-      <w:r>
-        <w:rPr>
-          <w:rFonts w:ascii="Aptos" w:hAnsi="Aptos"/>
-          <w:b w:val="0"/>
-          <w:color w:val="000000"/>
-          <w:sz w:val="21"/>
-        </w:rPr>
-        <w:t>Không hiển thị raw error message của server; hiển thị thông báo thân thiện và requestId khi cần hỗ trợ.</w:t>
-      </w:r>
-    </w:p>
-    <w:p>
-      <w:pPr>
-        <w:pStyle w:val="Heading1"/>
-        <w:pageBreakBefore/>
-        <w:spacing w:after="140" w:line="259" w:lineRule="auto"/>
-      </w:pPr>
-      <w:r>
-        <w:rPr>
-          <w:rFonts w:ascii="Aptos" w:hAnsi="Aptos"/>
-          <w:b/>
-          <w:color w:val="000000"/>
-          <w:sz w:val="32"/>
-        </w:rPr>
-        <w:t>7 Definition of Done</w:t>
-      </w:r>
-    </w:p>
-    <w:tbl>
-      <w:tblPr>
-        <w:tblW w:type="auto" w:w="0"/>
-        <w:jc w:val="center"/>
-        <w:tblLayout w:type="fixed"/>
-        <w:tblLook w:firstColumn="1" w:firstRow="1" w:lastColumn="0" w:lastRow="0" w:noHBand="0" w:noVBand="1" w:val="04A0"/>
-      </w:tblPr>
-      <w:tblGrid>
-        <w:gridCol w:w="5112"/>
-        <w:gridCol w:w="5112"/>
-      </w:tblGrid>
-      <w:tr>
-        <w:trPr>
-          <w:tblHeader/>
-          <w:cantSplit/>
-          <w:tblHeader w:val="true"/>
-        </w:trPr>
-        <w:tc>
-          <w:tcPr>
-            <w:tcW w:type="dxa" w:w="648"/>
-            <w:shd w:fill="17365D"/>
-            <w:tcBorders>
-              <w:top w:val="single" w:sz="6" w:space="0" w:color="D9D9D9"/>
-              <w:left w:val="single" w:sz="6" w:space="0" w:color="D9D9D9"/>
-              <w:bottom w:val="single" w:sz="6" w:space="0" w:color="D9D9D9"/>
-              <w:right w:val="single" w:sz="6" w:space="0" w:color="D9D9D9"/>
-              <w:insideH w:val="single" w:sz="6" w:space="0" w:color="D9D9D9"/>
-              <w:insideV w:val="single" w:sz="6" w:space="0" w:color="D9D9D9"/>
-            </w:tcBorders>
-            <w:tcMar>
-              <w:top w:w="90" w:type="dxa"/>
-              <w:start w:w="110" w:type="dxa"/>
-              <w:bottom w:w="90" w:type="dxa"/>
-              <w:end w:w="110" w:type="dxa"/>
-            </w:tcMar>
-            <w:vAlign w:val="center"/>
-          </w:tcPr>
-          <w:p>
-            <w:pPr>
-              <w:spacing w:after="0" w:before="0"/>
-              <w:jc w:val="center"/>
-            </w:pPr>
-            <w:r>
-              <w:rPr>
-                <w:rFonts w:ascii="Arial" w:hAnsi="Arial"/>
-                <w:b/>
-                <w:sz w:val="19"/>
-                <w:color w:val="FFFFFF"/>
-              </w:rPr>
-            </w:r>
-          </w:p>
-        </w:tc>
-        <w:tc>
-          <w:tcPr>
-            <w:tcW w:type="dxa" w:w="9432"/>
-            <w:shd w:fill="17365D"/>
-            <w:tcBorders>
-              <w:top w:val="single" w:sz="6" w:space="0" w:color="D9D9D9"/>
-              <w:left w:val="single" w:sz="6" w:space="0" w:color="D9D9D9"/>
-              <w:bottom w:val="single" w:sz="6" w:space="0" w:color="D9D9D9"/>
-              <w:right w:val="single" w:sz="6" w:space="0" w:color="D9D9D9"/>
-              <w:insideH w:val="single" w:sz="6" w:space="0" w:color="D9D9D9"/>
-              <w:insideV w:val="single" w:sz="6" w:space="0" w:color="D9D9D9"/>
-            </w:tcBorders>
-            <w:tcMar>
-              <w:top w:w="90" w:type="dxa"/>
-              <w:start w:w="110" w:type="dxa"/>
-              <w:bottom w:w="90" w:type="dxa"/>
-              <w:end w:w="110" w:type="dxa"/>
-            </w:tcMar>
-            <w:vAlign w:val="center"/>
-          </w:tcPr>
-          <w:p>
-            <w:pPr>
-              <w:spacing w:after="0" w:before="0"/>
-              <w:jc w:val="center"/>
-            </w:pPr>
-            <w:r>
-              <w:rPr>
-                <w:rFonts w:ascii="Arial" w:hAnsi="Arial"/>
-                <w:b/>
-                <w:sz w:val="19"/>
-                <w:color w:val="FFFFFF"/>
-              </w:rPr>
-              <w:t>Tiêu chí nghiệm thu Sprint 3</w:t>
+              <w:t>Đạt</w:t>
             </w:r>
           </w:p>
         </w:tc>
@@ -3781,69 +1402,267 @@
         </w:trPr>
         <w:tc>
           <w:tcPr>
-            <w:tcW w:type="dxa" w:w="648"/>
-            <w:shd w:fill="FFFFFF"/>
-            <w:tcBorders>
-              <w:top w:val="single" w:sz="6" w:space="0" w:color="D9D9D9"/>
-              <w:left w:val="single" w:sz="6" w:space="0" w:color="D9D9D9"/>
-              <w:bottom w:val="single" w:sz="6" w:space="0" w:color="D9D9D9"/>
-              <w:right w:val="single" w:sz="6" w:space="0" w:color="D9D9D9"/>
-              <w:insideH w:val="single" w:sz="6" w:space="0" w:color="D9D9D9"/>
-              <w:insideV w:val="single" w:sz="6" w:space="0" w:color="D9D9D9"/>
-            </w:tcBorders>
+            <w:tcW w:type="dxa" w:w="893"/>
+            <w:vAlign w:val="center"/>
             <w:tcMar>
-              <w:top w:w="90" w:type="dxa"/>
-              <w:start w:w="110" w:type="dxa"/>
-              <w:bottom w:w="90" w:type="dxa"/>
-              <w:end w:w="110" w:type="dxa"/>
+              <w:top w:w="100" w:type="dxa"/>
+              <w:start w:w="120" w:type="dxa"/>
+              <w:bottom w:w="100" w:type="dxa"/>
+              <w:end w:w="120" w:type="dxa"/>
             </w:tcMar>
-            <w:vAlign w:val="center"/>
           </w:tcPr>
           <w:p>
             <w:pPr>
-              <w:spacing w:after="0" w:before="0"/>
+              <w:spacing w:after="0" w:line="259" w:lineRule="auto"/>
               <w:jc w:val="center"/>
             </w:pPr>
             <w:r>
               <w:rPr>
-                <w:rFonts w:ascii="Arial" w:hAnsi="Arial"/>
-                <w:sz w:val="19"/>
+                <w:sz w:val="18"/>
               </w:rPr>
-              <w:t>[x]</w:t>
+              <w:t>P0.5</w:t>
             </w:r>
           </w:p>
         </w:tc>
         <w:tc>
           <w:tcPr>
-            <w:tcW w:type="dxa" w:w="9432"/>
-            <w:shd w:fill="FFFFFF"/>
-            <w:tcBorders>
-              <w:top w:val="single" w:sz="6" w:space="0" w:color="D9D9D9"/>
-              <w:left w:val="single" w:sz="6" w:space="0" w:color="D9D9D9"/>
-              <w:bottom w:val="single" w:sz="6" w:space="0" w:color="D9D9D9"/>
-              <w:right w:val="single" w:sz="6" w:space="0" w:color="D9D9D9"/>
-              <w:insideH w:val="single" w:sz="6" w:space="0" w:color="D9D9D9"/>
-              <w:insideV w:val="single" w:sz="6" w:space="0" w:color="D9D9D9"/>
-            </w:tcBorders>
+            <w:tcW w:type="dxa" w:w="1944"/>
+            <w:vAlign w:val="center"/>
             <w:tcMar>
-              <w:top w:w="90" w:type="dxa"/>
-              <w:start w:w="110" w:type="dxa"/>
-              <w:bottom w:w="90" w:type="dxa"/>
-              <w:end w:w="110" w:type="dxa"/>
+              <w:top w:w="100" w:type="dxa"/>
+              <w:start w:w="120" w:type="dxa"/>
+              <w:bottom w:w="100" w:type="dxa"/>
+              <w:end w:w="120" w:type="dxa"/>
             </w:tcMar>
-            <w:vAlign w:val="center"/>
           </w:tcPr>
           <w:p>
             <w:pPr>
-              <w:spacing w:after="0" w:before="0"/>
+              <w:spacing w:after="0" w:line="259" w:lineRule="auto"/>
               <w:jc w:val="left"/>
             </w:pPr>
             <w:r>
               <w:rPr>
-                <w:rFonts w:ascii="Arial" w:hAnsi="Arial"/>
+                <w:sz w:val="18"/>
+              </w:rPr>
+              <w:t>Mất preview khi scale</w:t>
+            </w:r>
+          </w:p>
+        </w:tc>
+        <w:tc>
+          <w:tcPr>
+            <w:tcW w:type="dxa" w:w="5587"/>
+            <w:vAlign w:val="center"/>
+            <w:tcMar>
+              <w:top w:w="100" w:type="dxa"/>
+              <w:start w:w="120" w:type="dxa"/>
+              <w:bottom w:w="100" w:type="dxa"/>
+              <w:end w:w="120" w:type="dxa"/>
+            </w:tcMar>
+          </w:tcPr>
+          <w:p>
+            <w:pPr>
+              <w:spacing w:after="0" w:line="259" w:lineRule="auto"/>
+              <w:jc w:val="left"/>
+            </w:pPr>
+            <w:r>
+              <w:rPr>
+                <w:sz w:val="18"/>
+              </w:rPr>
+              <w:t>PostgreSQL preview store, atomic acquire, lease 5 phút và lazy reclaim</w:t>
+            </w:r>
+          </w:p>
+        </w:tc>
+        <w:tc>
+          <w:tcPr>
+            <w:tcW w:type="dxa" w:w="1296"/>
+            <w:vAlign w:val="center"/>
+            <w:tcMar>
+              <w:top w:w="100" w:type="dxa"/>
+              <w:start w:w="120" w:type="dxa"/>
+              <w:bottom w:w="100" w:type="dxa"/>
+              <w:end w:w="120" w:type="dxa"/>
+            </w:tcMar>
+          </w:tcPr>
+          <w:p>
+            <w:pPr>
+              <w:spacing w:after="0" w:line="259" w:lineRule="auto"/>
+              <w:jc w:val="center"/>
+            </w:pPr>
+            <w:r>
+              <w:rPr>
+                <w:sz w:val="18"/>
+              </w:rPr>
+              <w:t>Đạt</w:t>
+            </w:r>
+          </w:p>
+        </w:tc>
+      </w:tr>
+    </w:tbl>
+    <w:p>
+      <w:pPr>
+        <w:spacing w:after="0"/>
+      </w:pPr>
+    </w:p>
+    <w:p>
+      <w:r>
+        <w:br w:type="page"/>
+      </w:r>
+    </w:p>
+    <w:p>
+      <w:pPr>
+        <w:pStyle w:val="Heading1"/>
+      </w:pPr>
+      <w:r>
+        <w:t>5 Quy tắc parser và an toàn dữ liệu</w:t>
+      </w:r>
+    </w:p>
+    <w:p>
+      <w:pPr>
+        <w:pStyle w:val="ListBullet"/>
+        <w:spacing w:after="60"/>
+      </w:pPr>
+      <w:r>
+        <w:t>CSV dùng csv-parse thay state machine tự viết; hỗ trợ BOM, dấu phẩy hoặc chấm phẩy, quote lồng, nhiều dòng và dòng cuối không newline.</w:t>
+      </w:r>
+    </w:p>
+    <w:p>
+      <w:pPr>
+        <w:pStyle w:val="ListBullet"/>
+        <w:spacing w:after="60"/>
+      </w:pPr>
+      <w:r>
+        <w:t>XLSX được đọc worksheet đầu tiên chỉ sau khi vượt preflight ZIP; archive bất thường bị đánh dấu FAILED trước bước parse XML.</w:t>
+      </w:r>
+    </w:p>
+    <w:p>
+      <w:pPr>
+        <w:pStyle w:val="ListBullet"/>
+        <w:spacing w:after="60"/>
+      </w:pPr>
+      <w:r>
+        <w:t>Giới hạn nghiệp vụ giữ ở 5 MB và 1.000 dòng; mã sinh viên được giữ dạng text để không mất số 0 đầu.</w:t>
+      </w:r>
+    </w:p>
+    <w:p>
+      <w:pPr>
+        <w:pStyle w:val="ListBullet"/>
+        <w:spacing w:after="60"/>
+      </w:pPr>
+      <w:r>
+        <w:t>Không ghi dữ liệu ở bước preview; unique constraint là lớp bảo vệ cuối cùng khi dữ liệu thay đổi sau preview.</w:t>
+      </w:r>
+    </w:p>
+    <w:p>
+      <w:pPr>
+        <w:pStyle w:val="Heading1"/>
+      </w:pPr>
+      <w:r>
+        <w:t>6 Bằng chứng nghiệm thu</w:t>
+      </w:r>
+    </w:p>
+    <w:tbl>
+      <w:tblPr>
+        <w:tblW w:type="auto" w:w="0"/>
+        <w:jc w:val="center"/>
+        <w:tblLayout w:type="fixed"/>
+        <w:tblLook w:firstColumn="1" w:firstRow="1" w:lastColumn="0" w:lastRow="0" w:noHBand="0" w:noVBand="1" w:val="04A0"/>
+        <w:tblBorders>
+          <w:top w:val="single" w:sz="4" w:color="D9D9D9"/>
+          <w:left w:val="single" w:sz="4" w:color="D9D9D9"/>
+          <w:bottom w:val="single" w:sz="4" w:color="D9D9D9"/>
+          <w:right w:val="single" w:sz="4" w:color="D9D9D9"/>
+          <w:insideH w:val="single" w:sz="4" w:color="D9D9D9"/>
+          <w:insideV w:val="single" w:sz="4" w:color="D9D9D9"/>
+        </w:tblBorders>
+      </w:tblPr>
+      <w:tblGrid>
+        <w:gridCol w:w="3331"/>
+        <w:gridCol w:w="3331"/>
+        <w:gridCol w:w="3331"/>
+      </w:tblGrid>
+      <w:tr>
+        <w:trPr>
+          <w:tblHeader w:val="true"/>
+          <w:cantSplit/>
+        </w:trPr>
+        <w:tc>
+          <w:tcPr>
+            <w:tcW w:type="dxa" w:w="2952"/>
+            <w:vAlign w:val="center"/>
+            <w:shd w:fill="17365D"/>
+            <w:tcMar>
+              <w:top w:w="100" w:type="dxa"/>
+              <w:start w:w="120" w:type="dxa"/>
+              <w:bottom w:w="100" w:type="dxa"/>
+              <w:end w:w="120" w:type="dxa"/>
+            </w:tcMar>
+          </w:tcPr>
+          <w:p>
+            <w:pPr>
+              <w:spacing w:after="0"/>
+              <w:jc w:val="center"/>
+            </w:pPr>
+            <w:r>
+              <w:rPr>
+                <w:b/>
+                <w:color w:val="FFFFFF"/>
                 <w:sz w:val="19"/>
               </w:rPr>
-              <w:t>API typecheck và build đạt.</w:t>
+              <w:t>Hạng mục</w:t>
+            </w:r>
+          </w:p>
+        </w:tc>
+        <w:tc>
+          <w:tcPr>
+            <w:tcW w:type="dxa" w:w="1800"/>
+            <w:vAlign w:val="center"/>
+            <w:shd w:fill="17365D"/>
+            <w:tcMar>
+              <w:top w:w="100" w:type="dxa"/>
+              <w:start w:w="120" w:type="dxa"/>
+              <w:bottom w:w="100" w:type="dxa"/>
+              <w:end w:w="120" w:type="dxa"/>
+            </w:tcMar>
+          </w:tcPr>
+          <w:p>
+            <w:pPr>
+              <w:spacing w:after="0"/>
+              <w:jc w:val="center"/>
+            </w:pPr>
+            <w:r>
+              <w:rPr>
+                <w:b/>
+                <w:color w:val="FFFFFF"/>
+                <w:sz w:val="19"/>
+              </w:rPr>
+              <w:t>Kết quả</w:t>
+            </w:r>
+          </w:p>
+        </w:tc>
+        <w:tc>
+          <w:tcPr>
+            <w:tcW w:type="dxa" w:w="4968"/>
+            <w:vAlign w:val="center"/>
+            <w:shd w:fill="17365D"/>
+            <w:tcMar>
+              <w:top w:w="100" w:type="dxa"/>
+              <w:start w:w="120" w:type="dxa"/>
+              <w:bottom w:w="100" w:type="dxa"/>
+              <w:end w:w="120" w:type="dxa"/>
+            </w:tcMar>
+          </w:tcPr>
+          <w:p>
+            <w:pPr>
+              <w:spacing w:after="0"/>
+              <w:jc w:val="center"/>
+            </w:pPr>
+            <w:r>
+              <w:rPr>
+                <w:b/>
+                <w:color w:val="FFFFFF"/>
+                <w:sz w:val="19"/>
+              </w:rPr>
+              <w:t>Ghi chú</w:t>
             </w:r>
           </w:p>
         </w:tc>
@@ -3854,69 +1673,73 @@
         </w:trPr>
         <w:tc>
           <w:tcPr>
-            <w:tcW w:type="dxa" w:w="648"/>
-            <w:shd w:fill="F2F6FA"/>
-            <w:tcBorders>
-              <w:top w:val="single" w:sz="6" w:space="0" w:color="D9D9D9"/>
-              <w:left w:val="single" w:sz="6" w:space="0" w:color="D9D9D9"/>
-              <w:bottom w:val="single" w:sz="6" w:space="0" w:color="D9D9D9"/>
-              <w:right w:val="single" w:sz="6" w:space="0" w:color="D9D9D9"/>
-              <w:insideH w:val="single" w:sz="6" w:space="0" w:color="D9D9D9"/>
-              <w:insideV w:val="single" w:sz="6" w:space="0" w:color="D9D9D9"/>
-            </w:tcBorders>
+            <w:tcW w:type="dxa" w:w="2952"/>
+            <w:vAlign w:val="center"/>
             <w:tcMar>
-              <w:top w:w="90" w:type="dxa"/>
-              <w:start w:w="110" w:type="dxa"/>
-              <w:bottom w:w="90" w:type="dxa"/>
-              <w:end w:w="110" w:type="dxa"/>
+              <w:top w:w="100" w:type="dxa"/>
+              <w:start w:w="120" w:type="dxa"/>
+              <w:bottom w:w="100" w:type="dxa"/>
+              <w:end w:w="120" w:type="dxa"/>
             </w:tcMar>
-            <w:vAlign w:val="center"/>
           </w:tcPr>
           <w:p>
             <w:pPr>
-              <w:spacing w:after="0" w:before="0"/>
-              <w:jc w:val="center"/>
+              <w:spacing w:after="0" w:line="259" w:lineRule="auto"/>
+              <w:jc w:val="left"/>
             </w:pPr>
             <w:r>
               <w:rPr>
-                <w:rFonts w:ascii="Arial" w:hAnsi="Arial"/>
-                <w:sz w:val="19"/>
+                <w:sz w:val="18"/>
               </w:rPr>
-              <w:t>[x]</w:t>
+              <w:t>API typecheck và build</w:t>
             </w:r>
           </w:p>
         </w:tc>
         <w:tc>
           <w:tcPr>
-            <w:tcW w:type="dxa" w:w="9432"/>
-            <w:shd w:fill="F2F6FA"/>
-            <w:tcBorders>
-              <w:top w:val="single" w:sz="6" w:space="0" w:color="D9D9D9"/>
-              <w:left w:val="single" w:sz="6" w:space="0" w:color="D9D9D9"/>
-              <w:bottom w:val="single" w:sz="6" w:space="0" w:color="D9D9D9"/>
-              <w:right w:val="single" w:sz="6" w:space="0" w:color="D9D9D9"/>
-              <w:insideH w:val="single" w:sz="6" w:space="0" w:color="D9D9D9"/>
-              <w:insideV w:val="single" w:sz="6" w:space="0" w:color="D9D9D9"/>
-            </w:tcBorders>
+            <w:tcW w:type="dxa" w:w="1800"/>
+            <w:vAlign w:val="center"/>
             <w:tcMar>
-              <w:top w:w="90" w:type="dxa"/>
-              <w:start w:w="110" w:type="dxa"/>
-              <w:bottom w:w="90" w:type="dxa"/>
-              <w:end w:w="110" w:type="dxa"/>
+              <w:top w:w="100" w:type="dxa"/>
+              <w:start w:w="120" w:type="dxa"/>
+              <w:bottom w:w="100" w:type="dxa"/>
+              <w:end w:w="120" w:type="dxa"/>
             </w:tcMar>
-            <w:vAlign w:val="center"/>
           </w:tcPr>
           <w:p>
             <w:pPr>
-              <w:spacing w:after="0" w:before="0"/>
+              <w:spacing w:after="0" w:line="259" w:lineRule="auto"/>
+              <w:jc w:val="center"/>
+            </w:pPr>
+            <w:r>
+              <w:rPr>
+                <w:sz w:val="18"/>
+              </w:rPr>
+              <w:t>Đạt</w:t>
+            </w:r>
+          </w:p>
+        </w:tc>
+        <w:tc>
+          <w:tcPr>
+            <w:tcW w:type="dxa" w:w="4968"/>
+            <w:vAlign w:val="center"/>
+            <w:tcMar>
+              <w:top w:w="100" w:type="dxa"/>
+              <w:start w:w="120" w:type="dxa"/>
+              <w:bottom w:w="100" w:type="dxa"/>
+              <w:end w:w="120" w:type="dxa"/>
+            </w:tcMar>
+          </w:tcPr>
+          <w:p>
+            <w:pPr>
+              <w:spacing w:after="0" w:line="259" w:lineRule="auto"/>
               <w:jc w:val="left"/>
             </w:pPr>
             <w:r>
               <w:rPr>
-                <w:rFonts w:ascii="Arial" w:hAnsi="Arial"/>
-                <w:sz w:val="19"/>
+                <w:sz w:val="18"/>
               </w:rPr>
-              <w:t>API unit test đạt 75 test.</w:t>
+              <w:t>TypeScript và production build không lỗi</w:t>
             </w:r>
           </w:p>
         </w:tc>
@@ -3927,69 +1750,76 @@
         </w:trPr>
         <w:tc>
           <w:tcPr>
-            <w:tcW w:type="dxa" w:w="648"/>
-            <w:shd w:fill="FFFFFF"/>
-            <w:tcBorders>
-              <w:top w:val="single" w:sz="6" w:space="0" w:color="D9D9D9"/>
-              <w:left w:val="single" w:sz="6" w:space="0" w:color="D9D9D9"/>
-              <w:bottom w:val="single" w:sz="6" w:space="0" w:color="D9D9D9"/>
-              <w:right w:val="single" w:sz="6" w:space="0" w:color="D9D9D9"/>
-              <w:insideH w:val="single" w:sz="6" w:space="0" w:color="D9D9D9"/>
-              <w:insideV w:val="single" w:sz="6" w:space="0" w:color="D9D9D9"/>
-            </w:tcBorders>
+            <w:tcW w:type="dxa" w:w="2952"/>
+            <w:vAlign w:val="center"/>
             <w:tcMar>
-              <w:top w:w="90" w:type="dxa"/>
-              <w:start w:w="110" w:type="dxa"/>
-              <w:bottom w:w="90" w:type="dxa"/>
-              <w:end w:w="110" w:type="dxa"/>
+              <w:top w:w="100" w:type="dxa"/>
+              <w:start w:w="120" w:type="dxa"/>
+              <w:bottom w:w="100" w:type="dxa"/>
+              <w:end w:w="120" w:type="dxa"/>
             </w:tcMar>
-            <w:vAlign w:val="center"/>
+            <w:shd w:fill="F5F7F9"/>
           </w:tcPr>
           <w:p>
             <w:pPr>
-              <w:spacing w:after="0" w:before="0"/>
-              <w:jc w:val="center"/>
+              <w:spacing w:after="0" w:line="259" w:lineRule="auto"/>
+              <w:jc w:val="left"/>
             </w:pPr>
             <w:r>
               <w:rPr>
-                <w:rFonts w:ascii="Arial" w:hAnsi="Arial"/>
-                <w:sz w:val="19"/>
+                <w:sz w:val="18"/>
               </w:rPr>
-              <w:t>[x]</w:t>
+              <w:t>API unit test</w:t>
             </w:r>
           </w:p>
         </w:tc>
         <w:tc>
           <w:tcPr>
-            <w:tcW w:type="dxa" w:w="9432"/>
-            <w:shd w:fill="FFFFFF"/>
-            <w:tcBorders>
-              <w:top w:val="single" w:sz="6" w:space="0" w:color="D9D9D9"/>
-              <w:left w:val="single" w:sz="6" w:space="0" w:color="D9D9D9"/>
-              <w:bottom w:val="single" w:sz="6" w:space="0" w:color="D9D9D9"/>
-              <w:right w:val="single" w:sz="6" w:space="0" w:color="D9D9D9"/>
-              <w:insideH w:val="single" w:sz="6" w:space="0" w:color="D9D9D9"/>
-              <w:insideV w:val="single" w:sz="6" w:space="0" w:color="D9D9D9"/>
-            </w:tcBorders>
+            <w:tcW w:type="dxa" w:w="1800"/>
+            <w:vAlign w:val="center"/>
             <w:tcMar>
-              <w:top w:w="90" w:type="dxa"/>
-              <w:start w:w="110" w:type="dxa"/>
-              <w:bottom w:w="90" w:type="dxa"/>
-              <w:end w:w="110" w:type="dxa"/>
+              <w:top w:w="100" w:type="dxa"/>
+              <w:start w:w="120" w:type="dxa"/>
+              <w:bottom w:w="100" w:type="dxa"/>
+              <w:end w:w="120" w:type="dxa"/>
             </w:tcMar>
-            <w:vAlign w:val="center"/>
+            <w:shd w:fill="F5F7F9"/>
           </w:tcPr>
           <w:p>
             <w:pPr>
-              <w:spacing w:after="0" w:before="0"/>
+              <w:spacing w:after="0" w:line="259" w:lineRule="auto"/>
+              <w:jc w:val="center"/>
+            </w:pPr>
+            <w:r>
+              <w:rPr>
+                <w:sz w:val="18"/>
+              </w:rPr>
+              <w:t>80 trên 80</w:t>
+            </w:r>
+          </w:p>
+        </w:tc>
+        <w:tc>
+          <w:tcPr>
+            <w:tcW w:type="dxa" w:w="4968"/>
+            <w:vAlign w:val="center"/>
+            <w:tcMar>
+              <w:top w:w="100" w:type="dxa"/>
+              <w:start w:w="120" w:type="dxa"/>
+              <w:bottom w:w="100" w:type="dxa"/>
+              <w:end w:w="120" w:type="dxa"/>
+            </w:tcMar>
+            <w:shd w:fill="F5F7F9"/>
+          </w:tcPr>
+          <w:p>
+            <w:pPr>
+              <w:spacing w:after="0" w:line="259" w:lineRule="auto"/>
               <w:jc w:val="left"/>
             </w:pPr>
             <w:r>
               <w:rPr>
-                <w:rFonts w:ascii="Arial" w:hAnsi="Arial"/>
-                <w:sz w:val="19"/>
+                <w:sz w:val="18"/>
               </w:rPr>
-              <w:t>API integration test đạt 149 test.</w:t>
+              <w:t>Parser, service, auth, invitation và profile</w:t>
             </w:r>
           </w:p>
         </w:tc>
@@ -4000,69 +1830,73 @@
         </w:trPr>
         <w:tc>
           <w:tcPr>
-            <w:tcW w:type="dxa" w:w="648"/>
-            <w:shd w:fill="F2F6FA"/>
-            <w:tcBorders>
-              <w:top w:val="single" w:sz="6" w:space="0" w:color="D9D9D9"/>
-              <w:left w:val="single" w:sz="6" w:space="0" w:color="D9D9D9"/>
-              <w:bottom w:val="single" w:sz="6" w:space="0" w:color="D9D9D9"/>
-              <w:right w:val="single" w:sz="6" w:space="0" w:color="D9D9D9"/>
-              <w:insideH w:val="single" w:sz="6" w:space="0" w:color="D9D9D9"/>
-              <w:insideV w:val="single" w:sz="6" w:space="0" w:color="D9D9D9"/>
-            </w:tcBorders>
+            <w:tcW w:type="dxa" w:w="2952"/>
+            <w:vAlign w:val="center"/>
             <w:tcMar>
-              <w:top w:w="90" w:type="dxa"/>
-              <w:start w:w="110" w:type="dxa"/>
-              <w:bottom w:w="90" w:type="dxa"/>
-              <w:end w:w="110" w:type="dxa"/>
+              <w:top w:w="100" w:type="dxa"/>
+              <w:start w:w="120" w:type="dxa"/>
+              <w:bottom w:w="100" w:type="dxa"/>
+              <w:end w:w="120" w:type="dxa"/>
             </w:tcMar>
-            <w:vAlign w:val="center"/>
           </w:tcPr>
           <w:p>
             <w:pPr>
-              <w:spacing w:after="0" w:before="0"/>
-              <w:jc w:val="center"/>
+              <w:spacing w:after="0" w:line="259" w:lineRule="auto"/>
+              <w:jc w:val="left"/>
             </w:pPr>
             <w:r>
               <w:rPr>
-                <w:rFonts w:ascii="Arial" w:hAnsi="Arial"/>
-                <w:sz w:val="19"/>
+                <w:sz w:val="18"/>
               </w:rPr>
-              <w:t>[x]</w:t>
+              <w:t>API integration test</w:t>
             </w:r>
           </w:p>
         </w:tc>
         <w:tc>
           <w:tcPr>
-            <w:tcW w:type="dxa" w:w="9432"/>
-            <w:shd w:fill="F2F6FA"/>
-            <w:tcBorders>
-              <w:top w:val="single" w:sz="6" w:space="0" w:color="D9D9D9"/>
-              <w:left w:val="single" w:sz="6" w:space="0" w:color="D9D9D9"/>
-              <w:bottom w:val="single" w:sz="6" w:space="0" w:color="D9D9D9"/>
-              <w:right w:val="single" w:sz="6" w:space="0" w:color="D9D9D9"/>
-              <w:insideH w:val="single" w:sz="6" w:space="0" w:color="D9D9D9"/>
-              <w:insideV w:val="single" w:sz="6" w:space="0" w:color="D9D9D9"/>
-            </w:tcBorders>
+            <w:tcW w:type="dxa" w:w="1800"/>
+            <w:vAlign w:val="center"/>
             <w:tcMar>
-              <w:top w:w="90" w:type="dxa"/>
-              <w:start w:w="110" w:type="dxa"/>
-              <w:bottom w:w="90" w:type="dxa"/>
-              <w:end w:w="110" w:type="dxa"/>
+              <w:top w:w="100" w:type="dxa"/>
+              <w:start w:w="120" w:type="dxa"/>
+              <w:bottom w:w="100" w:type="dxa"/>
+              <w:end w:w="120" w:type="dxa"/>
             </w:tcMar>
-            <w:vAlign w:val="center"/>
           </w:tcPr>
           <w:p>
             <w:pPr>
-              <w:spacing w:after="0" w:before="0"/>
+              <w:spacing w:after="0" w:line="259" w:lineRule="auto"/>
+              <w:jc w:val="center"/>
+            </w:pPr>
+            <w:r>
+              <w:rPr>
+                <w:sz w:val="18"/>
+              </w:rPr>
+              <w:t>152 trên 152</w:t>
+            </w:r>
+          </w:p>
+        </w:tc>
+        <w:tc>
+          <w:tcPr>
+            <w:tcW w:type="dxa" w:w="4968"/>
+            <w:vAlign w:val="center"/>
+            <w:tcMar>
+              <w:top w:w="100" w:type="dxa"/>
+              <w:start w:w="120" w:type="dxa"/>
+              <w:bottom w:w="100" w:type="dxa"/>
+              <w:end w:w="120" w:type="dxa"/>
+            </w:tcMar>
+          </w:tcPr>
+          <w:p>
+            <w:pPr>
+              <w:spacing w:after="0" w:line="259" w:lineRule="auto"/>
               <w:jc w:val="left"/>
             </w:pPr>
             <w:r>
               <w:rPr>
-                <w:rFonts w:ascii="Arial" w:hAnsi="Arial"/>
-                <w:sz w:val="19"/>
+                <w:sz w:val="18"/>
               </w:rPr>
-              <w:t>Web unit test đạt 19 test và acceptance test đạt 5 test.</w:t>
+              <w:t>PostgreSQL thật và toàn bộ route nghiệp vụ</w:t>
             </w:r>
           </w:p>
         </w:tc>
@@ -4073,69 +1907,76 @@
         </w:trPr>
         <w:tc>
           <w:tcPr>
-            <w:tcW w:type="dxa" w:w="648"/>
-            <w:shd w:fill="FFFFFF"/>
-            <w:tcBorders>
-              <w:top w:val="single" w:sz="6" w:space="0" w:color="D9D9D9"/>
-              <w:left w:val="single" w:sz="6" w:space="0" w:color="D9D9D9"/>
-              <w:bottom w:val="single" w:sz="6" w:space="0" w:color="D9D9D9"/>
-              <w:right w:val="single" w:sz="6" w:space="0" w:color="D9D9D9"/>
-              <w:insideH w:val="single" w:sz="6" w:space="0" w:color="D9D9D9"/>
-              <w:insideV w:val="single" w:sz="6" w:space="0" w:color="D9D9D9"/>
-            </w:tcBorders>
+            <w:tcW w:type="dxa" w:w="2952"/>
+            <w:vAlign w:val="center"/>
             <w:tcMar>
-              <w:top w:w="90" w:type="dxa"/>
-              <w:start w:w="110" w:type="dxa"/>
-              <w:bottom w:w="90" w:type="dxa"/>
-              <w:end w:w="110" w:type="dxa"/>
+              <w:top w:w="100" w:type="dxa"/>
+              <w:start w:w="120" w:type="dxa"/>
+              <w:bottom w:w="100" w:type="dxa"/>
+              <w:end w:w="120" w:type="dxa"/>
             </w:tcMar>
-            <w:vAlign w:val="center"/>
+            <w:shd w:fill="F5F7F9"/>
           </w:tcPr>
           <w:p>
             <w:pPr>
-              <w:spacing w:after="0" w:before="0"/>
-              <w:jc w:val="center"/>
+              <w:spacing w:after="0" w:line="259" w:lineRule="auto"/>
+              <w:jc w:val="left"/>
             </w:pPr>
             <w:r>
               <w:rPr>
-                <w:rFonts w:ascii="Arial" w:hAnsi="Arial"/>
-                <w:sz w:val="19"/>
+                <w:sz w:val="18"/>
               </w:rPr>
-              <w:t>[x]</w:t>
+              <w:t>Web unit test</w:t>
             </w:r>
           </w:p>
         </w:tc>
         <w:tc>
           <w:tcPr>
-            <w:tcW w:type="dxa" w:w="9432"/>
-            <w:shd w:fill="FFFFFF"/>
-            <w:tcBorders>
-              <w:top w:val="single" w:sz="6" w:space="0" w:color="D9D9D9"/>
-              <w:left w:val="single" w:sz="6" w:space="0" w:color="D9D9D9"/>
-              <w:bottom w:val="single" w:sz="6" w:space="0" w:color="D9D9D9"/>
-              <w:right w:val="single" w:sz="6" w:space="0" w:color="D9D9D9"/>
-              <w:insideH w:val="single" w:sz="6" w:space="0" w:color="D9D9D9"/>
-              <w:insideV w:val="single" w:sz="6" w:space="0" w:color="D9D9D9"/>
-            </w:tcBorders>
+            <w:tcW w:type="dxa" w:w="1800"/>
+            <w:vAlign w:val="center"/>
             <w:tcMar>
-              <w:top w:w="90" w:type="dxa"/>
-              <w:start w:w="110" w:type="dxa"/>
-              <w:bottom w:w="90" w:type="dxa"/>
-              <w:end w:w="110" w:type="dxa"/>
+              <w:top w:w="100" w:type="dxa"/>
+              <w:start w:w="120" w:type="dxa"/>
+              <w:bottom w:w="100" w:type="dxa"/>
+              <w:end w:w="120" w:type="dxa"/>
             </w:tcMar>
-            <w:vAlign w:val="center"/>
+            <w:shd w:fill="F5F7F9"/>
           </w:tcPr>
           <w:p>
             <w:pPr>
-              <w:spacing w:after="0" w:before="0"/>
+              <w:spacing w:after="0" w:line="259" w:lineRule="auto"/>
+              <w:jc w:val="center"/>
+            </w:pPr>
+            <w:r>
+              <w:rPr>
+                <w:sz w:val="18"/>
+              </w:rPr>
+              <w:t>24 trên 24</w:t>
+            </w:r>
+          </w:p>
+        </w:tc>
+        <w:tc>
+          <w:tcPr>
+            <w:tcW w:type="dxa" w:w="4968"/>
+            <w:vAlign w:val="center"/>
+            <w:tcMar>
+              <w:top w:w="100" w:type="dxa"/>
+              <w:start w:w="120" w:type="dxa"/>
+              <w:bottom w:w="100" w:type="dxa"/>
+              <w:end w:w="120" w:type="dxa"/>
+            </w:tcMar>
+            <w:shd w:fill="F5F7F9"/>
+          </w:tcPr>
+          <w:p>
+            <w:pPr>
+              <w:spacing w:after="0" w:line="259" w:lineRule="auto"/>
               <w:jc w:val="left"/>
             </w:pPr>
             <w:r>
               <w:rPr>
-                <w:rFonts w:ascii="Arial" w:hAnsi="Arial"/>
-                <w:sz w:val="19"/>
+                <w:sz w:val="18"/>
               </w:rPr>
-              <w:t>Web production build đạt.</w:t>
+              <w:t>Bao gồm tạo job và poll preview</w:t>
             </w:r>
           </w:p>
         </w:tc>
@@ -4146,69 +1987,73 @@
         </w:trPr>
         <w:tc>
           <w:tcPr>
-            <w:tcW w:type="dxa" w:w="648"/>
-            <w:shd w:fill="F2F6FA"/>
-            <w:tcBorders>
-              <w:top w:val="single" w:sz="6" w:space="0" w:color="D9D9D9"/>
-              <w:left w:val="single" w:sz="6" w:space="0" w:color="D9D9D9"/>
-              <w:bottom w:val="single" w:sz="6" w:space="0" w:color="D9D9D9"/>
-              <w:right w:val="single" w:sz="6" w:space="0" w:color="D9D9D9"/>
-              <w:insideH w:val="single" w:sz="6" w:space="0" w:color="D9D9D9"/>
-              <w:insideV w:val="single" w:sz="6" w:space="0" w:color="D9D9D9"/>
-            </w:tcBorders>
+            <w:tcW w:type="dxa" w:w="2952"/>
+            <w:vAlign w:val="center"/>
             <w:tcMar>
-              <w:top w:w="90" w:type="dxa"/>
-              <w:start w:w="110" w:type="dxa"/>
-              <w:bottom w:w="90" w:type="dxa"/>
-              <w:end w:w="110" w:type="dxa"/>
+              <w:top w:w="100" w:type="dxa"/>
+              <w:start w:w="120" w:type="dxa"/>
+              <w:bottom w:w="100" w:type="dxa"/>
+              <w:end w:w="120" w:type="dxa"/>
             </w:tcMar>
-            <w:vAlign w:val="center"/>
           </w:tcPr>
           <w:p>
             <w:pPr>
-              <w:spacing w:after="0" w:before="0"/>
-              <w:jc w:val="center"/>
+              <w:spacing w:after="0" w:line="259" w:lineRule="auto"/>
+              <w:jc w:val="left"/>
             </w:pPr>
             <w:r>
               <w:rPr>
-                <w:rFonts w:ascii="Arial" w:hAnsi="Arial"/>
-                <w:sz w:val="19"/>
+                <w:sz w:val="18"/>
               </w:rPr>
-              <w:t>[x]</w:t>
+              <w:t>Web acceptance test</w:t>
             </w:r>
           </w:p>
         </w:tc>
         <w:tc>
           <w:tcPr>
-            <w:tcW w:type="dxa" w:w="9432"/>
-            <w:shd w:fill="F2F6FA"/>
-            <w:tcBorders>
-              <w:top w:val="single" w:sz="6" w:space="0" w:color="D9D9D9"/>
-              <w:left w:val="single" w:sz="6" w:space="0" w:color="D9D9D9"/>
-              <w:bottom w:val="single" w:sz="6" w:space="0" w:color="D9D9D9"/>
-              <w:right w:val="single" w:sz="6" w:space="0" w:color="D9D9D9"/>
-              <w:insideH w:val="single" w:sz="6" w:space="0" w:color="D9D9D9"/>
-              <w:insideV w:val="single" w:sz="6" w:space="0" w:color="D9D9D9"/>
-            </w:tcBorders>
+            <w:tcW w:type="dxa" w:w="1800"/>
+            <w:vAlign w:val="center"/>
             <w:tcMar>
-              <w:top w:w="90" w:type="dxa"/>
-              <w:start w:w="110" w:type="dxa"/>
-              <w:bottom w:w="90" w:type="dxa"/>
-              <w:end w:w="110" w:type="dxa"/>
+              <w:top w:w="100" w:type="dxa"/>
+              <w:start w:w="120" w:type="dxa"/>
+              <w:bottom w:w="100" w:type="dxa"/>
+              <w:end w:w="120" w:type="dxa"/>
             </w:tcMar>
-            <w:vAlign w:val="center"/>
           </w:tcPr>
           <w:p>
             <w:pPr>
-              <w:spacing w:after="0" w:before="0"/>
+              <w:spacing w:after="0" w:line="259" w:lineRule="auto"/>
+              <w:jc w:val="center"/>
+            </w:pPr>
+            <w:r>
+              <w:rPr>
+                <w:sz w:val="18"/>
+              </w:rPr>
+              <w:t>5 trên 5</w:t>
+            </w:r>
+          </w:p>
+        </w:tc>
+        <w:tc>
+          <w:tcPr>
+            <w:tcW w:type="dxa" w:w="4968"/>
+            <w:vAlign w:val="center"/>
+            <w:tcMar>
+              <w:top w:w="100" w:type="dxa"/>
+              <w:start w:w="120" w:type="dxa"/>
+              <w:bottom w:w="100" w:type="dxa"/>
+              <w:end w:w="120" w:type="dxa"/>
+            </w:tcMar>
+          </w:tcPr>
+          <w:p>
+            <w:pPr>
+              <w:spacing w:after="0" w:line="259" w:lineRule="auto"/>
               <w:jc w:val="left"/>
             </w:pPr>
             <w:r>
               <w:rPr>
-                <w:rFonts w:ascii="Arial" w:hAnsi="Arial"/>
-                <w:sz w:val="19"/>
+                <w:sz w:val="18"/>
               </w:rPr>
-              <w:t>UI import upload, preview và confirm end to end đạt.</w:t>
+              <w:t>Trang import, audit và bảo vệ truy cập</w:t>
             </w:r>
           </w:p>
         </w:tc>
@@ -4219,69 +2064,226 @@
         </w:trPr>
         <w:tc>
           <w:tcPr>
-            <w:tcW w:type="dxa" w:w="648"/>
-            <w:shd w:fill="FFFFFF"/>
-            <w:tcBorders>
-              <w:top w:val="single" w:sz="6" w:space="0" w:color="D9D9D9"/>
-              <w:left w:val="single" w:sz="6" w:space="0" w:color="D9D9D9"/>
-              <w:bottom w:val="single" w:sz="6" w:space="0" w:color="D9D9D9"/>
-              <w:right w:val="single" w:sz="6" w:space="0" w:color="D9D9D9"/>
-              <w:insideH w:val="single" w:sz="6" w:space="0" w:color="D9D9D9"/>
-              <w:insideV w:val="single" w:sz="6" w:space="0" w:color="D9D9D9"/>
-            </w:tcBorders>
+            <w:tcW w:type="dxa" w:w="2952"/>
+            <w:vAlign w:val="center"/>
             <w:tcMar>
-              <w:top w:w="90" w:type="dxa"/>
-              <w:start w:w="110" w:type="dxa"/>
-              <w:bottom w:w="90" w:type="dxa"/>
-              <w:end w:w="110" w:type="dxa"/>
+              <w:top w:w="100" w:type="dxa"/>
+              <w:start w:w="120" w:type="dxa"/>
+              <w:bottom w:w="100" w:type="dxa"/>
+              <w:end w:w="120" w:type="dxa"/>
             </w:tcMar>
-            <w:vAlign w:val="center"/>
+            <w:shd w:fill="F5F7F9"/>
           </w:tcPr>
           <w:p>
             <w:pPr>
-              <w:spacing w:after="0" w:before="0"/>
-              <w:jc w:val="center"/>
+              <w:spacing w:after="0" w:line="259" w:lineRule="auto"/>
+              <w:jc w:val="left"/>
             </w:pPr>
             <w:r>
               <w:rPr>
-                <w:rFonts w:ascii="Arial" w:hAnsi="Arial"/>
-                <w:sz w:val="19"/>
+                <w:sz w:val="18"/>
               </w:rPr>
-              <w:t>[x]</w:t>
+              <w:t>Web production build</w:t>
             </w:r>
           </w:p>
         </w:tc>
         <w:tc>
           <w:tcPr>
-            <w:tcW w:type="dxa" w:w="9432"/>
-            <w:shd w:fill="FFFFFF"/>
-            <w:tcBorders>
-              <w:top w:val="single" w:sz="6" w:space="0" w:color="D9D9D9"/>
-              <w:left w:val="single" w:sz="6" w:space="0" w:color="D9D9D9"/>
-              <w:bottom w:val="single" w:sz="6" w:space="0" w:color="D9D9D9"/>
-              <w:right w:val="single" w:sz="6" w:space="0" w:color="D9D9D9"/>
-              <w:insideH w:val="single" w:sz="6" w:space="0" w:color="D9D9D9"/>
-              <w:insideV w:val="single" w:sz="6" w:space="0" w:color="D9D9D9"/>
-            </w:tcBorders>
+            <w:tcW w:type="dxa" w:w="1800"/>
+            <w:vAlign w:val="center"/>
             <w:tcMar>
-              <w:top w:w="90" w:type="dxa"/>
-              <w:start w:w="110" w:type="dxa"/>
-              <w:bottom w:w="90" w:type="dxa"/>
-              <w:end w:w="110" w:type="dxa"/>
+              <w:top w:w="100" w:type="dxa"/>
+              <w:start w:w="120" w:type="dxa"/>
+              <w:bottom w:w="100" w:type="dxa"/>
+              <w:end w:w="120" w:type="dxa"/>
             </w:tcMar>
-            <w:vAlign w:val="center"/>
+            <w:shd w:fill="F5F7F9"/>
           </w:tcPr>
           <w:p>
             <w:pPr>
-              <w:spacing w:after="0" w:before="0"/>
+              <w:spacing w:after="0" w:line="259" w:lineRule="auto"/>
+              <w:jc w:val="center"/>
+            </w:pPr>
+            <w:r>
+              <w:rPr>
+                <w:sz w:val="18"/>
+              </w:rPr>
+              <w:t>Đạt</w:t>
+            </w:r>
+          </w:p>
+        </w:tc>
+        <w:tc>
+          <w:tcPr>
+            <w:tcW w:type="dxa" w:w="4968"/>
+            <w:vAlign w:val="center"/>
+            <w:tcMar>
+              <w:top w:w="100" w:type="dxa"/>
+              <w:start w:w="120" w:type="dxa"/>
+              <w:bottom w:w="100" w:type="dxa"/>
+              <w:end w:w="120" w:type="dxa"/>
+            </w:tcMar>
+            <w:shd w:fill="F5F7F9"/>
+          </w:tcPr>
+          <w:p>
+            <w:pPr>
+              <w:spacing w:after="0" w:line="259" w:lineRule="auto"/>
               <w:jc w:val="left"/>
             </w:pPr>
             <w:r>
               <w:rPr>
-                <w:rFonts w:ascii="Arial" w:hAnsi="Arial"/>
+                <w:sz w:val="18"/>
+              </w:rPr>
+              <w:t>Nuxt client và server build thành công</w:t>
+            </w:r>
+          </w:p>
+        </w:tc>
+      </w:tr>
+    </w:tbl>
+    <w:p>
+      <w:pPr>
+        <w:spacing w:after="0"/>
+      </w:pPr>
+    </w:p>
+    <w:p>
+      <w:pPr>
+        <w:pStyle w:val="Heading1"/>
+      </w:pPr>
+      <w:r>
+        <w:t>7 Điều kiện nghiệm thu đặc biệt</w:t>
+      </w:r>
+    </w:p>
+    <w:p>
+      <w:pPr>
+        <w:pStyle w:val="ListBullet"/>
+        <w:spacing w:after="60"/>
+      </w:pPr>
+      <w:r>
+        <w:t>Hai request confirm đồng thời vào cùng previewId trên PostgreSQL thật chỉ có một request commit thành công.</w:t>
+      </w:r>
+    </w:p>
+    <w:p>
+      <w:pPr>
+        <w:pStyle w:val="ListBullet"/>
+        <w:spacing w:after="60"/>
+      </w:pPr>
+      <w:r>
+        <w:t>Preview lock quá hạn được lazy-reclaim; holder cũ không thể release hoặc complete lease của holder mới.</w:t>
+      </w:r>
+    </w:p>
+    <w:p>
+      <w:pPr>
+        <w:pStyle w:val="ListBullet"/>
+        <w:spacing w:after="60"/>
+      </w:pPr>
+      <w:r>
+        <w:t>Worker từ chối XLSX có compression ratio bất thường và trả mã IMPORT_ARCHIVE_LIMIT_EXCEEDED.</w:t>
+      </w:r>
+    </w:p>
+    <w:p>
+      <w:pPr>
+        <w:pStyle w:val="ListBullet"/>
+        <w:spacing w:after="60"/>
+      </w:pPr>
+      <w:r>
+        <w:t>Rollback toàn bộ khi unique conflict xuất hiện sau preview; không để lại sinh viên, audit hoặc invitation job nửa vời.</w:t>
+      </w:r>
+    </w:p>
+    <w:p>
+      <w:pPr>
+        <w:pStyle w:val="ListBullet"/>
+        <w:spacing w:after="60"/>
+      </w:pPr>
+      <w:r>
+        <w:t>ORGANIZATION scope không cấp quyền đọc sinh viên vì schema không có quan hệ organization với student hoặc class.</w:t>
+      </w:r>
+    </w:p>
+    <w:p>
+      <w:r>
+        <w:br w:type="page"/>
+      </w:r>
+    </w:p>
+    <w:p>
+      <w:pPr>
+        <w:pStyle w:val="Heading1"/>
+      </w:pPr>
+      <w:r>
+        <w:t>8 Definition of Done</w:t>
+      </w:r>
+    </w:p>
+    <w:tbl>
+      <w:tblPr>
+        <w:tblW w:type="auto" w:w="0"/>
+        <w:jc w:val="center"/>
+        <w:tblLayout w:type="fixed"/>
+        <w:tblLook w:firstColumn="1" w:firstRow="1" w:lastColumn="0" w:lastRow="0" w:noHBand="0" w:noVBand="1" w:val="04A0"/>
+        <w:tblBorders>
+          <w:top w:val="single" w:sz="4" w:color="D9D9D9"/>
+          <w:left w:val="single" w:sz="4" w:color="D9D9D9"/>
+          <w:bottom w:val="single" w:sz="4" w:color="D9D9D9"/>
+          <w:right w:val="single" w:sz="4" w:color="D9D9D9"/>
+          <w:insideH w:val="single" w:sz="4" w:color="D9D9D9"/>
+          <w:insideV w:val="single" w:sz="4" w:color="D9D9D9"/>
+        </w:tblBorders>
+      </w:tblPr>
+      <w:tblGrid>
+        <w:gridCol w:w="4997"/>
+        <w:gridCol w:w="4997"/>
+      </w:tblGrid>
+      <w:tr>
+        <w:trPr>
+          <w:tblHeader w:val="true"/>
+          <w:cantSplit/>
+        </w:trPr>
+        <w:tc>
+          <w:tcPr>
+            <w:tcW w:type="dxa" w:w="792"/>
+            <w:vAlign w:val="center"/>
+            <w:shd w:fill="17365D"/>
+            <w:tcMar>
+              <w:top w:w="100" w:type="dxa"/>
+              <w:start w:w="120" w:type="dxa"/>
+              <w:bottom w:w="100" w:type="dxa"/>
+              <w:end w:w="120" w:type="dxa"/>
+            </w:tcMar>
+          </w:tcPr>
+          <w:p>
+            <w:pPr>
+              <w:spacing w:after="0"/>
+              <w:jc w:val="center"/>
+            </w:pPr>
+            <w:r>
+              <w:rPr>
+                <w:b/>
+                <w:color w:val="FFFFFF"/>
                 <w:sz w:val="19"/>
               </w:rPr>
-              <w:t>Dữ liệu sinh viên đồng bộ đúng mã, họ tên, lớp và khoa.</w:t>
+            </w:r>
+          </w:p>
+        </w:tc>
+        <w:tc>
+          <w:tcPr>
+            <w:tcW w:type="dxa" w:w="8928"/>
+            <w:vAlign w:val="center"/>
+            <w:shd w:fill="17365D"/>
+            <w:tcMar>
+              <w:top w:w="100" w:type="dxa"/>
+              <w:start w:w="120" w:type="dxa"/>
+              <w:bottom w:w="100" w:type="dxa"/>
+              <w:end w:w="120" w:type="dxa"/>
+            </w:tcMar>
+          </w:tcPr>
+          <w:p>
+            <w:pPr>
+              <w:spacing w:after="0"/>
+              <w:jc w:val="center"/>
+            </w:pPr>
+            <w:r>
+              <w:rPr>
+                <w:b/>
+                <w:color w:val="FFFFFF"/>
+                <w:sz w:val="19"/>
+              </w:rPr>
+              <w:t>Tiêu chí</w:t>
             </w:r>
           </w:p>
         </w:tc>
@@ -4292,69 +2294,49 @@
         </w:trPr>
         <w:tc>
           <w:tcPr>
-            <w:tcW w:type="dxa" w:w="648"/>
-            <w:shd w:fill="F2F6FA"/>
-            <w:tcBorders>
-              <w:top w:val="single" w:sz="6" w:space="0" w:color="D9D9D9"/>
-              <w:left w:val="single" w:sz="6" w:space="0" w:color="D9D9D9"/>
-              <w:bottom w:val="single" w:sz="6" w:space="0" w:color="D9D9D9"/>
-              <w:right w:val="single" w:sz="6" w:space="0" w:color="D9D9D9"/>
-              <w:insideH w:val="single" w:sz="6" w:space="0" w:color="D9D9D9"/>
-              <w:insideV w:val="single" w:sz="6" w:space="0" w:color="D9D9D9"/>
-            </w:tcBorders>
+            <w:tcW w:type="dxa" w:w="792"/>
+            <w:vAlign w:val="center"/>
             <w:tcMar>
-              <w:top w:w="90" w:type="dxa"/>
-              <w:start w:w="110" w:type="dxa"/>
-              <w:bottom w:w="90" w:type="dxa"/>
-              <w:end w:w="110" w:type="dxa"/>
+              <w:top w:w="100" w:type="dxa"/>
+              <w:start w:w="120" w:type="dxa"/>
+              <w:bottom w:w="100" w:type="dxa"/>
+              <w:end w:w="120" w:type="dxa"/>
             </w:tcMar>
-            <w:vAlign w:val="center"/>
           </w:tcPr>
           <w:p>
             <w:pPr>
-              <w:spacing w:after="0" w:before="0"/>
+              <w:spacing w:after="0" w:line="259" w:lineRule="auto"/>
               <w:jc w:val="center"/>
             </w:pPr>
             <w:r>
               <w:rPr>
-                <w:rFonts w:ascii="Arial" w:hAnsi="Arial"/>
-                <w:sz w:val="19"/>
+                <w:sz w:val="18"/>
               </w:rPr>
-              <w:t>[x]</w:t>
+              <w:t>✓</w:t>
             </w:r>
           </w:p>
         </w:tc>
         <w:tc>
           <w:tcPr>
-            <w:tcW w:type="dxa" w:w="9432"/>
-            <w:shd w:fill="F2F6FA"/>
-            <w:tcBorders>
-              <w:top w:val="single" w:sz="6" w:space="0" w:color="D9D9D9"/>
-              <w:left w:val="single" w:sz="6" w:space="0" w:color="D9D9D9"/>
-              <w:bottom w:val="single" w:sz="6" w:space="0" w:color="D9D9D9"/>
-              <w:right w:val="single" w:sz="6" w:space="0" w:color="D9D9D9"/>
-              <w:insideH w:val="single" w:sz="6" w:space="0" w:color="D9D9D9"/>
-              <w:insideV w:val="single" w:sz="6" w:space="0" w:color="D9D9D9"/>
-            </w:tcBorders>
+            <w:tcW w:type="dxa" w:w="8928"/>
+            <w:vAlign w:val="center"/>
             <w:tcMar>
-              <w:top w:w="90" w:type="dxa"/>
-              <w:start w:w="110" w:type="dxa"/>
-              <w:bottom w:w="90" w:type="dxa"/>
-              <w:end w:w="110" w:type="dxa"/>
+              <w:top w:w="100" w:type="dxa"/>
+              <w:start w:w="120" w:type="dxa"/>
+              <w:bottom w:w="100" w:type="dxa"/>
+              <w:end w:w="120" w:type="dxa"/>
             </w:tcMar>
-            <w:vAlign w:val="center"/>
           </w:tcPr>
           <w:p>
             <w:pPr>
-              <w:spacing w:after="0" w:before="0"/>
+              <w:spacing w:after="0" w:line="259" w:lineRule="auto"/>
               <w:jc w:val="left"/>
             </w:pPr>
             <w:r>
               <w:rPr>
-                <w:rFonts w:ascii="Arial" w:hAnsi="Arial"/>
-                <w:sz w:val="19"/>
+                <w:sz w:val="18"/>
               </w:rPr>
-              <w:t>Audit log hiển thị đúng bộ lọc, metadata và phân trang.</w:t>
+              <w:t>Migration file, job và preview chạy được trên PostgreSQL test.</w:t>
             </w:r>
           </w:p>
         </w:tc>
@@ -4365,69 +2347,51 @@
         </w:trPr>
         <w:tc>
           <w:tcPr>
-            <w:tcW w:type="dxa" w:w="648"/>
-            <w:shd w:fill="FFFFFF"/>
-            <w:tcBorders>
-              <w:top w:val="single" w:sz="6" w:space="0" w:color="D9D9D9"/>
-              <w:left w:val="single" w:sz="6" w:space="0" w:color="D9D9D9"/>
-              <w:bottom w:val="single" w:sz="6" w:space="0" w:color="D9D9D9"/>
-              <w:right w:val="single" w:sz="6" w:space="0" w:color="D9D9D9"/>
-              <w:insideH w:val="single" w:sz="6" w:space="0" w:color="D9D9D9"/>
-              <w:insideV w:val="single" w:sz="6" w:space="0" w:color="D9D9D9"/>
-            </w:tcBorders>
+            <w:tcW w:type="dxa" w:w="792"/>
+            <w:vAlign w:val="center"/>
             <w:tcMar>
-              <w:top w:w="90" w:type="dxa"/>
-              <w:start w:w="110" w:type="dxa"/>
-              <w:bottom w:w="90" w:type="dxa"/>
-              <w:end w:w="110" w:type="dxa"/>
+              <w:top w:w="100" w:type="dxa"/>
+              <w:start w:w="120" w:type="dxa"/>
+              <w:bottom w:w="100" w:type="dxa"/>
+              <w:end w:w="120" w:type="dxa"/>
             </w:tcMar>
-            <w:vAlign w:val="center"/>
+            <w:shd w:fill="F5F7F9"/>
           </w:tcPr>
           <w:p>
             <w:pPr>
-              <w:spacing w:after="0" w:before="0"/>
+              <w:spacing w:after="0" w:line="259" w:lineRule="auto"/>
               <w:jc w:val="center"/>
             </w:pPr>
             <w:r>
               <w:rPr>
-                <w:rFonts w:ascii="Arial" w:hAnsi="Arial"/>
-                <w:sz w:val="19"/>
+                <w:sz w:val="18"/>
               </w:rPr>
-              <w:t>[x]</w:t>
+              <w:t>✓</w:t>
             </w:r>
           </w:p>
         </w:tc>
         <w:tc>
           <w:tcPr>
-            <w:tcW w:type="dxa" w:w="9432"/>
-            <w:shd w:fill="FFFFFF"/>
-            <w:tcBorders>
-              <w:top w:val="single" w:sz="6" w:space="0" w:color="D9D9D9"/>
-              <w:left w:val="single" w:sz="6" w:space="0" w:color="D9D9D9"/>
-              <w:bottom w:val="single" w:sz="6" w:space="0" w:color="D9D9D9"/>
-              <w:right w:val="single" w:sz="6" w:space="0" w:color="D9D9D9"/>
-              <w:insideH w:val="single" w:sz="6" w:space="0" w:color="D9D9D9"/>
-              <w:insideV w:val="single" w:sz="6" w:space="0" w:color="D9D9D9"/>
-            </w:tcBorders>
+            <w:tcW w:type="dxa" w:w="8928"/>
+            <w:vAlign w:val="center"/>
             <w:tcMar>
-              <w:top w:w="90" w:type="dxa"/>
-              <w:start w:w="110" w:type="dxa"/>
-              <w:bottom w:w="90" w:type="dxa"/>
-              <w:end w:w="110" w:type="dxa"/>
+              <w:top w:w="100" w:type="dxa"/>
+              <w:start w:w="120" w:type="dxa"/>
+              <w:bottom w:w="100" w:type="dxa"/>
+              <w:end w:w="120" w:type="dxa"/>
             </w:tcMar>
-            <w:vAlign w:val="center"/>
+            <w:shd w:fill="F5F7F9"/>
           </w:tcPr>
           <w:p>
             <w:pPr>
-              <w:spacing w:after="0" w:before="0"/>
+              <w:spacing w:after="0" w:line="259" w:lineRule="auto"/>
               <w:jc w:val="left"/>
             </w:pPr>
             <w:r>
               <w:rPr>
-                <w:rFonts w:ascii="Arial" w:hAnsi="Arial"/>
-                <w:sz w:val="19"/>
+                <w:sz w:val="18"/>
               </w:rPr>
-              <w:t>Invitation worker gửi đủ email kích hoạt và ghi audit.</w:t>
+              <w:t>API typecheck, unit test, integration test và build đạt.</w:t>
             </w:r>
           </w:p>
         </w:tc>
@@ -4438,69 +2402,320 @@
         </w:trPr>
         <w:tc>
           <w:tcPr>
-            <w:tcW w:type="dxa" w:w="648"/>
-            <w:shd w:fill="F2F6FA"/>
-            <w:tcBorders>
-              <w:top w:val="single" w:sz="6" w:space="0" w:color="D9D9D9"/>
-              <w:left w:val="single" w:sz="6" w:space="0" w:color="D9D9D9"/>
-              <w:bottom w:val="single" w:sz="6" w:space="0" w:color="D9D9D9"/>
-              <w:right w:val="single" w:sz="6" w:space="0" w:color="D9D9D9"/>
-              <w:insideH w:val="single" w:sz="6" w:space="0" w:color="D9D9D9"/>
-              <w:insideV w:val="single" w:sz="6" w:space="0" w:color="D9D9D9"/>
-            </w:tcBorders>
+            <w:tcW w:type="dxa" w:w="792"/>
+            <w:vAlign w:val="center"/>
             <w:tcMar>
-              <w:top w:w="90" w:type="dxa"/>
-              <w:start w:w="110" w:type="dxa"/>
-              <w:bottom w:w="90" w:type="dxa"/>
-              <w:end w:w="110" w:type="dxa"/>
+              <w:top w:w="100" w:type="dxa"/>
+              <w:start w:w="120" w:type="dxa"/>
+              <w:bottom w:w="100" w:type="dxa"/>
+              <w:end w:w="120" w:type="dxa"/>
             </w:tcMar>
-            <w:vAlign w:val="center"/>
           </w:tcPr>
           <w:p>
             <w:pPr>
-              <w:spacing w:after="0" w:before="0"/>
+              <w:spacing w:after="0" w:line="259" w:lineRule="auto"/>
               <w:jc w:val="center"/>
             </w:pPr>
             <w:r>
               <w:rPr>
-                <w:rFonts w:ascii="Arial" w:hAnsi="Arial"/>
-                <w:sz w:val="19"/>
+                <w:sz w:val="18"/>
               </w:rPr>
-              <w:t>[x]</w:t>
+              <w:t>✓</w:t>
             </w:r>
           </w:p>
         </w:tc>
         <w:tc>
           <w:tcPr>
-            <w:tcW w:type="dxa" w:w="9432"/>
-            <w:shd w:fill="F2F6FA"/>
-            <w:tcBorders>
-              <w:top w:val="single" w:sz="6" w:space="0" w:color="D9D9D9"/>
-              <w:left w:val="single" w:sz="6" w:space="0" w:color="D9D9D9"/>
-              <w:bottom w:val="single" w:sz="6" w:space="0" w:color="D9D9D9"/>
-              <w:right w:val="single" w:sz="6" w:space="0" w:color="D9D9D9"/>
-              <w:insideH w:val="single" w:sz="6" w:space="0" w:color="D9D9D9"/>
-              <w:insideV w:val="single" w:sz="6" w:space="0" w:color="D9D9D9"/>
-            </w:tcBorders>
+            <w:tcW w:type="dxa" w:w="8928"/>
+            <w:vAlign w:val="center"/>
             <w:tcMar>
-              <w:top w:w="90" w:type="dxa"/>
-              <w:start w:w="110" w:type="dxa"/>
-              <w:bottom w:w="90" w:type="dxa"/>
-              <w:end w:w="110" w:type="dxa"/>
+              <w:top w:w="100" w:type="dxa"/>
+              <w:start w:w="120" w:type="dxa"/>
+              <w:bottom w:w="100" w:type="dxa"/>
+              <w:end w:w="120" w:type="dxa"/>
             </w:tcMar>
-            <w:vAlign w:val="center"/>
           </w:tcPr>
           <w:p>
             <w:pPr>
-              <w:spacing w:after="0" w:before="0"/>
+              <w:spacing w:after="0" w:line="259" w:lineRule="auto"/>
               <w:jc w:val="left"/>
             </w:pPr>
             <w:r>
               <w:rPr>
-                <w:rFonts w:ascii="Arial" w:hAnsi="Arial"/>
-                <w:sz w:val="19"/>
+                <w:sz w:val="18"/>
               </w:rPr>
-              <w:t>Runbook, script demo và biên bản kiểm thử đã cập nhật.</w:t>
+              <w:t>Web unit test, acceptance test và production build đạt.</w:t>
+            </w:r>
+          </w:p>
+        </w:tc>
+      </w:tr>
+      <w:tr>
+        <w:trPr>
+          <w:cantSplit/>
+        </w:trPr>
+        <w:tc>
+          <w:tcPr>
+            <w:tcW w:type="dxa" w:w="792"/>
+            <w:vAlign w:val="center"/>
+            <w:tcMar>
+              <w:top w:w="100" w:type="dxa"/>
+              <w:start w:w="120" w:type="dxa"/>
+              <w:bottom w:w="100" w:type="dxa"/>
+              <w:end w:w="120" w:type="dxa"/>
+            </w:tcMar>
+            <w:shd w:fill="F5F7F9"/>
+          </w:tcPr>
+          <w:p>
+            <w:pPr>
+              <w:spacing w:after="0" w:line="259" w:lineRule="auto"/>
+              <w:jc w:val="center"/>
+            </w:pPr>
+            <w:r>
+              <w:rPr>
+                <w:sz w:val="18"/>
+              </w:rPr>
+              <w:t>✓</w:t>
+            </w:r>
+          </w:p>
+        </w:tc>
+        <w:tc>
+          <w:tcPr>
+            <w:tcW w:type="dxa" w:w="8928"/>
+            <w:vAlign w:val="center"/>
+            <w:tcMar>
+              <w:top w:w="100" w:type="dxa"/>
+              <w:start w:w="120" w:type="dxa"/>
+              <w:bottom w:w="100" w:type="dxa"/>
+              <w:end w:w="120" w:type="dxa"/>
+            </w:tcMar>
+            <w:shd w:fill="F5F7F9"/>
+          </w:tcPr>
+          <w:p>
+            <w:pPr>
+              <w:spacing w:after="0" w:line="259" w:lineRule="auto"/>
+              <w:jc w:val="left"/>
+            </w:pPr>
+            <w:r>
+              <w:rPr>
+                <w:sz w:val="18"/>
+              </w:rPr>
+              <w:t>Luồng upload, poll preview và confirm hoạt động end to end.</w:t>
+            </w:r>
+          </w:p>
+        </w:tc>
+      </w:tr>
+      <w:tr>
+        <w:trPr>
+          <w:cantSplit/>
+        </w:trPr>
+        <w:tc>
+          <w:tcPr>
+            <w:tcW w:type="dxa" w:w="792"/>
+            <w:vAlign w:val="center"/>
+            <w:tcMar>
+              <w:top w:w="100" w:type="dxa"/>
+              <w:start w:w="120" w:type="dxa"/>
+              <w:bottom w:w="100" w:type="dxa"/>
+              <w:end w:w="120" w:type="dxa"/>
+            </w:tcMar>
+          </w:tcPr>
+          <w:p>
+            <w:pPr>
+              <w:spacing w:after="0" w:line="259" w:lineRule="auto"/>
+              <w:jc w:val="center"/>
+            </w:pPr>
+            <w:r>
+              <w:rPr>
+                <w:sz w:val="18"/>
+              </w:rPr>
+              <w:t>✓</w:t>
+            </w:r>
+          </w:p>
+        </w:tc>
+        <w:tc>
+          <w:tcPr>
+            <w:tcW w:type="dxa" w:w="8928"/>
+            <w:vAlign w:val="center"/>
+            <w:tcMar>
+              <w:top w:w="100" w:type="dxa"/>
+              <w:start w:w="120" w:type="dxa"/>
+              <w:bottom w:w="100" w:type="dxa"/>
+              <w:end w:w="120" w:type="dxa"/>
+            </w:tcMar>
+          </w:tcPr>
+          <w:p>
+            <w:pPr>
+              <w:spacing w:after="0" w:line="259" w:lineRule="auto"/>
+              <w:jc w:val="left"/>
+            </w:pPr>
+            <w:r>
+              <w:rPr>
+                <w:sz w:val="18"/>
+              </w:rPr>
+              <w:t>Double-confirm, lazy reclaim, rollback và zip-bomb có test.</w:t>
+            </w:r>
+          </w:p>
+        </w:tc>
+      </w:tr>
+      <w:tr>
+        <w:trPr>
+          <w:cantSplit/>
+        </w:trPr>
+        <w:tc>
+          <w:tcPr>
+            <w:tcW w:type="dxa" w:w="792"/>
+            <w:vAlign w:val="center"/>
+            <w:tcMar>
+              <w:top w:w="100" w:type="dxa"/>
+              <w:start w:w="120" w:type="dxa"/>
+              <w:bottom w:w="100" w:type="dxa"/>
+              <w:end w:w="120" w:type="dxa"/>
+            </w:tcMar>
+            <w:shd w:fill="F5F7F9"/>
+          </w:tcPr>
+          <w:p>
+            <w:pPr>
+              <w:spacing w:after="0" w:line="259" w:lineRule="auto"/>
+              <w:jc w:val="center"/>
+            </w:pPr>
+            <w:r>
+              <w:rPr>
+                <w:sz w:val="18"/>
+              </w:rPr>
+              <w:t>✓</w:t>
+            </w:r>
+          </w:p>
+        </w:tc>
+        <w:tc>
+          <w:tcPr>
+            <w:tcW w:type="dxa" w:w="8928"/>
+            <w:vAlign w:val="center"/>
+            <w:tcMar>
+              <w:top w:w="100" w:type="dxa"/>
+              <w:start w:w="120" w:type="dxa"/>
+              <w:bottom w:w="100" w:type="dxa"/>
+              <w:end w:w="120" w:type="dxa"/>
+            </w:tcMar>
+            <w:shd w:fill="F5F7F9"/>
+          </w:tcPr>
+          <w:p>
+            <w:pPr>
+              <w:spacing w:after="0" w:line="259" w:lineRule="auto"/>
+              <w:jc w:val="left"/>
+            </w:pPr>
+            <w:r>
+              <w:rPr>
+                <w:sz w:val="18"/>
+              </w:rPr>
+              <w:t>CSV parser đã thay bằng thư viện và có bộ test edge case.</w:t>
+            </w:r>
+          </w:p>
+        </w:tc>
+      </w:tr>
+      <w:tr>
+        <w:trPr>
+          <w:cantSplit/>
+        </w:trPr>
+        <w:tc>
+          <w:tcPr>
+            <w:tcW w:type="dxa" w:w="792"/>
+            <w:vAlign w:val="center"/>
+            <w:tcMar>
+              <w:top w:w="100" w:type="dxa"/>
+              <w:start w:w="120" w:type="dxa"/>
+              <w:bottom w:w="100" w:type="dxa"/>
+              <w:end w:w="120" w:type="dxa"/>
+            </w:tcMar>
+          </w:tcPr>
+          <w:p>
+            <w:pPr>
+              <w:spacing w:after="0" w:line="259" w:lineRule="auto"/>
+              <w:jc w:val="center"/>
+            </w:pPr>
+            <w:r>
+              <w:rPr>
+                <w:sz w:val="18"/>
+              </w:rPr>
+              <w:t>✓</w:t>
+            </w:r>
+          </w:p>
+        </w:tc>
+        <w:tc>
+          <w:tcPr>
+            <w:tcW w:type="dxa" w:w="8928"/>
+            <w:vAlign w:val="center"/>
+            <w:tcMar>
+              <w:top w:w="100" w:type="dxa"/>
+              <w:start w:w="120" w:type="dxa"/>
+              <w:bottom w:w="100" w:type="dxa"/>
+              <w:end w:w="120" w:type="dxa"/>
+            </w:tcMar>
+          </w:tcPr>
+          <w:p>
+            <w:pPr>
+              <w:spacing w:after="0" w:line="259" w:lineRule="auto"/>
+              <w:jc w:val="left"/>
+            </w:pPr>
+            <w:r>
+              <w:rPr>
+                <w:sz w:val="18"/>
+              </w:rPr>
+              <w:t>Chuẩn Prettier đã được thiết lập và áp dụng cho các file thay đổi.</w:t>
+            </w:r>
+          </w:p>
+        </w:tc>
+      </w:tr>
+      <w:tr>
+        <w:trPr>
+          <w:cantSplit/>
+        </w:trPr>
+        <w:tc>
+          <w:tcPr>
+            <w:tcW w:type="dxa" w:w="792"/>
+            <w:vAlign w:val="center"/>
+            <w:tcMar>
+              <w:top w:w="100" w:type="dxa"/>
+              <w:start w:w="120" w:type="dxa"/>
+              <w:bottom w:w="100" w:type="dxa"/>
+              <w:end w:w="120" w:type="dxa"/>
+            </w:tcMar>
+            <w:shd w:fill="F5F7F9"/>
+          </w:tcPr>
+          <w:p>
+            <w:pPr>
+              <w:spacing w:after="0" w:line="259" w:lineRule="auto"/>
+              <w:jc w:val="center"/>
+            </w:pPr>
+            <w:r>
+              <w:rPr>
+                <w:sz w:val="18"/>
+              </w:rPr>
+              <w:t>✓</w:t>
+            </w:r>
+          </w:p>
+        </w:tc>
+        <w:tc>
+          <w:tcPr>
+            <w:tcW w:type="dxa" w:w="8928"/>
+            <w:vAlign w:val="center"/>
+            <w:tcMar>
+              <w:top w:w="100" w:type="dxa"/>
+              <w:start w:w="120" w:type="dxa"/>
+              <w:bottom w:w="100" w:type="dxa"/>
+              <w:end w:w="120" w:type="dxa"/>
+            </w:tcMar>
+            <w:shd w:fill="F5F7F9"/>
+          </w:tcPr>
+          <w:p>
+            <w:pPr>
+              <w:spacing w:after="0" w:line="259" w:lineRule="auto"/>
+              <w:jc w:val="left"/>
+            </w:pPr>
+            <w:r>
+              <w:rPr>
+                <w:sz w:val="18"/>
+              </w:rPr>
+              <w:t>README, báo cáo test và tài liệu hoàn thành được cập nhật.</w:t>
             </w:r>
           </w:p>
         </w:tc>
@@ -4508,94 +2723,20 @@
     </w:tbl>
     <w:p>
       <w:pPr>
-        <w:spacing w:after="20"/>
+        <w:spacing w:after="0"/>
       </w:pPr>
     </w:p>
     <w:p>
       <w:pPr>
         <w:pStyle w:val="Heading1"/>
-        <w:spacing w:after="140" w:line="259" w:lineRule="auto"/>
       </w:pPr>
       <w:r>
-        <w:rPr>
-          <w:rFonts w:ascii="Aptos" w:hAnsi="Aptos"/>
-          <w:b/>
-          <w:color w:val="000000"/>
-          <w:sz w:val="32"/>
-        </w:rPr>
-        <w:t>8 Quyết định và giới hạn cần nhớ</w:t>
+        <w:t>9 Giới hạn và bước sau Sprint 3</w:t>
       </w:r>
     </w:p>
     <w:p>
-      <w:pPr>
-        <w:pStyle w:val="ListBullet"/>
-        <w:spacing w:after="40" w:line="259" w:lineRule="auto"/>
-      </w:pPr>
       <w:r>
-        <w:rPr>
-          <w:rFonts w:ascii="Arial" w:hAnsi="Arial"/>
-        </w:rPr>
-        <w:t>Sprint 3 đã hoàn thành và được nghiệm thu trên local; kết luận này không đồng nghĩa hệ thống đã sẵn sàng production.</w:t>
-      </w:r>
-    </w:p>
-    <w:p>
-      <w:pPr>
-        <w:pStyle w:val="ListBullet"/>
-        <w:spacing w:after="40" w:line="259" w:lineRule="auto"/>
-      </w:pPr>
-      <w:r>
-        <w:rPr>
-          <w:rFonts w:ascii="Aptos" w:hAnsi="Aptos"/>
-          <w:b w:val="0"/>
-          <w:color w:val="000000"/>
-          <w:sz w:val="21"/>
-        </w:rPr>
-        <w:t>Database unique constraint là lớp bảo vệ cuối cùng; application preview chỉ là kiểm tra sớm để cải thiện UX.</w:t>
-      </w:r>
-    </w:p>
-    <w:p>
-      <w:pPr>
-        <w:pStyle w:val="ListBullet"/>
-        <w:spacing w:after="40" w:line="259" w:lineRule="auto"/>
-      </w:pPr>
-      <w:r>
-        <w:rPr>
-          <w:rFonts w:ascii="Aptos" w:hAnsi="Aptos"/>
-          <w:b w:val="0"/>
-          <w:color w:val="000000"/>
-          <w:sz w:val="21"/>
-        </w:rPr>
-        <w:t>InMemoryStudentImportPreviewStore được giữ cho local/test và phải được thay trước khi scale ngang.</w:t>
-      </w:r>
-    </w:p>
-    <w:p>
-      <w:pPr>
-        <w:pStyle w:val="ListBullet"/>
-        <w:spacing w:after="40" w:line="259" w:lineRule="auto"/>
-      </w:pPr>
-      <w:r>
-        <w:rPr>
-          <w:rFonts w:ascii="Aptos" w:hAnsi="Aptos"/>
-          <w:b w:val="0"/>
-          <w:color w:val="000000"/>
-          <w:sz w:val="21"/>
-        </w:rPr>
-        <w:t>Không đưa các module thủ tục, workflow, sinh tài liệu, chữ ký số và điểm rèn luyện vào Sprint 3.</w:t>
-      </w:r>
-    </w:p>
-    <w:p>
-      <w:pPr>
-        <w:pStyle w:val="ListBullet"/>
-        <w:spacing w:after="40" w:line="259" w:lineRule="auto"/>
-      </w:pPr>
-      <w:r>
-        <w:rPr>
-          <w:rFonts w:ascii="Aptos" w:hAnsi="Aptos"/>
-          <w:b w:val="0"/>
-          <w:color w:val="000000"/>
-          <w:sz w:val="21"/>
-        </w:rPr>
-        <w:t>Mọi thay đổi permission, scope hoặc dữ liệu quan trọng phải tiếp tục có test và audit tương ứng.</w:t>
+        <w:t>Không còn backlog P0.2 đến P0.5 trong phạm vi Sprint 3. Trước khi mở production, đội dự án vẫn phải tổ chức một đợt production readiness riêng gồm backup và restore drill, monitoring worker và queue depth, log tập trung, cảnh báo dung lượng PostgreSQL, deployment worker độc lập, capacity test và runbook xử lý sự cố. Đây là cổng vận hành, không phải phần chức năng còn thiếu của Sprint 3.</w:t>
       </w:r>
     </w:p>
     <w:p>
@@ -4603,7 +2744,7 @@
         <w:pStyle w:val="Heading1"/>
       </w:pPr>
       <w:r>
-        <w:t>9 Kết luận nghiệm thu</w:t>
+        <w:t>10 Kết luận nghiệm thu</w:t>
       </w:r>
     </w:p>
     <w:p>
@@ -4614,24 +2755,13 @@
         <w:t xml:space="preserve">Kết quả: </w:t>
       </w:r>
       <w:r>
-        <w:t>Chấp nhận Sprint 3 trên môi trường local ngày 09/09/2026. Demo trực tiếp đã xác nhận import hai sinh viên, đồng bộ lớp và khoa, audit metadata, phân trang audit, invitation worker và hai email kích hoạt.</w:t>
-      </w:r>
-    </w:p>
-    <w:p>
-      <w:r>
-        <w:rPr>
-          <w:b/>
-        </w:rPr>
-        <w:t xml:space="preserve">Điều kiện trước production: </w:t>
-      </w:r>
-      <w:r>
-        <w:t>Hoàn thành các backlog P0.2 đến P0.5, chạy lại hồi quy và thực hiện một đợt nghiệm thu production readiness riêng.</w:t>
+        <w:t>Chấp nhận Sprint 3 trên môi trường local ngày 10/09/2026. Luồng import đã được harden theo kiến trúc dùng PostgreSQL và worker riêng, đồng thời vượt các bài test đồng thời, thu hồi lease, rollback và archive nguy hiểm. Nhóm có thể chuyển sang phần tiếp theo; việc mở production chỉ được quyết định sau cổng production readiness độc lập.</w:t>
       </w:r>
     </w:p>
     <w:sectPr>
       <w:footerReference w:type="default" r:id="rId9"/>
       <w:pgSz w:w="12240" w:h="15840"/>
-      <w:pgMar w:top="893" w:right="1008" w:bottom="864" w:left="1008" w:header="720" w:footer="720" w:gutter="0"/>
+      <w:pgMar w:top="1037" w:right="1123" w:bottom="1037" w:left="1123" w:header="720" w:footer="720" w:gutter="0"/>
       <w:cols w:space="720"/>
       <w:docGrid w:linePitch="360"/>
     </w:sectPr>
@@ -4648,12 +2778,10 @@
     </w:pPr>
     <w:r>
       <w:rPr>
-        <w:rFonts w:ascii="Aptos" w:hAnsi="Aptos"/>
-        <w:b w:val="0"/>
-        <w:color w:val="6B7280"/>
-        <w:sz w:val="17"/>
-      </w:rPr>
-      <w:t>Student Service Portal · Kế hoạch Sprint 3</w:t>
+        <w:color w:val="5A5A5A"/>
+        <w:sz w:val="16"/>
+      </w:rPr>
+      <w:t>Kế hoạch Sprint 3 hoàn thành  •  10/09/2026</w:t>
     </w:r>
   </w:p>
 </w:ftr>
@@ -5022,8 +3150,11 @@
     <w:name w:val="Normal"/>
     <w:qFormat/>
     <w:rsid w:val="00FC693F"/>
+    <w:pPr>
+      <w:spacing w:after="120" w:line="271" w:lineRule="auto"/>
+    </w:pPr>
     <w:rPr>
-      <w:rFonts w:ascii="Arial" w:hAnsi="Arial"/>
+      <w:rFonts w:ascii="Aptos" w:hAnsi="Aptos" w:eastAsia="Aptos"/>
       <w:sz w:val="21"/>
     </w:rPr>
   </w:style>
@@ -5082,17 +3213,16 @@
     <w:pPr>
       <w:keepNext/>
       <w:keepLines/>
-      <w:spacing w:before="480" w:after="0"/>
+      <w:spacing w:before="280" w:after="120"/>
       <w:outlineLvl w:val="0"/>
     </w:pPr>
     <w:rPr>
-      <w:rFonts w:asciiTheme="majorHAnsi" w:eastAsiaTheme="majorEastAsia" w:hAnsiTheme="majorHAnsi" w:cstheme="majorBidi" w:ascii="Arial" w:hAnsi="Arial"/>
+      <w:rFonts w:asciiTheme="majorHAnsi" w:eastAsiaTheme="majorEastAsia" w:hAnsiTheme="majorHAnsi" w:cstheme="majorBidi" w:ascii="Aptos Display" w:hAnsi="Aptos Display" w:eastAsia="Aptos Display"/>
       <w:b/>
       <w:bCs/>
       <w:color w:val="000000"/>
-      <w:sz w:val="28"/>
+      <w:sz w:val="30"/>
       <w:szCs w:val="28"/>
-      <w:color w:val="000000"/>
     </w:rPr>
   </w:style>
   <w:style w:type="paragraph" w:styleId="Heading2">
@@ -5107,17 +3237,16 @@
     <w:pPr>
       <w:keepNext/>
       <w:keepLines/>
-      <w:spacing w:before="200" w:after="0"/>
+      <w:spacing w:before="200" w:after="80"/>
       <w:outlineLvl w:val="1"/>
     </w:pPr>
     <w:rPr>
-      <w:rFonts w:asciiTheme="majorHAnsi" w:eastAsiaTheme="majorEastAsia" w:hAnsiTheme="majorHAnsi" w:cstheme="majorBidi" w:ascii="Arial" w:hAnsi="Arial"/>
+      <w:rFonts w:asciiTheme="majorHAnsi" w:eastAsiaTheme="majorEastAsia" w:hAnsiTheme="majorHAnsi" w:cstheme="majorBidi" w:ascii="Aptos Display" w:hAnsi="Aptos Display" w:eastAsia="Aptos Display"/>
       <w:b/>
       <w:bCs/>
       <w:color w:val="000000"/>
-      <w:sz w:val="26"/>
+      <w:sz w:val="24"/>
       <w:szCs w:val="26"/>
-      <w:color w:val="000000"/>
     </w:rPr>
   </w:style>
   <w:style w:type="paragraph" w:styleId="Heading3">
@@ -5136,10 +3265,10 @@
       <w:outlineLvl w:val="2"/>
     </w:pPr>
     <w:rPr>
-      <w:rFonts w:asciiTheme="majorHAnsi" w:eastAsiaTheme="majorEastAsia" w:hAnsiTheme="majorHAnsi" w:cstheme="majorBidi" w:ascii="Aptos" w:hAnsi="Aptos"/>
+      <w:rFonts w:asciiTheme="majorHAnsi" w:eastAsiaTheme="majorEastAsia" w:hAnsiTheme="majorHAnsi" w:cstheme="majorBidi"/>
       <w:b/>
       <w:bCs/>
-      <w:color w:val="000000"/>
+      <w:color w:val="4F81BD" w:themeColor="accent1"/>
     </w:rPr>
   </w:style>
   <w:style w:type="paragraph" w:styleId="Heading4">
@@ -5370,17 +3499,17 @@
     <w:qFormat/>
     <w:rsid w:val="00FC693F"/>
     <w:pPr>
-      <w:spacing w:after="300" w:line="240" w:lineRule="auto"/>
+      <w:spacing w:after="180" w:line="240" w:lineRule="auto"/>
       <w:contextualSpacing/>
     </w:pPr>
     <w:rPr>
-      <w:rFonts w:asciiTheme="majorHAnsi" w:eastAsiaTheme="majorEastAsia" w:hAnsiTheme="majorHAnsi" w:cstheme="majorBidi" w:ascii="Arial" w:hAnsi="Arial"/>
+      <w:rFonts w:asciiTheme="majorHAnsi" w:eastAsiaTheme="majorEastAsia" w:hAnsiTheme="majorHAnsi" w:cstheme="majorBidi" w:ascii="Aptos Display" w:hAnsi="Aptos Display" w:eastAsia="Aptos Display"/>
+      <w:b/>
       <w:color w:val="000000"/>
       <w:spacing w:val="5"/>
       <w:kern w:val="28"/>
-      <w:sz w:val="52"/>
+      <w:sz w:val="50"/>
       <w:szCs w:val="52"/>
-      <w:color w:val="000000"/>
     </w:rPr>
   </w:style>
   <w:style w:type="character" w:customStyle="1" w:styleId="TitleChar">
